--- a/docs/document_technique.docx
+++ b/docs/document_technique.docx
@@ -70,12 +70,6 @@
         <w:gridCol w:w="6026"/>
       </w:tblGrid>
       <w:tr>
-        <w:tblPrEx>
-          <w:tblCellMar>
-            <w:top w:w="0" w:type="dxa"/>
-            <w:bottom w:w="0" w:type="dxa"/>
-          </w:tblCellMar>
-        </w:tblPrEx>
         <w:tc>
           <w:tcPr>
             <w:tcW w:w="3000" w:type="dxa"/>
@@ -138,12 +132,6 @@
         </w:tc>
       </w:tr>
       <w:tr>
-        <w:tblPrEx>
-          <w:tblCellMar>
-            <w:top w:w="0" w:type="dxa"/>
-            <w:bottom w:w="0" w:type="dxa"/>
-          </w:tblCellMar>
-        </w:tblPrEx>
         <w:tc>
           <w:tcPr>
             <w:tcW w:w="3000" w:type="dxa"/>
@@ -204,12 +192,6 @@
         </w:tc>
       </w:tr>
       <w:tr>
-        <w:tblPrEx>
-          <w:tblCellMar>
-            <w:top w:w="0" w:type="dxa"/>
-            <w:bottom w:w="0" w:type="dxa"/>
-          </w:tblCellMar>
-        </w:tblPrEx>
         <w:tc>
           <w:tcPr>
             <w:tcW w:w="3000" w:type="dxa"/>
@@ -278,12 +260,6 @@
         </w:tc>
       </w:tr>
       <w:tr>
-        <w:tblPrEx>
-          <w:tblCellMar>
-            <w:top w:w="0" w:type="dxa"/>
-            <w:bottom w:w="0" w:type="dxa"/>
-          </w:tblCellMar>
-        </w:tblPrEx>
         <w:tc>
           <w:tcPr>
             <w:tcW w:w="3000" w:type="dxa"/>
@@ -344,12 +320,6 @@
         </w:tc>
       </w:tr>
       <w:tr>
-        <w:tblPrEx>
-          <w:tblCellMar>
-            <w:top w:w="0" w:type="dxa"/>
-            <w:bottom w:w="0" w:type="dxa"/>
-          </w:tblCellMar>
-        </w:tblPrEx>
         <w:tc>
           <w:tcPr>
             <w:tcW w:w="3000" w:type="dxa"/>
@@ -410,12 +380,6 @@
         </w:tc>
       </w:tr>
       <w:tr>
-        <w:tblPrEx>
-          <w:tblCellMar>
-            <w:top w:w="0" w:type="dxa"/>
-            <w:bottom w:w="0" w:type="dxa"/>
-          </w:tblCellMar>
-        </w:tblPrEx>
         <w:tc>
           <w:tcPr>
             <w:tcW w:w="3000" w:type="dxa"/>
@@ -486,12 +450,6 @@
         </w:tc>
       </w:tr>
       <w:tr>
-        <w:tblPrEx>
-          <w:tblCellMar>
-            <w:top w:w="0" w:type="dxa"/>
-            <w:bottom w:w="0" w:type="dxa"/>
-          </w:tblCellMar>
-        </w:tblPrEx>
         <w:tc>
           <w:tcPr>
             <w:tcW w:w="3000" w:type="dxa"/>
@@ -681,12 +639,6 @@
         <w:gridCol w:w="10556"/>
       </w:tblGrid>
       <w:tr>
-        <w:tblPrEx>
-          <w:tblCellMar>
-            <w:top w:w="0" w:type="dxa"/>
-            <w:bottom w:w="0" w:type="dxa"/>
-          </w:tblCellMar>
-        </w:tblPrEx>
         <w:trPr>
           <w:trHeight w:val="4520"/>
         </w:trPr>
@@ -842,12 +794,6 @@
         <w:gridCol w:w="3048"/>
       </w:tblGrid>
       <w:tr>
-        <w:tblPrEx>
-          <w:tblCellMar>
-            <w:top w:w="0" w:type="dxa"/>
-            <w:bottom w:w="0" w:type="dxa"/>
-          </w:tblCellMar>
-        </w:tblPrEx>
         <w:tc>
           <w:tcPr>
             <w:tcW w:w="1800" w:type="dxa"/>
@@ -970,12 +916,6 @@
         </w:tc>
       </w:tr>
       <w:tr>
-        <w:tblPrEx>
-          <w:tblCellMar>
-            <w:top w:w="0" w:type="dxa"/>
-            <w:bottom w:w="0" w:type="dxa"/>
-          </w:tblCellMar>
-        </w:tblPrEx>
         <w:tc>
           <w:tcPr>
             <w:tcW w:w="1800" w:type="dxa"/>
@@ -1090,12 +1030,6 @@
         </w:tc>
       </w:tr>
       <w:tr>
-        <w:tblPrEx>
-          <w:tblCellMar>
-            <w:top w:w="0" w:type="dxa"/>
-            <w:bottom w:w="0" w:type="dxa"/>
-          </w:tblCellMar>
-        </w:tblPrEx>
         <w:tc>
           <w:tcPr>
             <w:tcW w:w="1800" w:type="dxa"/>
@@ -1210,12 +1144,6 @@
         </w:tc>
       </w:tr>
       <w:tr>
-        <w:tblPrEx>
-          <w:tblCellMar>
-            <w:top w:w="0" w:type="dxa"/>
-            <w:bottom w:w="0" w:type="dxa"/>
-          </w:tblCellMar>
-        </w:tblPrEx>
         <w:tc>
           <w:tcPr>
             <w:tcW w:w="1800" w:type="dxa"/>
@@ -1330,12 +1258,6 @@
         </w:tc>
       </w:tr>
       <w:tr>
-        <w:tblPrEx>
-          <w:tblCellMar>
-            <w:top w:w="0" w:type="dxa"/>
-            <w:bottom w:w="0" w:type="dxa"/>
-          </w:tblCellMar>
-        </w:tblPrEx>
         <w:tc>
           <w:tcPr>
             <w:tcW w:w="1800" w:type="dxa"/>
@@ -1441,12 +1363,6 @@
         </w:tc>
       </w:tr>
       <w:tr>
-        <w:tblPrEx>
-          <w:tblCellMar>
-            <w:top w:w="0" w:type="dxa"/>
-            <w:bottom w:w="0" w:type="dxa"/>
-          </w:tblCellMar>
-        </w:tblPrEx>
         <w:tc>
           <w:tcPr>
             <w:tcW w:w="1800" w:type="dxa"/>
@@ -1572,12 +1488,6 @@
         </w:tc>
       </w:tr>
       <w:tr>
-        <w:tblPrEx>
-          <w:tblCellMar>
-            <w:top w:w="0" w:type="dxa"/>
-            <w:bottom w:w="0" w:type="dxa"/>
-          </w:tblCellMar>
-        </w:tblPrEx>
         <w:tc>
           <w:tcPr>
             <w:tcW w:w="1800" w:type="dxa"/>
@@ -1694,12 +1604,6 @@
         </w:tc>
       </w:tr>
       <w:tr>
-        <w:tblPrEx>
-          <w:tblCellMar>
-            <w:top w:w="0" w:type="dxa"/>
-            <w:bottom w:w="0" w:type="dxa"/>
-          </w:tblCellMar>
-        </w:tblPrEx>
         <w:tc>
           <w:tcPr>
             <w:tcW w:w="1800" w:type="dxa"/>
@@ -1807,12 +1711,6 @@
         </w:tc>
       </w:tr>
       <w:tr>
-        <w:tblPrEx>
-          <w:tblCellMar>
-            <w:top w:w="0" w:type="dxa"/>
-            <w:bottom w:w="0" w:type="dxa"/>
-          </w:tblCellMar>
-        </w:tblPrEx>
         <w:tc>
           <w:tcPr>
             <w:tcW w:w="1800" w:type="dxa"/>
@@ -1927,12 +1825,6 @@
         </w:tc>
       </w:tr>
       <w:tr>
-        <w:tblPrEx>
-          <w:tblCellMar>
-            <w:top w:w="0" w:type="dxa"/>
-            <w:bottom w:w="0" w:type="dxa"/>
-          </w:tblCellMar>
-        </w:tblPrEx>
         <w:tc>
           <w:tcPr>
             <w:tcW w:w="1800" w:type="dxa"/>
@@ -2049,12 +1941,6 @@
         </w:tc>
       </w:tr>
       <w:tr>
-        <w:tblPrEx>
-          <w:tblCellMar>
-            <w:top w:w="0" w:type="dxa"/>
-            <w:bottom w:w="0" w:type="dxa"/>
-          </w:tblCellMar>
-        </w:tblPrEx>
         <w:tc>
           <w:tcPr>
             <w:tcW w:w="1800" w:type="dxa"/>
@@ -2171,12 +2057,6 @@
         </w:tc>
       </w:tr>
       <w:tr>
-        <w:tblPrEx>
-          <w:tblCellMar>
-            <w:top w:w="0" w:type="dxa"/>
-            <w:bottom w:w="0" w:type="dxa"/>
-          </w:tblCellMar>
-        </w:tblPrEx>
         <w:tc>
           <w:tcPr>
             <w:tcW w:w="1800" w:type="dxa"/>
@@ -2302,12 +2182,6 @@
         </w:tc>
       </w:tr>
       <w:tr>
-        <w:tblPrEx>
-          <w:tblCellMar>
-            <w:top w:w="0" w:type="dxa"/>
-            <w:bottom w:w="0" w:type="dxa"/>
-          </w:tblCellMar>
-        </w:tblPrEx>
         <w:tc>
           <w:tcPr>
             <w:tcW w:w="1800" w:type="dxa"/>
@@ -2427,26 +2301,12 @@
                 <w:sz w:val="20"/>
                 <w:szCs w:val="20"/>
               </w:rPr>
-              <w:t xml:space="preserve"> description&gt;</w:t>
-            </w:r>
-            <w:r>
-              <w:rPr>
-                <w:color w:val="000000"/>
-                <w:sz w:val="20"/>
-                <w:szCs w:val="20"/>
-              </w:rPr>
-              <w:t xml:space="preserve"> (max 160 car.)</w:t>
+              <w:t xml:space="preserve"> description&gt; (max 160 car.)</w:t>
             </w:r>
           </w:p>
         </w:tc>
       </w:tr>
       <w:tr>
-        <w:tblPrEx>
-          <w:tblCellMar>
-            <w:top w:w="0" w:type="dxa"/>
-            <w:bottom w:w="0" w:type="dxa"/>
-          </w:tblCellMar>
-        </w:tblPrEx>
         <w:tc>
           <w:tcPr>
             <w:tcW w:w="1800" w:type="dxa"/>
@@ -2598,12 +2458,6 @@
         <w:gridCol w:w="7226"/>
       </w:tblGrid>
       <w:tr>
-        <w:tblPrEx>
-          <w:tblCellMar>
-            <w:top w:w="0" w:type="dxa"/>
-            <w:bottom w:w="0" w:type="dxa"/>
-          </w:tblCellMar>
-        </w:tblPrEx>
         <w:tc>
           <w:tcPr>
             <w:tcW w:w="1800" w:type="dxa"/>
@@ -2667,12 +2521,6 @@
         </w:tc>
       </w:tr>
       <w:tr>
-        <w:tblPrEx>
-          <w:tblCellMar>
-            <w:top w:w="0" w:type="dxa"/>
-            <w:bottom w:w="0" w:type="dxa"/>
-          </w:tblCellMar>
-        </w:tblPrEx>
         <w:tc>
           <w:tcPr>
             <w:tcW w:w="1800" w:type="dxa"/>
@@ -2745,12 +2593,6 @@
         </w:tc>
       </w:tr>
       <w:tr>
-        <w:tblPrEx>
-          <w:tblCellMar>
-            <w:top w:w="0" w:type="dxa"/>
-            <w:bottom w:w="0" w:type="dxa"/>
-          </w:tblCellMar>
-        </w:tblPrEx>
         <w:tc>
           <w:tcPr>
             <w:tcW w:w="1800" w:type="dxa"/>
@@ -2811,12 +2653,6 @@
         </w:tc>
       </w:tr>
       <w:tr>
-        <w:tblPrEx>
-          <w:tblCellMar>
-            <w:top w:w="0" w:type="dxa"/>
-            <w:bottom w:w="0" w:type="dxa"/>
-          </w:tblCellMar>
-        </w:tblPrEx>
         <w:tc>
           <w:tcPr>
             <w:tcW w:w="1800" w:type="dxa"/>
@@ -2941,12 +2777,6 @@
         </w:tc>
       </w:tr>
       <w:tr>
-        <w:tblPrEx>
-          <w:tblCellMar>
-            <w:top w:w="0" w:type="dxa"/>
-            <w:bottom w:w="0" w:type="dxa"/>
-          </w:tblCellMar>
-        </w:tblPrEx>
         <w:tc>
           <w:tcPr>
             <w:tcW w:w="1800" w:type="dxa"/>
@@ -3057,12 +2887,6 @@
         </w:tc>
       </w:tr>
       <w:tr>
-        <w:tblPrEx>
-          <w:tblCellMar>
-            <w:top w:w="0" w:type="dxa"/>
-            <w:bottom w:w="0" w:type="dxa"/>
-          </w:tblCellMar>
-        </w:tblPrEx>
         <w:tc>
           <w:tcPr>
             <w:tcW w:w="1800" w:type="dxa"/>
@@ -3141,12 +2965,6 @@
         </w:tc>
       </w:tr>
       <w:tr>
-        <w:tblPrEx>
-          <w:tblCellMar>
-            <w:top w:w="0" w:type="dxa"/>
-            <w:bottom w:w="0" w:type="dxa"/>
-          </w:tblCellMar>
-        </w:tblPrEx>
         <w:tc>
           <w:tcPr>
             <w:tcW w:w="1800" w:type="dxa"/>
@@ -3286,42 +3104,23 @@
     </w:p>
     <w:p>
       <w:pPr>
-        <w:pStyle w:val="Titre1"/>
+        <w:spacing w:before="120" w:after="120"/>
       </w:pPr>
-      <w:r>
-        <w:t>2. URL Rewriting</w:t>
-      </w:r>
     </w:p>
     <w:p>
       <w:pPr>
-        <w:spacing w:before="80" w:after="80"/>
+        <w:spacing w:before="120" w:after="120"/>
       </w:pPr>
-      <w:r>
-        <w:t xml:space="preserve">Les </w:t>
-      </w:r>
-      <w:proofErr w:type="spellStart"/>
-      <w:r>
-        <w:t>URLs</w:t>
-      </w:r>
-      <w:proofErr w:type="spellEnd"/>
-      <w:r>
-        <w:t xml:space="preserve"> dynamiques PHP sont masquées et normalisées via .</w:t>
-      </w:r>
-      <w:proofErr w:type="spellStart"/>
-      <w:r>
-        <w:t>htaccess</w:t>
-      </w:r>
-      <w:proofErr w:type="spellEnd"/>
-      <w:r>
-        <w:t xml:space="preserve"> + </w:t>
-      </w:r>
-      <w:proofErr w:type="spellStart"/>
-      <w:r>
-        <w:t>mod_rewrite</w:t>
-      </w:r>
-      <w:proofErr w:type="spellEnd"/>
-      <w:r>
-        <w:t>.</w:t>
+    </w:p>
+    <w:p>
+      <w:pPr>
+        <w:pStyle w:val="Titre1"/>
+      </w:pPr>
+      <w:r>
+        <w:t>2</w:t>
+      </w:r>
+      <w:r>
+        <w:t>. FrontOffice (FO)</w:t>
       </w:r>
     </w:p>
     <w:p>
@@ -3334,2191 +3133,10 @@
         <w:pStyle w:val="Titre2"/>
       </w:pPr>
       <w:r>
-        <w:t>2.1 Règles .</w:t>
-      </w:r>
-      <w:proofErr w:type="spellStart"/>
-      <w:r>
-        <w:t>htaccess</w:t>
-      </w:r>
-      <w:proofErr w:type="spellEnd"/>
-    </w:p>
-    <w:p>
-      <w:pPr>
-        <w:shd w:val="clear" w:color="auto" w:fill="F4F4F4"/>
-        <w:spacing w:before="60" w:after="60"/>
-      </w:pPr>
-      <w:r>
-        <w:rPr>
-          <w:rFonts w:ascii="Courier New" w:eastAsia="Courier New" w:hAnsi="Courier New" w:cs="Courier New"/>
-          <w:color w:val="333333"/>
-          <w:sz w:val="18"/>
-          <w:szCs w:val="18"/>
-        </w:rPr>
-        <w:t>Options +</w:t>
-      </w:r>
-      <w:proofErr w:type="spellStart"/>
-      <w:r>
-        <w:rPr>
-          <w:rFonts w:ascii="Courier New" w:eastAsia="Courier New" w:hAnsi="Courier New" w:cs="Courier New"/>
-          <w:color w:val="333333"/>
-          <w:sz w:val="18"/>
-          <w:szCs w:val="18"/>
-        </w:rPr>
-        <w:t>FollowSymlinks</w:t>
-      </w:r>
-      <w:proofErr w:type="spellEnd"/>
-    </w:p>
-    <w:p>
-      <w:pPr>
-        <w:shd w:val="clear" w:color="auto" w:fill="F4F4F4"/>
-        <w:spacing w:before="60" w:after="60"/>
-      </w:pPr>
-      <w:proofErr w:type="spellStart"/>
-      <w:r>
-        <w:rPr>
-          <w:rFonts w:ascii="Courier New" w:eastAsia="Courier New" w:hAnsi="Courier New" w:cs="Courier New"/>
-          <w:color w:val="333333"/>
-          <w:sz w:val="18"/>
-          <w:szCs w:val="18"/>
-        </w:rPr>
-        <w:t>RewriteEngine</w:t>
-      </w:r>
-      <w:proofErr w:type="spellEnd"/>
-      <w:r>
-        <w:rPr>
-          <w:rFonts w:ascii="Courier New" w:eastAsia="Courier New" w:hAnsi="Courier New" w:cs="Courier New"/>
-          <w:color w:val="333333"/>
-          <w:sz w:val="18"/>
-          <w:szCs w:val="18"/>
-        </w:rPr>
-        <w:t xml:space="preserve"> On</w:t>
-      </w:r>
-    </w:p>
-    <w:p>
-      <w:pPr>
-        <w:shd w:val="clear" w:color="auto" w:fill="F4F4F4"/>
-        <w:spacing w:before="60" w:after="60"/>
-      </w:pPr>
-    </w:p>
-    <w:p>
-      <w:pPr>
-        <w:shd w:val="clear" w:color="auto" w:fill="F4F4F4"/>
-        <w:spacing w:before="60" w:after="60"/>
-      </w:pPr>
-      <w:r>
-        <w:rPr>
-          <w:rFonts w:ascii="Courier New" w:eastAsia="Courier New" w:hAnsi="Courier New" w:cs="Courier New"/>
-          <w:color w:val="333333"/>
-          <w:sz w:val="18"/>
-          <w:szCs w:val="18"/>
-        </w:rPr>
-        <w:t># Page d'accueil</w:t>
-      </w:r>
-    </w:p>
-    <w:p>
-      <w:pPr>
-        <w:shd w:val="clear" w:color="auto" w:fill="F4F4F4"/>
-        <w:spacing w:before="60" w:after="60"/>
-      </w:pPr>
-      <w:proofErr w:type="spellStart"/>
-      <w:r>
-        <w:rPr>
-          <w:rFonts w:ascii="Courier New" w:eastAsia="Courier New" w:hAnsi="Courier New" w:cs="Courier New"/>
-          <w:color w:val="333333"/>
-          <w:sz w:val="18"/>
-          <w:szCs w:val="18"/>
-        </w:rPr>
-        <w:t>RewriteRule</w:t>
-      </w:r>
-      <w:proofErr w:type="spellEnd"/>
-      <w:r>
-        <w:rPr>
-          <w:rFonts w:ascii="Courier New" w:eastAsia="Courier New" w:hAnsi="Courier New" w:cs="Courier New"/>
-          <w:color w:val="333333"/>
-          <w:sz w:val="18"/>
-          <w:szCs w:val="18"/>
-        </w:rPr>
-        <w:t xml:space="preserve"> ^$  </w:t>
-      </w:r>
-      <w:proofErr w:type="spellStart"/>
-      <w:r>
-        <w:rPr>
-          <w:rFonts w:ascii="Courier New" w:eastAsia="Courier New" w:hAnsi="Courier New" w:cs="Courier New"/>
-          <w:color w:val="333333"/>
-          <w:sz w:val="18"/>
-          <w:szCs w:val="18"/>
-        </w:rPr>
-        <w:t>index.php</w:t>
-      </w:r>
-      <w:proofErr w:type="spellEnd"/>
-      <w:r>
-        <w:rPr>
-          <w:rFonts w:ascii="Courier New" w:eastAsia="Courier New" w:hAnsi="Courier New" w:cs="Courier New"/>
-          <w:color w:val="333333"/>
-          <w:sz w:val="18"/>
-          <w:szCs w:val="18"/>
-        </w:rPr>
-        <w:t xml:space="preserve">  [L]</w:t>
-      </w:r>
-    </w:p>
-    <w:p>
-      <w:pPr>
-        <w:shd w:val="clear" w:color="auto" w:fill="F4F4F4"/>
-        <w:spacing w:before="60" w:after="60"/>
-      </w:pPr>
-    </w:p>
-    <w:p>
-      <w:pPr>
-        <w:shd w:val="clear" w:color="auto" w:fill="F4F4F4"/>
-        <w:spacing w:before="60" w:after="60"/>
-      </w:pPr>
-      <w:r>
-        <w:rPr>
-          <w:rFonts w:ascii="Courier New" w:eastAsia="Courier New" w:hAnsi="Courier New" w:cs="Courier New"/>
-          <w:color w:val="333333"/>
-          <w:sz w:val="18"/>
-          <w:szCs w:val="18"/>
-        </w:rPr>
-        <w:t># Article : /article/conflit-iran-sanctions-2024</w:t>
-      </w:r>
-    </w:p>
-    <w:p>
-      <w:pPr>
-        <w:shd w:val="clear" w:color="auto" w:fill="F4F4F4"/>
-        <w:spacing w:before="60" w:after="60"/>
-      </w:pPr>
-      <w:proofErr w:type="spellStart"/>
-      <w:r>
-        <w:rPr>
-          <w:rFonts w:ascii="Courier New" w:eastAsia="Courier New" w:hAnsi="Courier New" w:cs="Courier New"/>
-          <w:color w:val="333333"/>
-          <w:sz w:val="18"/>
-          <w:szCs w:val="18"/>
-        </w:rPr>
-        <w:t>RewriteRule</w:t>
-      </w:r>
-      <w:proofErr w:type="spellEnd"/>
-      <w:r>
-        <w:rPr>
-          <w:rFonts w:ascii="Courier New" w:eastAsia="Courier New" w:hAnsi="Courier New" w:cs="Courier New"/>
-          <w:color w:val="333333"/>
-          <w:sz w:val="18"/>
-          <w:szCs w:val="18"/>
-        </w:rPr>
-        <w:t xml:space="preserve"> </w:t>
-      </w:r>
-      <w:r>
-        <w:rPr>
-          <w:rFonts w:ascii="Courier New" w:eastAsia="Courier New" w:hAnsi="Courier New" w:cs="Courier New"/>
-          <w:color w:val="333333"/>
-          <w:sz w:val="18"/>
-          <w:szCs w:val="18"/>
-        </w:rPr>
-        <w:t>^article</w:t>
-      </w:r>
-      <w:proofErr w:type="gramStart"/>
-      <w:r>
-        <w:rPr>
-          <w:rFonts w:ascii="Courier New" w:eastAsia="Courier New" w:hAnsi="Courier New" w:cs="Courier New"/>
-          <w:color w:val="333333"/>
-          <w:sz w:val="18"/>
-          <w:szCs w:val="18"/>
-        </w:rPr>
-        <w:t>/(</w:t>
-      </w:r>
-      <w:proofErr w:type="gramEnd"/>
-      <w:r>
-        <w:rPr>
-          <w:rFonts w:ascii="Courier New" w:eastAsia="Courier New" w:hAnsi="Courier New" w:cs="Courier New"/>
-          <w:color w:val="333333"/>
-          <w:sz w:val="18"/>
-          <w:szCs w:val="18"/>
-        </w:rPr>
-        <w:t>[a-z0-9\-]+)$  pages/</w:t>
-      </w:r>
-      <w:proofErr w:type="spellStart"/>
-      <w:r>
-        <w:rPr>
-          <w:rFonts w:ascii="Courier New" w:eastAsia="Courier New" w:hAnsi="Courier New" w:cs="Courier New"/>
-          <w:color w:val="333333"/>
-          <w:sz w:val="18"/>
-          <w:szCs w:val="18"/>
-        </w:rPr>
-        <w:t>article.php?slug</w:t>
-      </w:r>
-      <w:proofErr w:type="spellEnd"/>
-      <w:r>
-        <w:rPr>
-          <w:rFonts w:ascii="Courier New" w:eastAsia="Courier New" w:hAnsi="Courier New" w:cs="Courier New"/>
-          <w:color w:val="333333"/>
-          <w:sz w:val="18"/>
-          <w:szCs w:val="18"/>
-        </w:rPr>
-        <w:t>=$1  [L]</w:t>
-      </w:r>
-    </w:p>
-    <w:p>
-      <w:pPr>
-        <w:shd w:val="clear" w:color="auto" w:fill="F4F4F4"/>
-        <w:spacing w:before="60" w:after="60"/>
-      </w:pPr>
-    </w:p>
-    <w:p>
-      <w:pPr>
-        <w:shd w:val="clear" w:color="auto" w:fill="F4F4F4"/>
-        <w:spacing w:before="60" w:after="60"/>
-      </w:pPr>
-      <w:r>
-        <w:rPr>
-          <w:rFonts w:ascii="Courier New" w:eastAsia="Courier New" w:hAnsi="Courier New" w:cs="Courier New"/>
-          <w:color w:val="333333"/>
-          <w:sz w:val="18"/>
-          <w:szCs w:val="18"/>
-        </w:rPr>
-        <w:t># Catégorie : /</w:t>
-      </w:r>
-      <w:proofErr w:type="spellStart"/>
-      <w:r>
-        <w:rPr>
-          <w:rFonts w:ascii="Courier New" w:eastAsia="Courier New" w:hAnsi="Courier New" w:cs="Courier New"/>
-          <w:color w:val="333333"/>
-          <w:sz w:val="18"/>
-          <w:szCs w:val="18"/>
-        </w:rPr>
-        <w:t>categorie</w:t>
-      </w:r>
-      <w:proofErr w:type="spellEnd"/>
-      <w:r>
-        <w:rPr>
-          <w:rFonts w:ascii="Courier New" w:eastAsia="Courier New" w:hAnsi="Courier New" w:cs="Courier New"/>
-          <w:color w:val="333333"/>
-          <w:sz w:val="18"/>
-          <w:szCs w:val="18"/>
-        </w:rPr>
-        <w:t>/diplomatie</w:t>
-      </w:r>
-    </w:p>
-    <w:p>
-      <w:pPr>
-        <w:shd w:val="clear" w:color="auto" w:fill="F4F4F4"/>
-        <w:spacing w:before="60" w:after="60"/>
-      </w:pPr>
-      <w:proofErr w:type="spellStart"/>
-      <w:r>
-        <w:rPr>
-          <w:rFonts w:ascii="Courier New" w:eastAsia="Courier New" w:hAnsi="Courier New" w:cs="Courier New"/>
-          <w:color w:val="333333"/>
-          <w:sz w:val="18"/>
-          <w:szCs w:val="18"/>
-        </w:rPr>
-        <w:t>RewriteRule</w:t>
-      </w:r>
-      <w:proofErr w:type="spellEnd"/>
-      <w:r>
-        <w:rPr>
-          <w:rFonts w:ascii="Courier New" w:eastAsia="Courier New" w:hAnsi="Courier New" w:cs="Courier New"/>
-          <w:color w:val="333333"/>
-          <w:sz w:val="18"/>
-          <w:szCs w:val="18"/>
-        </w:rPr>
-        <w:t xml:space="preserve"> ^</w:t>
-      </w:r>
-      <w:proofErr w:type="spellStart"/>
-      <w:r>
-        <w:rPr>
-          <w:rFonts w:ascii="Courier New" w:eastAsia="Courier New" w:hAnsi="Courier New" w:cs="Courier New"/>
-          <w:color w:val="333333"/>
-          <w:sz w:val="18"/>
-          <w:szCs w:val="18"/>
-        </w:rPr>
-        <w:t>categorie</w:t>
-      </w:r>
-      <w:proofErr w:type="spellEnd"/>
-      <w:proofErr w:type="gramStart"/>
-      <w:r>
-        <w:rPr>
-          <w:rFonts w:ascii="Courier New" w:eastAsia="Courier New" w:hAnsi="Courier New" w:cs="Courier New"/>
-          <w:color w:val="333333"/>
-          <w:sz w:val="18"/>
-          <w:szCs w:val="18"/>
-        </w:rPr>
-        <w:t>/(</w:t>
-      </w:r>
-      <w:proofErr w:type="gramEnd"/>
-      <w:r>
-        <w:rPr>
-          <w:rFonts w:ascii="Courier New" w:eastAsia="Courier New" w:hAnsi="Courier New" w:cs="Courier New"/>
-          <w:color w:val="333333"/>
-          <w:sz w:val="18"/>
-          <w:szCs w:val="18"/>
-        </w:rPr>
-        <w:t>[a-z0-9\-]+)$  pages/</w:t>
-      </w:r>
-      <w:proofErr w:type="spellStart"/>
-      <w:r>
-        <w:rPr>
-          <w:rFonts w:ascii="Courier New" w:eastAsia="Courier New" w:hAnsi="Courier New" w:cs="Courier New"/>
-          <w:color w:val="333333"/>
-          <w:sz w:val="18"/>
-          <w:szCs w:val="18"/>
-        </w:rPr>
-        <w:t>categorie.php?slug</w:t>
-      </w:r>
-      <w:proofErr w:type="spellEnd"/>
-      <w:r>
-        <w:rPr>
-          <w:rFonts w:ascii="Courier New" w:eastAsia="Courier New" w:hAnsi="Courier New" w:cs="Courier New"/>
-          <w:color w:val="333333"/>
-          <w:sz w:val="18"/>
-          <w:szCs w:val="18"/>
-        </w:rPr>
-        <w:t>=$1  [L]</w:t>
-      </w:r>
-    </w:p>
-    <w:p>
-      <w:pPr>
-        <w:shd w:val="clear" w:color="auto" w:fill="F4F4F4"/>
-        <w:spacing w:before="60" w:after="60"/>
-      </w:pPr>
-    </w:p>
-    <w:p>
-      <w:pPr>
-        <w:shd w:val="clear" w:color="auto" w:fill="F4F4F4"/>
-        <w:spacing w:before="60" w:after="60"/>
-      </w:pPr>
-      <w:r>
-        <w:rPr>
-          <w:rFonts w:ascii="Courier New" w:eastAsia="Courier New" w:hAnsi="Courier New" w:cs="Courier New"/>
-          <w:color w:val="333333"/>
-          <w:sz w:val="18"/>
-          <w:szCs w:val="18"/>
-        </w:rPr>
-        <w:t># Tag : /tag/</w:t>
-      </w:r>
-      <w:proofErr w:type="spellStart"/>
-      <w:r>
-        <w:rPr>
-          <w:rFonts w:ascii="Courier New" w:eastAsia="Courier New" w:hAnsi="Courier New" w:cs="Courier New"/>
-          <w:color w:val="333333"/>
-          <w:sz w:val="18"/>
-          <w:szCs w:val="18"/>
-        </w:rPr>
-        <w:t>nucleaire</w:t>
-      </w:r>
-      <w:proofErr w:type="spellEnd"/>
-    </w:p>
-    <w:p>
-      <w:pPr>
-        <w:shd w:val="clear" w:color="auto" w:fill="F4F4F4"/>
-        <w:spacing w:before="60" w:after="60"/>
-      </w:pPr>
-      <w:proofErr w:type="spellStart"/>
-      <w:r>
-        <w:rPr>
-          <w:rFonts w:ascii="Courier New" w:eastAsia="Courier New" w:hAnsi="Courier New" w:cs="Courier New"/>
-          <w:color w:val="333333"/>
-          <w:sz w:val="18"/>
-          <w:szCs w:val="18"/>
-        </w:rPr>
-        <w:t>RewriteRule</w:t>
-      </w:r>
-      <w:proofErr w:type="spellEnd"/>
-      <w:r>
-        <w:rPr>
-          <w:rFonts w:ascii="Courier New" w:eastAsia="Courier New" w:hAnsi="Courier New" w:cs="Courier New"/>
-          <w:color w:val="333333"/>
-          <w:sz w:val="18"/>
-          <w:szCs w:val="18"/>
-        </w:rPr>
-        <w:t xml:space="preserve"> ^tag</w:t>
-      </w:r>
-      <w:proofErr w:type="gramStart"/>
-      <w:r>
-        <w:rPr>
-          <w:rFonts w:ascii="Courier New" w:eastAsia="Courier New" w:hAnsi="Courier New" w:cs="Courier New"/>
-          <w:color w:val="333333"/>
-          <w:sz w:val="18"/>
-          <w:szCs w:val="18"/>
-        </w:rPr>
-        <w:t>/(</w:t>
-      </w:r>
-      <w:proofErr w:type="gramEnd"/>
-      <w:r>
-        <w:rPr>
-          <w:rFonts w:ascii="Courier New" w:eastAsia="Courier New" w:hAnsi="Courier New" w:cs="Courier New"/>
-          <w:color w:val="333333"/>
-          <w:sz w:val="18"/>
-          <w:szCs w:val="18"/>
-        </w:rPr>
-        <w:t>[a-z0-9\-]+)$  pages/</w:t>
-      </w:r>
-      <w:proofErr w:type="spellStart"/>
-      <w:r>
-        <w:rPr>
-          <w:rFonts w:ascii="Courier New" w:eastAsia="Courier New" w:hAnsi="Courier New" w:cs="Courier New"/>
-          <w:color w:val="333333"/>
-          <w:sz w:val="18"/>
-          <w:szCs w:val="18"/>
-        </w:rPr>
-        <w:t>tag.php?slug</w:t>
-      </w:r>
-      <w:proofErr w:type="spellEnd"/>
-      <w:r>
-        <w:rPr>
-          <w:rFonts w:ascii="Courier New" w:eastAsia="Courier New" w:hAnsi="Courier New" w:cs="Courier New"/>
-          <w:color w:val="333333"/>
-          <w:sz w:val="18"/>
-          <w:szCs w:val="18"/>
-        </w:rPr>
-        <w:t>=$1  [L]</w:t>
-      </w:r>
-    </w:p>
-    <w:p>
-      <w:pPr>
-        <w:shd w:val="clear" w:color="auto" w:fill="F4F4F4"/>
-        <w:spacing w:before="60" w:after="60"/>
-      </w:pPr>
-    </w:p>
-    <w:p>
-      <w:pPr>
-        <w:shd w:val="clear" w:color="auto" w:fill="F4F4F4"/>
-        <w:spacing w:before="60" w:after="60"/>
-      </w:pPr>
-      <w:r>
-        <w:rPr>
-          <w:rFonts w:ascii="Courier New" w:eastAsia="Courier New" w:hAnsi="Courier New" w:cs="Courier New"/>
-          <w:color w:val="333333"/>
-          <w:sz w:val="18"/>
-          <w:szCs w:val="18"/>
-        </w:rPr>
-        <w:t># Aute</w:t>
-      </w:r>
-      <w:r>
-        <w:rPr>
-          <w:rFonts w:ascii="Courier New" w:eastAsia="Courier New" w:hAnsi="Courier New" w:cs="Courier New"/>
-          <w:color w:val="333333"/>
-          <w:sz w:val="18"/>
-          <w:szCs w:val="18"/>
-        </w:rPr>
-        <w:t>ur : /auteur/jean-</w:t>
-      </w:r>
-      <w:proofErr w:type="spellStart"/>
-      <w:r>
-        <w:rPr>
-          <w:rFonts w:ascii="Courier New" w:eastAsia="Courier New" w:hAnsi="Courier New" w:cs="Courier New"/>
-          <w:color w:val="333333"/>
-          <w:sz w:val="18"/>
-          <w:szCs w:val="18"/>
-        </w:rPr>
-        <w:t>dupont</w:t>
-      </w:r>
-      <w:proofErr w:type="spellEnd"/>
-    </w:p>
-    <w:p>
-      <w:pPr>
-        <w:shd w:val="clear" w:color="auto" w:fill="F4F4F4"/>
-        <w:spacing w:before="60" w:after="60"/>
-      </w:pPr>
-      <w:proofErr w:type="spellStart"/>
-      <w:r>
-        <w:rPr>
-          <w:rFonts w:ascii="Courier New" w:eastAsia="Courier New" w:hAnsi="Courier New" w:cs="Courier New"/>
-          <w:color w:val="333333"/>
-          <w:sz w:val="18"/>
-          <w:szCs w:val="18"/>
-        </w:rPr>
-        <w:t>RewriteRule</w:t>
-      </w:r>
-      <w:proofErr w:type="spellEnd"/>
-      <w:r>
-        <w:rPr>
-          <w:rFonts w:ascii="Courier New" w:eastAsia="Courier New" w:hAnsi="Courier New" w:cs="Courier New"/>
-          <w:color w:val="333333"/>
-          <w:sz w:val="18"/>
-          <w:szCs w:val="18"/>
-        </w:rPr>
-        <w:t xml:space="preserve"> ^auteur</w:t>
-      </w:r>
-      <w:proofErr w:type="gramStart"/>
-      <w:r>
-        <w:rPr>
-          <w:rFonts w:ascii="Courier New" w:eastAsia="Courier New" w:hAnsi="Courier New" w:cs="Courier New"/>
-          <w:color w:val="333333"/>
-          <w:sz w:val="18"/>
-          <w:szCs w:val="18"/>
-        </w:rPr>
-        <w:t>/(</w:t>
-      </w:r>
-      <w:proofErr w:type="gramEnd"/>
-      <w:r>
-        <w:rPr>
-          <w:rFonts w:ascii="Courier New" w:eastAsia="Courier New" w:hAnsi="Courier New" w:cs="Courier New"/>
-          <w:color w:val="333333"/>
-          <w:sz w:val="18"/>
-          <w:szCs w:val="18"/>
-        </w:rPr>
-        <w:t>[a-z0-9\-]+)$  pages/</w:t>
-      </w:r>
-      <w:proofErr w:type="spellStart"/>
-      <w:r>
-        <w:rPr>
-          <w:rFonts w:ascii="Courier New" w:eastAsia="Courier New" w:hAnsi="Courier New" w:cs="Courier New"/>
-          <w:color w:val="333333"/>
-          <w:sz w:val="18"/>
-          <w:szCs w:val="18"/>
-        </w:rPr>
-        <w:t>auteur.php?slug</w:t>
-      </w:r>
-      <w:proofErr w:type="spellEnd"/>
-      <w:r>
-        <w:rPr>
-          <w:rFonts w:ascii="Courier New" w:eastAsia="Courier New" w:hAnsi="Courier New" w:cs="Courier New"/>
-          <w:color w:val="333333"/>
-          <w:sz w:val="18"/>
-          <w:szCs w:val="18"/>
-        </w:rPr>
-        <w:t>=$1  [L]</w:t>
-      </w:r>
-    </w:p>
-    <w:p>
-      <w:pPr>
-        <w:spacing w:before="120" w:after="120"/>
-      </w:pPr>
-    </w:p>
-    <w:p>
-      <w:pPr>
-        <w:pStyle w:val="Titre2"/>
-      </w:pPr>
-      <w:r>
-        <w:t>2.2 Correspondance URL avant / après</w:t>
-      </w:r>
-    </w:p>
-    <w:tbl>
-      <w:tblPr>
-        <w:tblW w:w="9026" w:type="dxa"/>
-        <w:tblBorders>
-          <w:top w:val="single" w:sz="4" w:space="0" w:color="auto"/>
-          <w:left w:val="single" w:sz="4" w:space="0" w:color="auto"/>
-          <w:bottom w:val="single" w:sz="4" w:space="0" w:color="auto"/>
-          <w:right w:val="single" w:sz="4" w:space="0" w:color="auto"/>
-          <w:insideH w:val="single" w:sz="4" w:space="0" w:color="auto"/>
-          <w:insideV w:val="single" w:sz="4" w:space="0" w:color="auto"/>
-        </w:tblBorders>
-        <w:tblCellMar>
-          <w:left w:w="10" w:type="dxa"/>
-          <w:right w:w="10" w:type="dxa"/>
-        </w:tblCellMar>
-        <w:tblLook w:val="0000" w:firstRow="0" w:lastRow="0" w:firstColumn="0" w:lastColumn="0" w:noHBand="0" w:noVBand="0"/>
-      </w:tblPr>
-      <w:tblGrid>
-        <w:gridCol w:w="4513"/>
-        <w:gridCol w:w="4513"/>
-      </w:tblGrid>
-      <w:tr>
-        <w:tblPrEx>
-          <w:tblCellMar>
-            <w:top w:w="0" w:type="dxa"/>
-            <w:bottom w:w="0" w:type="dxa"/>
-          </w:tblCellMar>
-        </w:tblPrEx>
-        <w:tc>
-          <w:tcPr>
-            <w:tcW w:w="4513" w:type="dxa"/>
-            <w:tcBorders>
-              <w:top w:val="single" w:sz="1" w:space="0" w:color="2C5F8A"/>
-              <w:left w:val="single" w:sz="1" w:space="0" w:color="2C5F8A"/>
-              <w:bottom w:val="single" w:sz="1" w:space="0" w:color="2C5F8A"/>
-              <w:right w:val="single" w:sz="1" w:space="0" w:color="2C5F8A"/>
-            </w:tcBorders>
-            <w:shd w:val="clear" w:color="auto" w:fill="2C5F8A"/>
-            <w:tcMar>
-              <w:top w:w="80" w:type="dxa"/>
-              <w:left w:w="120" w:type="dxa"/>
-              <w:bottom w:w="80" w:type="dxa"/>
-              <w:right w:w="120" w:type="dxa"/>
-            </w:tcMar>
-          </w:tcPr>
-          <w:p>
-            <w:r>
-              <w:rPr>
-                <w:b/>
-                <w:bCs/>
-                <w:color w:val="FFFFFF"/>
-                <w:sz w:val="20"/>
-                <w:szCs w:val="20"/>
-              </w:rPr>
-              <w:t>URL dynamique (cachée)</w:t>
-            </w:r>
-          </w:p>
-        </w:tc>
-        <w:tc>
-          <w:tcPr>
-            <w:tcW w:w="4513" w:type="dxa"/>
-            <w:tcBorders>
-              <w:top w:val="single" w:sz="1" w:space="0" w:color="2C5F8A"/>
-              <w:left w:val="single" w:sz="1" w:space="0" w:color="2C5F8A"/>
-              <w:bottom w:val="single" w:sz="1" w:space="0" w:color="2C5F8A"/>
-              <w:right w:val="single" w:sz="1" w:space="0" w:color="2C5F8A"/>
-            </w:tcBorders>
-            <w:shd w:val="clear" w:color="auto" w:fill="2C5F8A"/>
-            <w:tcMar>
-              <w:top w:w="80" w:type="dxa"/>
-              <w:left w:w="120" w:type="dxa"/>
-              <w:bottom w:w="80" w:type="dxa"/>
-              <w:right w:w="120" w:type="dxa"/>
-            </w:tcMar>
-          </w:tcPr>
-          <w:p>
-            <w:r>
-              <w:rPr>
-                <w:b/>
-                <w:bCs/>
-                <w:color w:val="FFFFFF"/>
-                <w:sz w:val="20"/>
-                <w:szCs w:val="20"/>
-              </w:rPr>
-              <w:t>URL propre affichée</w:t>
-            </w:r>
-          </w:p>
-        </w:tc>
-      </w:tr>
-      <w:tr>
-        <w:tblPrEx>
-          <w:tblCellMar>
-            <w:top w:w="0" w:type="dxa"/>
-            <w:bottom w:w="0" w:type="dxa"/>
-          </w:tblCellMar>
-        </w:tblPrEx>
-        <w:tc>
-          <w:tcPr>
-            <w:tcW w:w="4513" w:type="dxa"/>
-            <w:tcBorders>
-              <w:top w:val="single" w:sz="1" w:space="0" w:color="CCCCCC"/>
-              <w:left w:val="single" w:sz="1" w:space="0" w:color="CCCCCC"/>
-              <w:bottom w:val="single" w:sz="1" w:space="0" w:color="CCCCCC"/>
-              <w:right w:val="single" w:sz="1" w:space="0" w:color="CCCCCC"/>
-            </w:tcBorders>
-            <w:shd w:val="clear" w:color="auto" w:fill="FFFFFF"/>
-            <w:tcMar>
-              <w:top w:w="80" w:type="dxa"/>
-              <w:left w:w="120" w:type="dxa"/>
-              <w:bottom w:w="80" w:type="dxa"/>
-              <w:right w:w="120" w:type="dxa"/>
-            </w:tcMar>
-          </w:tcPr>
-          <w:p>
-            <w:proofErr w:type="spellStart"/>
-            <w:r>
-              <w:rPr>
-                <w:color w:val="000000"/>
-                <w:sz w:val="20"/>
-                <w:szCs w:val="20"/>
-              </w:rPr>
-              <w:t>article.php</w:t>
-            </w:r>
-            <w:proofErr w:type="gramStart"/>
-            <w:r>
-              <w:rPr>
-                <w:color w:val="000000"/>
-                <w:sz w:val="20"/>
-                <w:szCs w:val="20"/>
-              </w:rPr>
-              <w:t>?id</w:t>
-            </w:r>
-            <w:proofErr w:type="spellEnd"/>
-            <w:proofErr w:type="gramEnd"/>
-            <w:r>
-              <w:rPr>
-                <w:color w:val="000000"/>
-                <w:sz w:val="20"/>
-                <w:szCs w:val="20"/>
-              </w:rPr>
-              <w:t>=12</w:t>
-            </w:r>
-          </w:p>
-        </w:tc>
-        <w:tc>
-          <w:tcPr>
-            <w:tcW w:w="4513" w:type="dxa"/>
-            <w:tcBorders>
-              <w:top w:val="single" w:sz="1" w:space="0" w:color="CCCCCC"/>
-              <w:left w:val="single" w:sz="1" w:space="0" w:color="CCCCCC"/>
-              <w:bottom w:val="single" w:sz="1" w:space="0" w:color="CCCCCC"/>
-              <w:right w:val="single" w:sz="1" w:space="0" w:color="CCCCCC"/>
-            </w:tcBorders>
-            <w:shd w:val="clear" w:color="auto" w:fill="FFFFFF"/>
-            <w:tcMar>
-              <w:top w:w="80" w:type="dxa"/>
-              <w:left w:w="120" w:type="dxa"/>
-              <w:bottom w:w="80" w:type="dxa"/>
-              <w:right w:w="120" w:type="dxa"/>
-            </w:tcMar>
-          </w:tcPr>
-          <w:p>
-            <w:r>
-              <w:rPr>
-                <w:color w:val="000000"/>
-                <w:sz w:val="20"/>
-                <w:szCs w:val="20"/>
-              </w:rPr>
-              <w:t>/article/conflit-iran-2024</w:t>
-            </w:r>
-          </w:p>
-        </w:tc>
-      </w:tr>
-      <w:tr>
-        <w:tblPrEx>
-          <w:tblCellMar>
-            <w:top w:w="0" w:type="dxa"/>
-            <w:bottom w:w="0" w:type="dxa"/>
-          </w:tblCellMar>
-        </w:tblPrEx>
-        <w:tc>
-          <w:tcPr>
-            <w:tcW w:w="4513" w:type="dxa"/>
-            <w:tcBorders>
-              <w:top w:val="single" w:sz="1" w:space="0" w:color="CCCCCC"/>
-              <w:left w:val="single" w:sz="1" w:space="0" w:color="CCCCCC"/>
-              <w:bottom w:val="single" w:sz="1" w:space="0" w:color="CCCCCC"/>
-              <w:right w:val="single" w:sz="1" w:space="0" w:color="CCCCCC"/>
-            </w:tcBorders>
-            <w:shd w:val="clear" w:color="auto" w:fill="FFFFFF"/>
-            <w:tcMar>
-              <w:top w:w="80" w:type="dxa"/>
-              <w:left w:w="120" w:type="dxa"/>
-              <w:bottom w:w="80" w:type="dxa"/>
-              <w:right w:w="120" w:type="dxa"/>
-            </w:tcMar>
-          </w:tcPr>
-          <w:p>
-            <w:proofErr w:type="spellStart"/>
-            <w:r>
-              <w:rPr>
-                <w:color w:val="000000"/>
-                <w:sz w:val="20"/>
-                <w:szCs w:val="20"/>
-              </w:rPr>
-              <w:t>categorie.php</w:t>
-            </w:r>
-            <w:proofErr w:type="gramStart"/>
-            <w:r>
-              <w:rPr>
-                <w:color w:val="000000"/>
-                <w:sz w:val="20"/>
-                <w:szCs w:val="20"/>
-              </w:rPr>
-              <w:t>?id</w:t>
-            </w:r>
-            <w:proofErr w:type="spellEnd"/>
-            <w:proofErr w:type="gramEnd"/>
-            <w:r>
-              <w:rPr>
-                <w:color w:val="000000"/>
-                <w:sz w:val="20"/>
-                <w:szCs w:val="20"/>
-              </w:rPr>
-              <w:t>=3</w:t>
-            </w:r>
-          </w:p>
-        </w:tc>
-        <w:tc>
-          <w:tcPr>
-            <w:tcW w:w="4513" w:type="dxa"/>
-            <w:tcBorders>
-              <w:top w:val="single" w:sz="1" w:space="0" w:color="CCCCCC"/>
-              <w:left w:val="single" w:sz="1" w:space="0" w:color="CCCCCC"/>
-              <w:bottom w:val="single" w:sz="1" w:space="0" w:color="CCCCCC"/>
-              <w:right w:val="single" w:sz="1" w:space="0" w:color="CCCCCC"/>
-            </w:tcBorders>
-            <w:shd w:val="clear" w:color="auto" w:fill="FFFFFF"/>
-            <w:tcMar>
-              <w:top w:w="80" w:type="dxa"/>
-              <w:left w:w="120" w:type="dxa"/>
-              <w:bottom w:w="80" w:type="dxa"/>
-              <w:right w:w="120" w:type="dxa"/>
-            </w:tcMar>
-          </w:tcPr>
-          <w:p>
-            <w:r>
-              <w:rPr>
-                <w:color w:val="000000"/>
-                <w:sz w:val="20"/>
-                <w:szCs w:val="20"/>
-              </w:rPr>
-              <w:t>/</w:t>
-            </w:r>
-            <w:proofErr w:type="spellStart"/>
-            <w:r>
-              <w:rPr>
-                <w:color w:val="000000"/>
-                <w:sz w:val="20"/>
-                <w:szCs w:val="20"/>
-              </w:rPr>
-              <w:t>categorie</w:t>
-            </w:r>
-            <w:proofErr w:type="spellEnd"/>
-            <w:r>
-              <w:rPr>
-                <w:color w:val="000000"/>
-                <w:sz w:val="20"/>
-                <w:szCs w:val="20"/>
-              </w:rPr>
-              <w:t>/diplomatie</w:t>
-            </w:r>
-          </w:p>
-        </w:tc>
-      </w:tr>
-      <w:tr>
-        <w:tblPrEx>
-          <w:tblCellMar>
-            <w:top w:w="0" w:type="dxa"/>
-            <w:bottom w:w="0" w:type="dxa"/>
-          </w:tblCellMar>
-        </w:tblPrEx>
-        <w:tc>
-          <w:tcPr>
-            <w:tcW w:w="4513" w:type="dxa"/>
-            <w:tcBorders>
-              <w:top w:val="single" w:sz="1" w:space="0" w:color="CCCCCC"/>
-              <w:left w:val="single" w:sz="1" w:space="0" w:color="CCCCCC"/>
-              <w:bottom w:val="single" w:sz="1" w:space="0" w:color="CCCCCC"/>
-              <w:right w:val="single" w:sz="1" w:space="0" w:color="CCCCCC"/>
-            </w:tcBorders>
-            <w:shd w:val="clear" w:color="auto" w:fill="FFFFFF"/>
-            <w:tcMar>
-              <w:top w:w="80" w:type="dxa"/>
-              <w:left w:w="120" w:type="dxa"/>
-              <w:bottom w:w="80" w:type="dxa"/>
-              <w:right w:w="120" w:type="dxa"/>
-            </w:tcMar>
-          </w:tcPr>
-          <w:p>
-            <w:proofErr w:type="spellStart"/>
-            <w:r>
-              <w:rPr>
-                <w:color w:val="000000"/>
-                <w:sz w:val="20"/>
-                <w:szCs w:val="20"/>
-              </w:rPr>
-              <w:t>tag.php</w:t>
-            </w:r>
-            <w:proofErr w:type="gramStart"/>
-            <w:r>
-              <w:rPr>
-                <w:color w:val="000000"/>
-                <w:sz w:val="20"/>
-                <w:szCs w:val="20"/>
-              </w:rPr>
-              <w:t>?id</w:t>
-            </w:r>
-            <w:proofErr w:type="spellEnd"/>
-            <w:proofErr w:type="gramEnd"/>
-            <w:r>
-              <w:rPr>
-                <w:color w:val="000000"/>
-                <w:sz w:val="20"/>
-                <w:szCs w:val="20"/>
-              </w:rPr>
-              <w:t>=5</w:t>
-            </w:r>
-          </w:p>
-        </w:tc>
-        <w:tc>
-          <w:tcPr>
-            <w:tcW w:w="4513" w:type="dxa"/>
-            <w:tcBorders>
-              <w:top w:val="single" w:sz="1" w:space="0" w:color="CCCCCC"/>
-              <w:left w:val="single" w:sz="1" w:space="0" w:color="CCCCCC"/>
-              <w:bottom w:val="single" w:sz="1" w:space="0" w:color="CCCCCC"/>
-              <w:right w:val="single" w:sz="1" w:space="0" w:color="CCCCCC"/>
-            </w:tcBorders>
-            <w:shd w:val="clear" w:color="auto" w:fill="FFFFFF"/>
-            <w:tcMar>
-              <w:top w:w="80" w:type="dxa"/>
-              <w:left w:w="120" w:type="dxa"/>
-              <w:bottom w:w="80" w:type="dxa"/>
-              <w:right w:w="120" w:type="dxa"/>
-            </w:tcMar>
-          </w:tcPr>
-          <w:p>
-            <w:r>
-              <w:rPr>
-                <w:color w:val="000000"/>
-                <w:sz w:val="20"/>
-                <w:szCs w:val="20"/>
-              </w:rPr>
-              <w:t>/tag/</w:t>
-            </w:r>
-            <w:proofErr w:type="spellStart"/>
-            <w:r>
-              <w:rPr>
-                <w:color w:val="000000"/>
-                <w:sz w:val="20"/>
-                <w:szCs w:val="20"/>
-              </w:rPr>
-              <w:t>nucleaire</w:t>
-            </w:r>
-            <w:proofErr w:type="spellEnd"/>
-          </w:p>
-        </w:tc>
-      </w:tr>
-      <w:tr>
-        <w:tblPrEx>
-          <w:tblCellMar>
-            <w:top w:w="0" w:type="dxa"/>
-            <w:bottom w:w="0" w:type="dxa"/>
-          </w:tblCellMar>
-        </w:tblPrEx>
-        <w:tc>
-          <w:tcPr>
-            <w:tcW w:w="4513" w:type="dxa"/>
-            <w:tcBorders>
-              <w:top w:val="single" w:sz="1" w:space="0" w:color="CCCCCC"/>
-              <w:left w:val="single" w:sz="1" w:space="0" w:color="CCCCCC"/>
-              <w:bottom w:val="single" w:sz="1" w:space="0" w:color="CCCCCC"/>
-              <w:right w:val="single" w:sz="1" w:space="0" w:color="CCCCCC"/>
-            </w:tcBorders>
-            <w:shd w:val="clear" w:color="auto" w:fill="FFFFFF"/>
-            <w:tcMar>
-              <w:top w:w="80" w:type="dxa"/>
-              <w:left w:w="120" w:type="dxa"/>
-              <w:bottom w:w="80" w:type="dxa"/>
-              <w:right w:w="120" w:type="dxa"/>
-            </w:tcMar>
-          </w:tcPr>
-          <w:p>
-            <w:proofErr w:type="spellStart"/>
-            <w:r>
-              <w:rPr>
-                <w:color w:val="000000"/>
-                <w:sz w:val="20"/>
-                <w:szCs w:val="20"/>
-              </w:rPr>
-              <w:t>auteur.php</w:t>
-            </w:r>
-            <w:proofErr w:type="gramStart"/>
-            <w:r>
-              <w:rPr>
-                <w:color w:val="000000"/>
-                <w:sz w:val="20"/>
-                <w:szCs w:val="20"/>
-              </w:rPr>
-              <w:t>?id</w:t>
-            </w:r>
-            <w:proofErr w:type="spellEnd"/>
-            <w:proofErr w:type="gramEnd"/>
-            <w:r>
-              <w:rPr>
-                <w:color w:val="000000"/>
-                <w:sz w:val="20"/>
-                <w:szCs w:val="20"/>
-              </w:rPr>
-              <w:t>=2</w:t>
-            </w:r>
-          </w:p>
-        </w:tc>
-        <w:tc>
-          <w:tcPr>
-            <w:tcW w:w="4513" w:type="dxa"/>
-            <w:tcBorders>
-              <w:top w:val="single" w:sz="1" w:space="0" w:color="CCCCCC"/>
-              <w:left w:val="single" w:sz="1" w:space="0" w:color="CCCCCC"/>
-              <w:bottom w:val="single" w:sz="1" w:space="0" w:color="CCCCCC"/>
-              <w:right w:val="single" w:sz="1" w:space="0" w:color="CCCCCC"/>
-            </w:tcBorders>
-            <w:shd w:val="clear" w:color="auto" w:fill="FFFFFF"/>
-            <w:tcMar>
-              <w:top w:w="80" w:type="dxa"/>
-              <w:left w:w="120" w:type="dxa"/>
-              <w:bottom w:w="80" w:type="dxa"/>
-              <w:right w:w="120" w:type="dxa"/>
-            </w:tcMar>
-          </w:tcPr>
-          <w:p>
-            <w:r>
-              <w:rPr>
-                <w:color w:val="000000"/>
-                <w:sz w:val="20"/>
-                <w:szCs w:val="20"/>
-              </w:rPr>
-              <w:t>/auteur/jean-</w:t>
-            </w:r>
-            <w:proofErr w:type="spellStart"/>
-            <w:r>
-              <w:rPr>
-                <w:color w:val="000000"/>
-                <w:sz w:val="20"/>
-                <w:szCs w:val="20"/>
-              </w:rPr>
-              <w:t>dupont</w:t>
-            </w:r>
-            <w:proofErr w:type="spellEnd"/>
-          </w:p>
-        </w:tc>
-      </w:tr>
-    </w:tbl>
-    <w:p>
-      <w:pPr>
-        <w:spacing w:before="120" w:after="120"/>
-      </w:pPr>
-    </w:p>
-    <w:p>
-      <w:pPr>
-        <w:pStyle w:val="Titre1"/>
-      </w:pPr>
-      <w:r>
-        <w:t>3. Optimisation SEO</w:t>
-      </w:r>
-    </w:p>
-    <w:p>
-      <w:pPr>
-        <w:spacing w:before="120" w:after="120"/>
-      </w:pPr>
-    </w:p>
-    <w:p>
-      <w:pPr>
-        <w:pStyle w:val="Titre2"/>
-      </w:pPr>
-      <w:r>
-        <w:t>3.1 Balises HTML essentielles (On-Page)</w:t>
-      </w:r>
-    </w:p>
-    <w:tbl>
-      <w:tblPr>
-        <w:tblW w:w="9026" w:type="dxa"/>
-        <w:tblBorders>
-          <w:top w:val="single" w:sz="4" w:space="0" w:color="auto"/>
-          <w:left w:val="single" w:sz="4" w:space="0" w:color="auto"/>
-          <w:bottom w:val="single" w:sz="4" w:space="0" w:color="auto"/>
-          <w:right w:val="single" w:sz="4" w:space="0" w:color="auto"/>
-          <w:insideH w:val="single" w:sz="4" w:space="0" w:color="auto"/>
-          <w:insideV w:val="single" w:sz="4" w:space="0" w:color="auto"/>
-        </w:tblBorders>
-        <w:tblCellMar>
-          <w:left w:w="10" w:type="dxa"/>
-          <w:right w:w="10" w:type="dxa"/>
-        </w:tblCellMar>
-        <w:tblLook w:val="0000" w:firstRow="0" w:lastRow="0" w:firstColumn="0" w:lastColumn="0" w:noHBand="0" w:noVBand="0"/>
-      </w:tblPr>
-      <w:tblGrid>
-        <w:gridCol w:w="2000"/>
-        <w:gridCol w:w="5000"/>
-        <w:gridCol w:w="2026"/>
-      </w:tblGrid>
-      <w:tr>
-        <w:tblPrEx>
-          <w:tblCellMar>
-            <w:top w:w="0" w:type="dxa"/>
-            <w:bottom w:w="0" w:type="dxa"/>
-          </w:tblCellMar>
-        </w:tblPrEx>
-        <w:tc>
-          <w:tcPr>
-            <w:tcW w:w="2000" w:type="dxa"/>
-            <w:tcBorders>
-              <w:top w:val="single" w:sz="1" w:space="0" w:color="2C5F8A"/>
-              <w:left w:val="single" w:sz="1" w:space="0" w:color="2C5F8A"/>
-              <w:bottom w:val="single" w:sz="1" w:space="0" w:color="2C5F8A"/>
-              <w:right w:val="single" w:sz="1" w:space="0" w:color="2C5F8A"/>
-            </w:tcBorders>
-            <w:shd w:val="clear" w:color="auto" w:fill="2C5F8A"/>
-            <w:tcMar>
-              <w:top w:w="80" w:type="dxa"/>
-              <w:left w:w="120" w:type="dxa"/>
-              <w:bottom w:w="80" w:type="dxa"/>
-              <w:right w:w="120" w:type="dxa"/>
-            </w:tcMar>
-          </w:tcPr>
-          <w:p>
-            <w:r>
-              <w:rPr>
-                <w:b/>
-                <w:bCs/>
-                <w:color w:val="FFFFFF"/>
-                <w:sz w:val="20"/>
-                <w:szCs w:val="20"/>
-              </w:rPr>
-              <w:t>Balise</w:t>
-            </w:r>
-          </w:p>
-        </w:tc>
-        <w:tc>
-          <w:tcPr>
-            <w:tcW w:w="5000" w:type="dxa"/>
-            <w:tcBorders>
-              <w:top w:val="single" w:sz="1" w:space="0" w:color="2C5F8A"/>
-              <w:left w:val="single" w:sz="1" w:space="0" w:color="2C5F8A"/>
-              <w:bottom w:val="single" w:sz="1" w:space="0" w:color="2C5F8A"/>
-              <w:right w:val="single" w:sz="1" w:space="0" w:color="2C5F8A"/>
-            </w:tcBorders>
-            <w:shd w:val="clear" w:color="auto" w:fill="2C5F8A"/>
-            <w:tcMar>
-              <w:top w:w="80" w:type="dxa"/>
-              <w:left w:w="120" w:type="dxa"/>
-              <w:bottom w:w="80" w:type="dxa"/>
-              <w:right w:w="120" w:type="dxa"/>
-            </w:tcMar>
-          </w:tcPr>
-          <w:p>
-            <w:r>
-              <w:rPr>
-                <w:b/>
-                <w:bCs/>
-                <w:color w:val="FFFFFF"/>
-                <w:sz w:val="20"/>
-                <w:szCs w:val="20"/>
-              </w:rPr>
-              <w:t>Règle appliquée</w:t>
-            </w:r>
-          </w:p>
-        </w:tc>
-        <w:tc>
-          <w:tcPr>
-            <w:tcW w:w="2026" w:type="dxa"/>
-            <w:tcBorders>
-              <w:top w:val="single" w:sz="1" w:space="0" w:color="2C5F8A"/>
-              <w:left w:val="single" w:sz="1" w:space="0" w:color="2C5F8A"/>
-              <w:bottom w:val="single" w:sz="1" w:space="0" w:color="2C5F8A"/>
-              <w:right w:val="single" w:sz="1" w:space="0" w:color="2C5F8A"/>
-            </w:tcBorders>
-            <w:shd w:val="clear" w:color="auto" w:fill="2C5F8A"/>
-            <w:tcMar>
-              <w:top w:w="80" w:type="dxa"/>
-              <w:left w:w="120" w:type="dxa"/>
-              <w:bottom w:w="80" w:type="dxa"/>
-              <w:right w:w="120" w:type="dxa"/>
-            </w:tcMar>
-          </w:tcPr>
-          <w:p>
-            <w:r>
-              <w:rPr>
-                <w:b/>
-                <w:bCs/>
-                <w:color w:val="FFFFFF"/>
-                <w:sz w:val="20"/>
-                <w:szCs w:val="20"/>
-              </w:rPr>
-              <w:t>Importance</w:t>
-            </w:r>
-          </w:p>
-        </w:tc>
-      </w:tr>
-      <w:tr>
-        <w:tblPrEx>
-          <w:tblCellMar>
-            <w:top w:w="0" w:type="dxa"/>
-            <w:bottom w:w="0" w:type="dxa"/>
-          </w:tblCellMar>
-        </w:tblPrEx>
-        <w:tc>
-          <w:tcPr>
-            <w:tcW w:w="2000" w:type="dxa"/>
-            <w:tcBorders>
-              <w:top w:val="single" w:sz="1" w:space="0" w:color="CCCCCC"/>
-              <w:left w:val="single" w:sz="1" w:space="0" w:color="CCCCCC"/>
-              <w:bottom w:val="single" w:sz="1" w:space="0" w:color="CCCCCC"/>
-              <w:right w:val="single" w:sz="1" w:space="0" w:color="CCCCCC"/>
-            </w:tcBorders>
-            <w:shd w:val="clear" w:color="auto" w:fill="FFFFFF"/>
-            <w:tcMar>
-              <w:top w:w="80" w:type="dxa"/>
-              <w:left w:w="120" w:type="dxa"/>
-              <w:bottom w:w="80" w:type="dxa"/>
-              <w:right w:w="120" w:type="dxa"/>
-            </w:tcMar>
-          </w:tcPr>
-          <w:p>
-            <w:r>
-              <w:rPr>
-                <w:b/>
-                <w:bCs/>
-                <w:color w:val="000000"/>
-                <w:sz w:val="20"/>
-                <w:szCs w:val="20"/>
-              </w:rPr>
-              <w:t>&lt;</w:t>
-            </w:r>
-            <w:proofErr w:type="spellStart"/>
-            <w:r>
-              <w:rPr>
-                <w:b/>
-                <w:bCs/>
-                <w:color w:val="000000"/>
-                <w:sz w:val="20"/>
-                <w:szCs w:val="20"/>
-              </w:rPr>
-              <w:t>title</w:t>
-            </w:r>
-            <w:proofErr w:type="spellEnd"/>
-            <w:r>
-              <w:rPr>
-                <w:b/>
-                <w:bCs/>
-                <w:color w:val="000000"/>
-                <w:sz w:val="20"/>
-                <w:szCs w:val="20"/>
-              </w:rPr>
-              <w:t>&gt;</w:t>
-            </w:r>
-          </w:p>
-        </w:tc>
-        <w:tc>
-          <w:tcPr>
-            <w:tcW w:w="5000" w:type="dxa"/>
-            <w:tcBorders>
-              <w:top w:val="single" w:sz="1" w:space="0" w:color="CCCCCC"/>
-              <w:left w:val="single" w:sz="1" w:space="0" w:color="CCCCCC"/>
-              <w:bottom w:val="single" w:sz="1" w:space="0" w:color="CCCCCC"/>
-              <w:right w:val="single" w:sz="1" w:space="0" w:color="CCCCCC"/>
-            </w:tcBorders>
-            <w:shd w:val="clear" w:color="auto" w:fill="FFFFFF"/>
-            <w:tcMar>
-              <w:top w:w="80" w:type="dxa"/>
-              <w:left w:w="120" w:type="dxa"/>
-              <w:bottom w:w="80" w:type="dxa"/>
-              <w:right w:w="120" w:type="dxa"/>
-            </w:tcMar>
-          </w:tcPr>
-          <w:p>
-            <w:r>
-              <w:rPr>
-                <w:color w:val="000000"/>
-                <w:sz w:val="20"/>
-                <w:szCs w:val="20"/>
-              </w:rPr>
-              <w:t>50–60 car. · mot-clé principal en premier · unique par page</w:t>
-            </w:r>
-          </w:p>
-        </w:tc>
-        <w:tc>
-          <w:tcPr>
-            <w:tcW w:w="2026" w:type="dxa"/>
-            <w:tcBorders>
-              <w:top w:val="single" w:sz="1" w:space="0" w:color="CCCCCC"/>
-              <w:left w:val="single" w:sz="1" w:space="0" w:color="CCCCCC"/>
-              <w:bottom w:val="single" w:sz="1" w:space="0" w:color="CCCCCC"/>
-              <w:right w:val="single" w:sz="1" w:space="0" w:color="CCCCCC"/>
-            </w:tcBorders>
-            <w:shd w:val="clear" w:color="auto" w:fill="FFFFFF"/>
-            <w:tcMar>
-              <w:top w:w="80" w:type="dxa"/>
-              <w:left w:w="120" w:type="dxa"/>
-              <w:bottom w:w="80" w:type="dxa"/>
-              <w:right w:w="120" w:type="dxa"/>
-            </w:tcMar>
-          </w:tcPr>
-          <w:p>
-            <w:r>
-              <w:rPr>
-                <w:color w:val="000000"/>
-                <w:sz w:val="20"/>
-                <w:szCs w:val="20"/>
-              </w:rPr>
-              <w:t>★★★★★</w:t>
-            </w:r>
-          </w:p>
-        </w:tc>
-      </w:tr>
-      <w:tr>
-        <w:tblPrEx>
-          <w:tblCellMar>
-            <w:top w:w="0" w:type="dxa"/>
-            <w:bottom w:w="0" w:type="dxa"/>
-          </w:tblCellMar>
-        </w:tblPrEx>
-        <w:tc>
-          <w:tcPr>
-            <w:tcW w:w="2000" w:type="dxa"/>
-            <w:tcBorders>
-              <w:top w:val="single" w:sz="1" w:space="0" w:color="CCCCCC"/>
-              <w:left w:val="single" w:sz="1" w:space="0" w:color="CCCCCC"/>
-              <w:bottom w:val="single" w:sz="1" w:space="0" w:color="CCCCCC"/>
-              <w:right w:val="single" w:sz="1" w:space="0" w:color="CCCCCC"/>
-            </w:tcBorders>
-            <w:shd w:val="clear" w:color="auto" w:fill="FFFFFF"/>
-            <w:tcMar>
-              <w:top w:w="80" w:type="dxa"/>
-              <w:left w:w="120" w:type="dxa"/>
-              <w:bottom w:w="80" w:type="dxa"/>
-              <w:right w:w="120" w:type="dxa"/>
-            </w:tcMar>
-          </w:tcPr>
-          <w:p>
-            <w:r>
-              <w:rPr>
-                <w:b/>
-                <w:bCs/>
-                <w:color w:val="000000"/>
-                <w:sz w:val="20"/>
-                <w:szCs w:val="20"/>
-              </w:rPr>
-              <w:t>&lt;</w:t>
-            </w:r>
-            <w:proofErr w:type="spellStart"/>
-            <w:r>
-              <w:rPr>
-                <w:b/>
-                <w:bCs/>
-                <w:color w:val="000000"/>
-                <w:sz w:val="20"/>
-                <w:szCs w:val="20"/>
-              </w:rPr>
-              <w:t>meta</w:t>
-            </w:r>
-            <w:proofErr w:type="spellEnd"/>
-            <w:r>
-              <w:rPr>
-                <w:b/>
-                <w:bCs/>
-                <w:color w:val="000000"/>
-                <w:sz w:val="20"/>
-                <w:szCs w:val="20"/>
-              </w:rPr>
-              <w:t xml:space="preserve"> description&gt;</w:t>
-            </w:r>
-          </w:p>
-        </w:tc>
-        <w:tc>
-          <w:tcPr>
-            <w:tcW w:w="5000" w:type="dxa"/>
-            <w:tcBorders>
-              <w:top w:val="single" w:sz="1" w:space="0" w:color="CCCCCC"/>
-              <w:left w:val="single" w:sz="1" w:space="0" w:color="CCCCCC"/>
-              <w:bottom w:val="single" w:sz="1" w:space="0" w:color="CCCCCC"/>
-              <w:right w:val="single" w:sz="1" w:space="0" w:color="CCCCCC"/>
-            </w:tcBorders>
-            <w:shd w:val="clear" w:color="auto" w:fill="FFFFFF"/>
-            <w:tcMar>
-              <w:top w:w="80" w:type="dxa"/>
-              <w:left w:w="120" w:type="dxa"/>
-              <w:bottom w:w="80" w:type="dxa"/>
-              <w:right w:w="120" w:type="dxa"/>
-            </w:tcMar>
-          </w:tcPr>
-          <w:p>
-            <w:r>
-              <w:rPr>
-                <w:color w:val="000000"/>
-                <w:sz w:val="20"/>
-                <w:szCs w:val="20"/>
-              </w:rPr>
-              <w:t xml:space="preserve">150–160 car. · incitatif · généré depuis </w:t>
-            </w:r>
-            <w:proofErr w:type="spellStart"/>
-            <w:r>
-              <w:rPr>
-                <w:color w:val="000000"/>
-                <w:sz w:val="20"/>
-                <w:szCs w:val="20"/>
-              </w:rPr>
-              <w:t>seo_meta_description</w:t>
-            </w:r>
-            <w:proofErr w:type="spellEnd"/>
-          </w:p>
-        </w:tc>
-        <w:tc>
-          <w:tcPr>
-            <w:tcW w:w="2026" w:type="dxa"/>
-            <w:tcBorders>
-              <w:top w:val="single" w:sz="1" w:space="0" w:color="CCCCCC"/>
-              <w:left w:val="single" w:sz="1" w:space="0" w:color="CCCCCC"/>
-              <w:bottom w:val="single" w:sz="1" w:space="0" w:color="CCCCCC"/>
-              <w:right w:val="single" w:sz="1" w:space="0" w:color="CCCCCC"/>
-            </w:tcBorders>
-            <w:shd w:val="clear" w:color="auto" w:fill="FFFFFF"/>
-            <w:tcMar>
-              <w:top w:w="80" w:type="dxa"/>
-              <w:left w:w="120" w:type="dxa"/>
-              <w:bottom w:w="80" w:type="dxa"/>
-              <w:right w:w="120" w:type="dxa"/>
-            </w:tcMar>
-          </w:tcPr>
-          <w:p>
-            <w:r>
-              <w:rPr>
-                <w:color w:val="000000"/>
-                <w:sz w:val="20"/>
-                <w:szCs w:val="20"/>
-              </w:rPr>
-              <w:t>★★★★☆</w:t>
-            </w:r>
-          </w:p>
-        </w:tc>
-      </w:tr>
-      <w:tr>
-        <w:tblPrEx>
-          <w:tblCellMar>
-            <w:top w:w="0" w:type="dxa"/>
-            <w:bottom w:w="0" w:type="dxa"/>
-          </w:tblCellMar>
-        </w:tblPrEx>
-        <w:tc>
-          <w:tcPr>
-            <w:tcW w:w="2000" w:type="dxa"/>
-            <w:tcBorders>
-              <w:top w:val="single" w:sz="1" w:space="0" w:color="CCCCCC"/>
-              <w:left w:val="single" w:sz="1" w:space="0" w:color="CCCCCC"/>
-              <w:bottom w:val="single" w:sz="1" w:space="0" w:color="CCCCCC"/>
-              <w:right w:val="single" w:sz="1" w:space="0" w:color="CCCCCC"/>
-            </w:tcBorders>
-            <w:shd w:val="clear" w:color="auto" w:fill="FFFFFF"/>
-            <w:tcMar>
-              <w:top w:w="80" w:type="dxa"/>
-              <w:left w:w="120" w:type="dxa"/>
-              <w:bottom w:w="80" w:type="dxa"/>
-              <w:right w:w="120" w:type="dxa"/>
-            </w:tcMar>
-          </w:tcPr>
-          <w:p>
-            <w:r>
-              <w:rPr>
-                <w:b/>
-                <w:bCs/>
-                <w:color w:val="000000"/>
-                <w:sz w:val="20"/>
-                <w:szCs w:val="20"/>
-              </w:rPr>
-              <w:t>&lt;h1&gt;</w:t>
-            </w:r>
-          </w:p>
-        </w:tc>
-        <w:tc>
-          <w:tcPr>
-            <w:tcW w:w="5000" w:type="dxa"/>
-            <w:tcBorders>
-              <w:top w:val="single" w:sz="1" w:space="0" w:color="CCCCCC"/>
-              <w:left w:val="single" w:sz="1" w:space="0" w:color="CCCCCC"/>
-              <w:bottom w:val="single" w:sz="1" w:space="0" w:color="CCCCCC"/>
-              <w:right w:val="single" w:sz="1" w:space="0" w:color="CCCCCC"/>
-            </w:tcBorders>
-            <w:shd w:val="clear" w:color="auto" w:fill="FFFFFF"/>
-            <w:tcMar>
-              <w:top w:w="80" w:type="dxa"/>
-              <w:left w:w="120" w:type="dxa"/>
-              <w:bottom w:w="80" w:type="dxa"/>
-              <w:right w:w="120" w:type="dxa"/>
-            </w:tcMar>
-          </w:tcPr>
-          <w:p>
-            <w:r>
-              <w:rPr>
-                <w:color w:val="000000"/>
-                <w:sz w:val="20"/>
-                <w:szCs w:val="20"/>
-              </w:rPr>
-              <w:t>Un seul par page · contient le mot-clé principal (= titre article)</w:t>
-            </w:r>
-          </w:p>
-        </w:tc>
-        <w:tc>
-          <w:tcPr>
-            <w:tcW w:w="2026" w:type="dxa"/>
-            <w:tcBorders>
-              <w:top w:val="single" w:sz="1" w:space="0" w:color="CCCCCC"/>
-              <w:left w:val="single" w:sz="1" w:space="0" w:color="CCCCCC"/>
-              <w:bottom w:val="single" w:sz="1" w:space="0" w:color="CCCCCC"/>
-              <w:right w:val="single" w:sz="1" w:space="0" w:color="CCCCCC"/>
-            </w:tcBorders>
-            <w:shd w:val="clear" w:color="auto" w:fill="FFFFFF"/>
-            <w:tcMar>
-              <w:top w:w="80" w:type="dxa"/>
-              <w:left w:w="120" w:type="dxa"/>
-              <w:bottom w:w="80" w:type="dxa"/>
-              <w:right w:w="120" w:type="dxa"/>
-            </w:tcMar>
-          </w:tcPr>
-          <w:p>
-            <w:r>
-              <w:rPr>
-                <w:color w:val="000000"/>
-                <w:sz w:val="20"/>
-                <w:szCs w:val="20"/>
-              </w:rPr>
-              <w:t>★★★★★</w:t>
-            </w:r>
-          </w:p>
-        </w:tc>
-      </w:tr>
-      <w:tr>
-        <w:tblPrEx>
-          <w:tblCellMar>
-            <w:top w:w="0" w:type="dxa"/>
-            <w:bottom w:w="0" w:type="dxa"/>
-          </w:tblCellMar>
-        </w:tblPrEx>
-        <w:tc>
-          <w:tcPr>
-            <w:tcW w:w="2000" w:type="dxa"/>
-            <w:tcBorders>
-              <w:top w:val="single" w:sz="1" w:space="0" w:color="CCCCCC"/>
-              <w:left w:val="single" w:sz="1" w:space="0" w:color="CCCCCC"/>
-              <w:bottom w:val="single" w:sz="1" w:space="0" w:color="CCCCCC"/>
-              <w:right w:val="single" w:sz="1" w:space="0" w:color="CCCCCC"/>
-            </w:tcBorders>
-            <w:shd w:val="clear" w:color="auto" w:fill="FFFFFF"/>
-            <w:tcMar>
-              <w:top w:w="80" w:type="dxa"/>
-              <w:left w:w="120" w:type="dxa"/>
-              <w:bottom w:w="80" w:type="dxa"/>
-              <w:right w:w="120" w:type="dxa"/>
-            </w:tcMar>
-          </w:tcPr>
-          <w:p>
-            <w:r>
-              <w:rPr>
-                <w:b/>
-                <w:bCs/>
-                <w:color w:val="000000"/>
-                <w:sz w:val="20"/>
-                <w:szCs w:val="20"/>
-              </w:rPr>
-              <w:t>&lt;h2&gt;…&lt;h6&gt;</w:t>
-            </w:r>
-          </w:p>
-        </w:tc>
-        <w:tc>
-          <w:tcPr>
-            <w:tcW w:w="5000" w:type="dxa"/>
-            <w:tcBorders>
-              <w:top w:val="single" w:sz="1" w:space="0" w:color="CCCCCC"/>
-              <w:left w:val="single" w:sz="1" w:space="0" w:color="CCCCCC"/>
-              <w:bottom w:val="single" w:sz="1" w:space="0" w:color="CCCCCC"/>
-              <w:right w:val="single" w:sz="1" w:space="0" w:color="CCCCCC"/>
-            </w:tcBorders>
-            <w:shd w:val="clear" w:color="auto" w:fill="FFFFFF"/>
-            <w:tcMar>
-              <w:top w:w="80" w:type="dxa"/>
-              <w:left w:w="120" w:type="dxa"/>
-              <w:bottom w:w="80" w:type="dxa"/>
-              <w:right w:w="120" w:type="dxa"/>
-            </w:tcMar>
-          </w:tcPr>
-          <w:p>
-            <w:r>
-              <w:rPr>
-                <w:color w:val="000000"/>
-                <w:sz w:val="20"/>
-                <w:szCs w:val="20"/>
-              </w:rPr>
-              <w:t xml:space="preserve">Structure sémantique du contenu </w:t>
-            </w:r>
-            <w:proofErr w:type="spellStart"/>
-            <w:r>
-              <w:rPr>
-                <w:color w:val="000000"/>
-                <w:sz w:val="20"/>
-                <w:szCs w:val="20"/>
-              </w:rPr>
-              <w:t>TinyMCE</w:t>
-            </w:r>
-            <w:proofErr w:type="spellEnd"/>
-          </w:p>
-        </w:tc>
-        <w:tc>
-          <w:tcPr>
-            <w:tcW w:w="2026" w:type="dxa"/>
-            <w:tcBorders>
-              <w:top w:val="single" w:sz="1" w:space="0" w:color="CCCCCC"/>
-              <w:left w:val="single" w:sz="1" w:space="0" w:color="CCCCCC"/>
-              <w:bottom w:val="single" w:sz="1" w:space="0" w:color="CCCCCC"/>
-              <w:right w:val="single" w:sz="1" w:space="0" w:color="CCCCCC"/>
-            </w:tcBorders>
-            <w:shd w:val="clear" w:color="auto" w:fill="FFFFFF"/>
-            <w:tcMar>
-              <w:top w:w="80" w:type="dxa"/>
-              <w:left w:w="120" w:type="dxa"/>
-              <w:bottom w:w="80" w:type="dxa"/>
-              <w:right w:w="120" w:type="dxa"/>
-            </w:tcMar>
-          </w:tcPr>
-          <w:p>
-            <w:r>
-              <w:rPr>
-                <w:color w:val="000000"/>
-                <w:sz w:val="20"/>
-                <w:szCs w:val="20"/>
-              </w:rPr>
-              <w:t>★★★★☆</w:t>
-            </w:r>
-          </w:p>
-        </w:tc>
-      </w:tr>
-      <w:tr>
-        <w:tblPrEx>
-          <w:tblCellMar>
-            <w:top w:w="0" w:type="dxa"/>
-            <w:bottom w:w="0" w:type="dxa"/>
-          </w:tblCellMar>
-        </w:tblPrEx>
-        <w:tc>
-          <w:tcPr>
-            <w:tcW w:w="2000" w:type="dxa"/>
-            <w:tcBorders>
-              <w:top w:val="single" w:sz="1" w:space="0" w:color="CCCCCC"/>
-              <w:left w:val="single" w:sz="1" w:space="0" w:color="CCCCCC"/>
-              <w:bottom w:val="single" w:sz="1" w:space="0" w:color="CCCCCC"/>
-              <w:right w:val="single" w:sz="1" w:space="0" w:color="CCCCCC"/>
-            </w:tcBorders>
-            <w:shd w:val="clear" w:color="auto" w:fill="FFFFFF"/>
-            <w:tcMar>
-              <w:top w:w="80" w:type="dxa"/>
-              <w:left w:w="120" w:type="dxa"/>
-              <w:bottom w:w="80" w:type="dxa"/>
-              <w:right w:w="120" w:type="dxa"/>
-            </w:tcMar>
-          </w:tcPr>
-          <w:p>
-            <w:r>
-              <w:rPr>
-                <w:b/>
-                <w:bCs/>
-                <w:color w:val="000000"/>
-                <w:sz w:val="20"/>
-                <w:szCs w:val="20"/>
-              </w:rPr>
-              <w:t>&lt;</w:t>
-            </w:r>
-            <w:proofErr w:type="spellStart"/>
-            <w:r>
-              <w:rPr>
-                <w:b/>
-                <w:bCs/>
-                <w:color w:val="000000"/>
-                <w:sz w:val="20"/>
-                <w:szCs w:val="20"/>
-              </w:rPr>
-              <w:t>img</w:t>
-            </w:r>
-            <w:proofErr w:type="spellEnd"/>
-            <w:r>
-              <w:rPr>
-                <w:b/>
-                <w:bCs/>
-                <w:color w:val="000000"/>
-                <w:sz w:val="20"/>
-                <w:szCs w:val="20"/>
-              </w:rPr>
-              <w:t xml:space="preserve"> </w:t>
-            </w:r>
-            <w:proofErr w:type="spellStart"/>
-            <w:r>
-              <w:rPr>
-                <w:b/>
-                <w:bCs/>
-                <w:color w:val="000000"/>
-                <w:sz w:val="20"/>
-                <w:szCs w:val="20"/>
-              </w:rPr>
-              <w:t>alt</w:t>
-            </w:r>
-            <w:proofErr w:type="spellEnd"/>
-            <w:r>
-              <w:rPr>
-                <w:b/>
-                <w:bCs/>
-                <w:color w:val="000000"/>
-                <w:sz w:val="20"/>
-                <w:szCs w:val="20"/>
-              </w:rPr>
-              <w:t>&gt;</w:t>
-            </w:r>
-          </w:p>
-        </w:tc>
-        <w:tc>
-          <w:tcPr>
-            <w:tcW w:w="5000" w:type="dxa"/>
-            <w:tcBorders>
-              <w:top w:val="single" w:sz="1" w:space="0" w:color="CCCCCC"/>
-              <w:left w:val="single" w:sz="1" w:space="0" w:color="CCCCCC"/>
-              <w:bottom w:val="single" w:sz="1" w:space="0" w:color="CCCCCC"/>
-              <w:right w:val="single" w:sz="1" w:space="0" w:color="CCCCCC"/>
-            </w:tcBorders>
-            <w:shd w:val="clear" w:color="auto" w:fill="FFFFFF"/>
-            <w:tcMar>
-              <w:top w:w="80" w:type="dxa"/>
-              <w:left w:w="120" w:type="dxa"/>
-              <w:bottom w:w="80" w:type="dxa"/>
-              <w:right w:w="120" w:type="dxa"/>
-            </w:tcMar>
-          </w:tcPr>
-          <w:p>
-            <w:r>
-              <w:rPr>
-                <w:color w:val="000000"/>
-                <w:sz w:val="20"/>
-                <w:szCs w:val="20"/>
-              </w:rPr>
-              <w:t xml:space="preserve">Rempli depuis le champ </w:t>
-            </w:r>
-            <w:proofErr w:type="spellStart"/>
-            <w:r>
-              <w:rPr>
-                <w:color w:val="000000"/>
-                <w:sz w:val="20"/>
-                <w:szCs w:val="20"/>
-              </w:rPr>
-              <w:t>alt</w:t>
-            </w:r>
-            <w:proofErr w:type="spellEnd"/>
-            <w:r>
-              <w:rPr>
-                <w:color w:val="000000"/>
-                <w:sz w:val="20"/>
-                <w:szCs w:val="20"/>
-              </w:rPr>
-              <w:t xml:space="preserve"> de la table image</w:t>
-            </w:r>
-          </w:p>
-        </w:tc>
-        <w:tc>
-          <w:tcPr>
-            <w:tcW w:w="2026" w:type="dxa"/>
-            <w:tcBorders>
-              <w:top w:val="single" w:sz="1" w:space="0" w:color="CCCCCC"/>
-              <w:left w:val="single" w:sz="1" w:space="0" w:color="CCCCCC"/>
-              <w:bottom w:val="single" w:sz="1" w:space="0" w:color="CCCCCC"/>
-              <w:right w:val="single" w:sz="1" w:space="0" w:color="CCCCCC"/>
-            </w:tcBorders>
-            <w:shd w:val="clear" w:color="auto" w:fill="FFFFFF"/>
-            <w:tcMar>
-              <w:top w:w="80" w:type="dxa"/>
-              <w:left w:w="120" w:type="dxa"/>
-              <w:bottom w:w="80" w:type="dxa"/>
-              <w:right w:w="120" w:type="dxa"/>
-            </w:tcMar>
-          </w:tcPr>
-          <w:p>
-            <w:r>
-              <w:rPr>
-                <w:color w:val="000000"/>
-                <w:sz w:val="20"/>
-                <w:szCs w:val="20"/>
-              </w:rPr>
-              <w:t>★★★☆☆</w:t>
-            </w:r>
-          </w:p>
-        </w:tc>
-      </w:tr>
-      <w:tr>
-        <w:tblPrEx>
-          <w:tblCellMar>
-            <w:top w:w="0" w:type="dxa"/>
-            <w:bottom w:w="0" w:type="dxa"/>
-          </w:tblCellMar>
-        </w:tblPrEx>
-        <w:tc>
-          <w:tcPr>
-            <w:tcW w:w="2000" w:type="dxa"/>
-            <w:tcBorders>
-              <w:top w:val="single" w:sz="1" w:space="0" w:color="CCCCCC"/>
-              <w:left w:val="single" w:sz="1" w:space="0" w:color="CCCCCC"/>
-              <w:bottom w:val="single" w:sz="1" w:space="0" w:color="CCCCCC"/>
-              <w:right w:val="single" w:sz="1" w:space="0" w:color="CCCCCC"/>
-            </w:tcBorders>
-            <w:shd w:val="clear" w:color="auto" w:fill="FFFFFF"/>
-            <w:tcMar>
-              <w:top w:w="80" w:type="dxa"/>
-              <w:left w:w="120" w:type="dxa"/>
-              <w:bottom w:w="80" w:type="dxa"/>
-              <w:right w:w="120" w:type="dxa"/>
-            </w:tcMar>
-          </w:tcPr>
-          <w:p>
-            <w:r>
-              <w:rPr>
-                <w:b/>
-                <w:bCs/>
-                <w:color w:val="000000"/>
-                <w:sz w:val="20"/>
-                <w:szCs w:val="20"/>
-              </w:rPr>
-              <w:t>&lt;</w:t>
-            </w:r>
-            <w:proofErr w:type="spellStart"/>
-            <w:r>
-              <w:rPr>
-                <w:b/>
-                <w:bCs/>
-                <w:color w:val="000000"/>
-                <w:sz w:val="20"/>
-                <w:szCs w:val="20"/>
-              </w:rPr>
-              <w:t>link</w:t>
-            </w:r>
-            <w:proofErr w:type="spellEnd"/>
-            <w:r>
-              <w:rPr>
-                <w:b/>
-                <w:bCs/>
-                <w:color w:val="000000"/>
-                <w:sz w:val="20"/>
-                <w:szCs w:val="20"/>
-              </w:rPr>
-              <w:t xml:space="preserve"> </w:t>
-            </w:r>
-            <w:proofErr w:type="spellStart"/>
-            <w:r>
-              <w:rPr>
-                <w:b/>
-                <w:bCs/>
-                <w:color w:val="000000"/>
-                <w:sz w:val="20"/>
-                <w:szCs w:val="20"/>
-              </w:rPr>
-              <w:t>rel</w:t>
-            </w:r>
-            <w:proofErr w:type="spellEnd"/>
-            <w:r>
-              <w:rPr>
-                <w:b/>
-                <w:bCs/>
-                <w:color w:val="000000"/>
-                <w:sz w:val="20"/>
-                <w:szCs w:val="20"/>
-              </w:rPr>
-              <w:t>=canonical&gt;</w:t>
-            </w:r>
-          </w:p>
-        </w:tc>
-        <w:tc>
-          <w:tcPr>
-            <w:tcW w:w="5000" w:type="dxa"/>
-            <w:tcBorders>
-              <w:top w:val="single" w:sz="1" w:space="0" w:color="CCCCCC"/>
-              <w:left w:val="single" w:sz="1" w:space="0" w:color="CCCCCC"/>
-              <w:bottom w:val="single" w:sz="1" w:space="0" w:color="CCCCCC"/>
-              <w:right w:val="single" w:sz="1" w:space="0" w:color="CCCCCC"/>
-            </w:tcBorders>
-            <w:shd w:val="clear" w:color="auto" w:fill="FFFFFF"/>
-            <w:tcMar>
-              <w:top w:w="80" w:type="dxa"/>
-              <w:left w:w="120" w:type="dxa"/>
-              <w:bottom w:w="80" w:type="dxa"/>
-              <w:right w:w="120" w:type="dxa"/>
-            </w:tcMar>
-          </w:tcPr>
-          <w:p>
-            <w:r>
-              <w:rPr>
-                <w:color w:val="000000"/>
-                <w:sz w:val="20"/>
-                <w:szCs w:val="20"/>
-              </w:rPr>
-              <w:t>Évite le contenu dupliqué entre pagination et tags</w:t>
-            </w:r>
-          </w:p>
-        </w:tc>
-        <w:tc>
-          <w:tcPr>
-            <w:tcW w:w="2026" w:type="dxa"/>
-            <w:tcBorders>
-              <w:top w:val="single" w:sz="1" w:space="0" w:color="CCCCCC"/>
-              <w:left w:val="single" w:sz="1" w:space="0" w:color="CCCCCC"/>
-              <w:bottom w:val="single" w:sz="1" w:space="0" w:color="CCCCCC"/>
-              <w:right w:val="single" w:sz="1" w:space="0" w:color="CCCCCC"/>
-            </w:tcBorders>
-            <w:shd w:val="clear" w:color="auto" w:fill="FFFFFF"/>
-            <w:tcMar>
-              <w:top w:w="80" w:type="dxa"/>
-              <w:left w:w="120" w:type="dxa"/>
-              <w:bottom w:w="80" w:type="dxa"/>
-              <w:right w:w="120" w:type="dxa"/>
-            </w:tcMar>
-          </w:tcPr>
-          <w:p>
-            <w:r>
-              <w:rPr>
-                <w:color w:val="000000"/>
-                <w:sz w:val="20"/>
-                <w:szCs w:val="20"/>
-              </w:rPr>
-              <w:t>★★★★☆</w:t>
-            </w:r>
-          </w:p>
-        </w:tc>
-      </w:tr>
-    </w:tbl>
-    <w:p>
-      <w:pPr>
-        <w:spacing w:before="120" w:after="120"/>
-      </w:pPr>
-    </w:p>
-    <w:p>
-      <w:pPr>
-        <w:pStyle w:val="Titre2"/>
-      </w:pPr>
-      <w:r>
-        <w:t>3.2 Fichiers techniques</w:t>
-      </w:r>
-    </w:p>
-    <w:p>
-      <w:pPr>
-        <w:spacing w:before="80" w:after="80"/>
-      </w:pPr>
-      <w:r>
-        <w:rPr>
-          <w:b/>
-          <w:bCs/>
-        </w:rPr>
-        <w:t>robots.txt (à la racine) :</w:t>
-      </w:r>
-    </w:p>
-    <w:p>
-      <w:pPr>
-        <w:shd w:val="clear" w:color="auto" w:fill="F4F4F4"/>
-        <w:spacing w:before="60" w:after="60"/>
-      </w:pPr>
-      <w:r>
-        <w:rPr>
-          <w:rFonts w:ascii="Courier New" w:eastAsia="Courier New" w:hAnsi="Courier New" w:cs="Courier New"/>
-          <w:color w:val="333333"/>
-          <w:sz w:val="18"/>
-          <w:szCs w:val="18"/>
-        </w:rPr>
-        <w:t>User-agent: *</w:t>
-      </w:r>
-    </w:p>
-    <w:p>
-      <w:pPr>
-        <w:shd w:val="clear" w:color="auto" w:fill="F4F4F4"/>
-        <w:spacing w:before="60" w:after="60"/>
-      </w:pPr>
-      <w:proofErr w:type="spellStart"/>
-      <w:r>
-        <w:rPr>
-          <w:rFonts w:ascii="Courier New" w:eastAsia="Courier New" w:hAnsi="Courier New" w:cs="Courier New"/>
-          <w:color w:val="333333"/>
-          <w:sz w:val="18"/>
-          <w:szCs w:val="18"/>
-        </w:rPr>
-        <w:t>Allow</w:t>
-      </w:r>
-      <w:proofErr w:type="spellEnd"/>
-      <w:r>
-        <w:rPr>
-          <w:rFonts w:ascii="Courier New" w:eastAsia="Courier New" w:hAnsi="Courier New" w:cs="Courier New"/>
-          <w:color w:val="333333"/>
-          <w:sz w:val="18"/>
-          <w:szCs w:val="18"/>
-        </w:rPr>
-        <w:t>: /</w:t>
-      </w:r>
-    </w:p>
-    <w:p>
-      <w:pPr>
-        <w:shd w:val="clear" w:color="auto" w:fill="F4F4F4"/>
-        <w:spacing w:before="60" w:after="60"/>
-      </w:pPr>
-      <w:proofErr w:type="spellStart"/>
-      <w:r>
-        <w:rPr>
-          <w:rFonts w:ascii="Courier New" w:eastAsia="Courier New" w:hAnsi="Courier New" w:cs="Courier New"/>
-          <w:color w:val="333333"/>
-          <w:sz w:val="18"/>
-          <w:szCs w:val="18"/>
-        </w:rPr>
-        <w:t>Disallow</w:t>
-      </w:r>
-      <w:proofErr w:type="spellEnd"/>
-      <w:r>
-        <w:rPr>
-          <w:rFonts w:ascii="Courier New" w:eastAsia="Courier New" w:hAnsi="Courier New" w:cs="Courier New"/>
-          <w:color w:val="333333"/>
-          <w:sz w:val="18"/>
-          <w:szCs w:val="18"/>
-        </w:rPr>
-        <w:t>: /admin/</w:t>
-      </w:r>
-    </w:p>
-    <w:p>
-      <w:pPr>
-        <w:shd w:val="clear" w:color="auto" w:fill="F4F4F4"/>
-        <w:spacing w:before="60" w:after="60"/>
-      </w:pPr>
-      <w:proofErr w:type="spellStart"/>
-      <w:r>
-        <w:rPr>
-          <w:rFonts w:ascii="Courier New" w:eastAsia="Courier New" w:hAnsi="Courier New" w:cs="Courier New"/>
-          <w:color w:val="333333"/>
-          <w:sz w:val="18"/>
-          <w:szCs w:val="18"/>
-        </w:rPr>
-        <w:t>Disallow</w:t>
-      </w:r>
-      <w:proofErr w:type="spellEnd"/>
-      <w:r>
-        <w:rPr>
-          <w:rFonts w:ascii="Courier New" w:eastAsia="Courier New" w:hAnsi="Courier New" w:cs="Courier New"/>
-          <w:color w:val="333333"/>
-          <w:sz w:val="18"/>
-          <w:szCs w:val="18"/>
-        </w:rPr>
-        <w:t>: /login/</w:t>
-      </w:r>
-    </w:p>
-    <w:p>
-      <w:pPr>
-        <w:shd w:val="clear" w:color="auto" w:fill="F4F4F4"/>
-        <w:spacing w:before="60" w:after="60"/>
-      </w:pPr>
-      <w:proofErr w:type="spellStart"/>
-      <w:r>
-        <w:rPr>
-          <w:rFonts w:ascii="Courier New" w:eastAsia="Courier New" w:hAnsi="Courier New" w:cs="Courier New"/>
-          <w:color w:val="333333"/>
-          <w:sz w:val="18"/>
-          <w:szCs w:val="18"/>
-        </w:rPr>
-        <w:t>Sitemap</w:t>
-      </w:r>
-      <w:proofErr w:type="spellEnd"/>
-      <w:r>
-        <w:rPr>
-          <w:rFonts w:ascii="Courier New" w:eastAsia="Courier New" w:hAnsi="Courier New" w:cs="Courier New"/>
-          <w:color w:val="333333"/>
-          <w:sz w:val="18"/>
-          <w:szCs w:val="18"/>
-        </w:rPr>
-        <w:t>: https://iranactu.com/sitemap.xml</w:t>
-      </w:r>
-    </w:p>
-    <w:p>
-      <w:pPr>
-        <w:spacing w:before="120" w:after="120"/>
-      </w:pPr>
-    </w:p>
-    <w:p>
-      <w:pPr>
-        <w:spacing w:before="80" w:after="80"/>
-      </w:pPr>
-      <w:r>
-        <w:rPr>
-          <w:i/>
-          <w:iCs/>
-        </w:rPr>
-        <w:t xml:space="preserve">sitemap.xml généré dynamiquement en PHP — liste tous les articles publiés avec </w:t>
-      </w:r>
-      <w:proofErr w:type="spellStart"/>
-      <w:r>
-        <w:rPr>
-          <w:i/>
-          <w:iCs/>
-        </w:rPr>
-        <w:t>lastmod</w:t>
-      </w:r>
-      <w:proofErr w:type="spellEnd"/>
-      <w:r>
-        <w:rPr>
-          <w:i/>
-          <w:iCs/>
-        </w:rPr>
-        <w:t xml:space="preserve"> et </w:t>
-      </w:r>
-      <w:proofErr w:type="spellStart"/>
-      <w:r>
-        <w:rPr>
-          <w:i/>
-          <w:iCs/>
-        </w:rPr>
-        <w:t>priority</w:t>
-      </w:r>
-      <w:proofErr w:type="spellEnd"/>
-      <w:r>
-        <w:rPr>
-          <w:i/>
-          <w:iCs/>
-        </w:rPr>
-        <w:t>.</w:t>
-      </w:r>
-    </w:p>
-    <w:p>
-      <w:pPr>
-        <w:spacing w:before="120" w:after="120"/>
-      </w:pPr>
-    </w:p>
-    <w:p>
-      <w:pPr>
-        <w:pStyle w:val="Titre2"/>
-      </w:pPr>
-      <w:r>
-        <w:t>3.3 Schema.org (JSON-LD)</w:t>
-      </w:r>
-    </w:p>
-    <w:p>
-      <w:pPr>
-        <w:spacing w:before="80" w:after="80"/>
-      </w:pPr>
-      <w:r>
-        <w:t xml:space="preserve">Type </w:t>
-      </w:r>
-      <w:proofErr w:type="spellStart"/>
-      <w:r>
-        <w:t>NewsArticle</w:t>
-      </w:r>
-      <w:proofErr w:type="spellEnd"/>
-      <w:r>
-        <w:t xml:space="preserve"> inclus dans le &lt;</w:t>
-      </w:r>
-      <w:proofErr w:type="spellStart"/>
-      <w:r>
-        <w:t>head</w:t>
-      </w:r>
-      <w:proofErr w:type="spellEnd"/>
-      <w:r>
-        <w:t xml:space="preserve">&gt; de chaque article, avec headline, </w:t>
-      </w:r>
-      <w:proofErr w:type="spellStart"/>
-      <w:r>
-        <w:t>datePublished</w:t>
-      </w:r>
-      <w:proofErr w:type="spellEnd"/>
-      <w:r>
-        <w:t>,</w:t>
-      </w:r>
-      <w:r>
-        <w:t xml:space="preserve"> </w:t>
-      </w:r>
-      <w:proofErr w:type="spellStart"/>
-      <w:r>
-        <w:t>dateModified</w:t>
-      </w:r>
-      <w:proofErr w:type="spellEnd"/>
-      <w:r>
-        <w:t xml:space="preserve">, </w:t>
-      </w:r>
-      <w:proofErr w:type="spellStart"/>
-      <w:r>
-        <w:t>author</w:t>
-      </w:r>
-      <w:proofErr w:type="spellEnd"/>
-      <w:r>
-        <w:t xml:space="preserve"> et image.</w:t>
-      </w:r>
-    </w:p>
-    <w:p>
-      <w:pPr>
-        <w:spacing w:before="120" w:after="120"/>
-      </w:pPr>
-    </w:p>
-    <w:p>
-      <w:pPr>
-        <w:pStyle w:val="Titre1"/>
-      </w:pPr>
-      <w:r>
-        <w:t>4. FrontOffice (FO)</w:t>
-      </w:r>
-    </w:p>
-    <w:p>
-      <w:pPr>
-        <w:spacing w:before="120" w:after="120"/>
-      </w:pPr>
-    </w:p>
-    <w:p>
-      <w:pPr>
-        <w:pStyle w:val="Titre2"/>
-      </w:pPr>
-      <w:r>
-        <w:t>4.1 Pages et routes</w:t>
+        <w:t>2</w:t>
+      </w:r>
+      <w:r>
+        <w:t>.1 Pages et routes</w:t>
       </w:r>
     </w:p>
     <w:tbl>
@@ -5544,12 +3162,6 @@
         <w:gridCol w:w="3626"/>
       </w:tblGrid>
       <w:tr>
-        <w:tblPrEx>
-          <w:tblCellMar>
-            <w:top w:w="0" w:type="dxa"/>
-            <w:bottom w:w="0" w:type="dxa"/>
-          </w:tblCellMar>
-        </w:tblPrEx>
         <w:tc>
           <w:tcPr>
             <w:tcW w:w="2800" w:type="dxa"/>
@@ -5642,12 +3254,6 @@
         </w:tc>
       </w:tr>
       <w:tr>
-        <w:tblPrEx>
-          <w:tblCellMar>
-            <w:top w:w="0" w:type="dxa"/>
-            <w:bottom w:w="0" w:type="dxa"/>
-          </w:tblCellMar>
-        </w:tblPrEx>
         <w:tc>
           <w:tcPr>
             <w:tcW w:w="2800" w:type="dxa"/>
@@ -5736,12 +3342,6 @@
         </w:tc>
       </w:tr>
       <w:tr>
-        <w:tblPrEx>
-          <w:tblCellMar>
-            <w:top w:w="0" w:type="dxa"/>
-            <w:bottom w:w="0" w:type="dxa"/>
-          </w:tblCellMar>
-        </w:tblPrEx>
         <w:tc>
           <w:tcPr>
             <w:tcW w:w="2800" w:type="dxa"/>
@@ -5856,12 +3456,6 @@
         </w:tc>
       </w:tr>
       <w:tr>
-        <w:tblPrEx>
-          <w:tblCellMar>
-            <w:top w:w="0" w:type="dxa"/>
-            <w:bottom w:w="0" w:type="dxa"/>
-          </w:tblCellMar>
-        </w:tblPrEx>
         <w:tc>
           <w:tcPr>
             <w:tcW w:w="2800" w:type="dxa"/>
@@ -5986,12 +3580,6 @@
         </w:tc>
       </w:tr>
       <w:tr>
-        <w:tblPrEx>
-          <w:tblCellMar>
-            <w:top w:w="0" w:type="dxa"/>
-            <w:bottom w:w="0" w:type="dxa"/>
-          </w:tblCellMar>
-        </w:tblPrEx>
         <w:tc>
           <w:tcPr>
             <w:tcW w:w="2800" w:type="dxa"/>
@@ -6106,12 +3694,6 @@
         </w:tc>
       </w:tr>
       <w:tr>
-        <w:tblPrEx>
-          <w:tblCellMar>
-            <w:top w:w="0" w:type="dxa"/>
-            <w:bottom w:w="0" w:type="dxa"/>
-          </w:tblCellMar>
-        </w:tblPrEx>
         <w:tc>
           <w:tcPr>
             <w:tcW w:w="2800" w:type="dxa"/>
@@ -6236,8 +3818,280 @@
         <w:pStyle w:val="Titre2"/>
       </w:pPr>
       <w:r>
-        <w:t>4.2 Capture — Page d'accueil</w:t>
-      </w:r>
+        <w:t>2</w:t>
+      </w:r>
+      <w:r>
+        <w:t>.2 Capture — Page d'accueil</w:t>
+      </w:r>
+    </w:p>
+    <w:tbl>
+      <w:tblPr>
+        <w:tblW w:w="9050" w:type="dxa"/>
+        <w:tblBorders>
+          <w:top w:val="single" w:sz="4" w:space="0" w:color="auto"/>
+          <w:left w:val="single" w:sz="4" w:space="0" w:color="auto"/>
+          <w:bottom w:val="single" w:sz="4" w:space="0" w:color="auto"/>
+          <w:right w:val="single" w:sz="4" w:space="0" w:color="auto"/>
+          <w:insideH w:val="single" w:sz="4" w:space="0" w:color="auto"/>
+          <w:insideV w:val="single" w:sz="4" w:space="0" w:color="auto"/>
+        </w:tblBorders>
+        <w:tblCellMar>
+          <w:left w:w="10" w:type="dxa"/>
+          <w:right w:w="10" w:type="dxa"/>
+        </w:tblCellMar>
+        <w:tblLook w:val="0000" w:firstRow="0" w:lastRow="0" w:firstColumn="0" w:lastColumn="0" w:noHBand="0" w:noVBand="0"/>
+      </w:tblPr>
+      <w:tblGrid>
+        <w:gridCol w:w="9052"/>
+      </w:tblGrid>
+      <w:tr>
+        <w:trPr>
+          <w:trHeight w:val="10684"/>
+        </w:trPr>
+        <w:tc>
+          <w:tcPr>
+            <w:tcW w:w="0" w:type="auto"/>
+            <w:tcBorders>
+              <w:top w:val="dashed" w:sz="2" w:space="0" w:color="999999"/>
+              <w:left w:val="dashed" w:sz="2" w:space="0" w:color="999999"/>
+              <w:bottom w:val="dashed" w:sz="2" w:space="0" w:color="999999"/>
+              <w:right w:val="dashed" w:sz="2" w:space="0" w:color="999999"/>
+            </w:tcBorders>
+            <w:shd w:val="clear" w:color="auto" w:fill="F9F9F9"/>
+            <w:tcMar>
+              <w:top w:w="400" w:type="dxa"/>
+              <w:left w:w="200" w:type="dxa"/>
+              <w:bottom w:w="400" w:type="dxa"/>
+              <w:right w:w="200" w:type="dxa"/>
+            </w:tcMar>
+          </w:tcPr>
+          <w:p>
+            <w:pPr>
+              <w:jc w:val="center"/>
+            </w:pPr>
+            <w:r>
+              <w:rPr>
+                <w:i/>
+                <w:iCs/>
+                <w:color w:val="888888"/>
+              </w:rPr>
+              <w:lastRenderedPageBreak/>
+              <w:t>📷  Page d'accueil — liste des derniers articles avec chapeau</w:t>
+            </w:r>
+            <w:r>
+              <w:rPr>
+                <w:i/>
+                <w:iCs/>
+                <w:color w:val="888888"/>
+              </w:rPr>
+              <w:br/>
+            </w:r>
+            <w:r>
+              <w:rPr>
+                <w:noProof/>
+              </w:rPr>
+              <w:drawing>
+                <wp:inline distT="0" distB="0" distL="0" distR="0">
+                  <wp:extent cx="5494231" cy="3467100"/>
+                  <wp:effectExtent l="0" t="0" r="0" b="0"/>
+                  <wp:docPr id="1" name="Image 1" descr="C:\Users\Mike\Documents\Etude\S6\MrRojo\mini-projet\web-design-2026\docs\captures\01-accueil.png"/>
+                  <wp:cNvGraphicFramePr>
+                    <a:graphicFrameLocks xmlns:a="http://schemas.openxmlformats.org/drawingml/2006/main" noChangeAspect="1"/>
+                  </wp:cNvGraphicFramePr>
+                  <a:graphic xmlns:a="http://schemas.openxmlformats.org/drawingml/2006/main">
+                    <a:graphicData uri="http://schemas.openxmlformats.org/drawingml/2006/picture">
+                      <pic:pic xmlns:pic="http://schemas.openxmlformats.org/drawingml/2006/picture">
+                        <pic:nvPicPr>
+                          <pic:cNvPr id="0" name="Picture 1" descr="C:\Users\Mike\Documents\Etude\S6\MrRojo\mini-projet\web-design-2026\docs\captures\01-accueil.png"/>
+                          <pic:cNvPicPr>
+                            <a:picLocks noChangeAspect="1" noChangeArrowheads="1"/>
+                          </pic:cNvPicPr>
+                        </pic:nvPicPr>
+                        <pic:blipFill>
+                          <a:blip r:embed="rId7">
+                            <a:extLst>
+                              <a:ext uri="{28A0092B-C50C-407E-A947-70E740481C1C}">
+                                <a14:useLocalDpi xmlns:a14="http://schemas.microsoft.com/office/drawing/2010/main" val="0"/>
+                              </a:ext>
+                            </a:extLst>
+                          </a:blip>
+                          <a:srcRect/>
+                          <a:stretch>
+                            <a:fillRect/>
+                          </a:stretch>
+                        </pic:blipFill>
+                        <pic:spPr bwMode="auto">
+                          <a:xfrm>
+                            <a:off x="0" y="0"/>
+                            <a:ext cx="5550626" cy="3502688"/>
+                          </a:xfrm>
+                          <a:prstGeom prst="rect">
+                            <a:avLst/>
+                          </a:prstGeom>
+                          <a:noFill/>
+                          <a:ln>
+                            <a:noFill/>
+                          </a:ln>
+                        </pic:spPr>
+                      </pic:pic>
+                    </a:graphicData>
+                  </a:graphic>
+                </wp:inline>
+              </w:drawing>
+            </w:r>
+          </w:p>
+        </w:tc>
+      </w:tr>
+    </w:tbl>
+    <w:p>
+      <w:pPr>
+        <w:spacing w:before="120" w:after="120"/>
+      </w:pPr>
+    </w:p>
+    <w:p>
+      <w:pPr>
+        <w:pStyle w:val="Titre2"/>
+      </w:pPr>
+      <w:r>
+        <w:t>2</w:t>
+      </w:r>
+      <w:r>
+        <w:t>.3 Capture — Page article</w:t>
+      </w:r>
+    </w:p>
+    <w:tbl>
+      <w:tblPr>
+        <w:tblpPr w:leftFromText="141" w:rightFromText="141" w:vertAnchor="page" w:horzAnchor="page" w:tblpX="1" w:tblpY="421"/>
+        <w:tblW w:w="14050" w:type="dxa"/>
+        <w:tblBorders>
+          <w:top w:val="single" w:sz="4" w:space="0" w:color="auto"/>
+          <w:left w:val="single" w:sz="4" w:space="0" w:color="auto"/>
+          <w:bottom w:val="single" w:sz="4" w:space="0" w:color="auto"/>
+          <w:right w:val="single" w:sz="4" w:space="0" w:color="auto"/>
+          <w:insideH w:val="single" w:sz="4" w:space="0" w:color="auto"/>
+          <w:insideV w:val="single" w:sz="4" w:space="0" w:color="auto"/>
+        </w:tblBorders>
+        <w:tblCellMar>
+          <w:left w:w="10" w:type="dxa"/>
+          <w:right w:w="10" w:type="dxa"/>
+        </w:tblCellMar>
+        <w:tblLook w:val="0000" w:firstRow="0" w:lastRow="0" w:firstColumn="0" w:lastColumn="0" w:noHBand="0" w:noVBand="0"/>
+      </w:tblPr>
+      <w:tblGrid>
+        <w:gridCol w:w="14050"/>
+      </w:tblGrid>
+      <w:tr>
+        <w:trPr>
+          <w:trHeight w:val="9266"/>
+        </w:trPr>
+        <w:tc>
+          <w:tcPr>
+            <w:tcW w:w="0" w:type="auto"/>
+            <w:tcBorders>
+              <w:top w:val="dashed" w:sz="2" w:space="0" w:color="999999"/>
+              <w:left w:val="dashed" w:sz="2" w:space="0" w:color="999999"/>
+              <w:bottom w:val="dashed" w:sz="2" w:space="0" w:color="999999"/>
+              <w:right w:val="dashed" w:sz="2" w:space="0" w:color="999999"/>
+            </w:tcBorders>
+            <w:shd w:val="clear" w:color="auto" w:fill="F9F9F9"/>
+            <w:tcMar>
+              <w:top w:w="400" w:type="dxa"/>
+              <w:left w:w="200" w:type="dxa"/>
+              <w:bottom w:w="400" w:type="dxa"/>
+              <w:right w:w="200" w:type="dxa"/>
+            </w:tcMar>
+          </w:tcPr>
+          <w:p>
+            <w:pPr>
+              <w:jc w:val="center"/>
+            </w:pPr>
+            <w:r>
+              <w:rPr>
+                <w:rFonts w:ascii="Segoe UI Symbol" w:hAnsi="Segoe UI Symbol" w:cs="Segoe UI Symbol"/>
+                <w:i/>
+                <w:iCs/>
+                <w:color w:val="888888"/>
+              </w:rPr>
+              <w:lastRenderedPageBreak/>
+              <w:t>📷</w:t>
+            </w:r>
+            <w:r>
+              <w:rPr>
+                <w:i/>
+                <w:iCs/>
+                <w:color w:val="888888"/>
+              </w:rPr>
+              <w:t xml:space="preserve">  Page article — contenu, URL propre visible dans la barre d'adresse</w:t>
+            </w:r>
+            <w:r>
+              <w:rPr>
+                <w:i/>
+                <w:iCs/>
+                <w:color w:val="888888"/>
+              </w:rPr>
+              <w:br/>
+            </w:r>
+            <w:r>
+              <w:rPr>
+                <w:noProof/>
+              </w:rPr>
+              <w:drawing>
+                <wp:inline distT="0" distB="0" distL="0" distR="0" wp14:anchorId="1AD92EC0" wp14:editId="18E3470E">
+                  <wp:extent cx="8667851" cy="4619470"/>
+                  <wp:effectExtent l="0" t="0" r="0" b="0"/>
+                  <wp:docPr id="3" name="Image 3" descr="C:\Users\Mike\Documents\Etude\S6\MrRojo\mini-projet\web-design-2026\docs\captures\02-article-page.png"/>
+                  <wp:cNvGraphicFramePr>
+                    <a:graphicFrameLocks xmlns:a="http://schemas.openxmlformats.org/drawingml/2006/main" noChangeAspect="1"/>
+                  </wp:cNvGraphicFramePr>
+                  <a:graphic xmlns:a="http://schemas.openxmlformats.org/drawingml/2006/main">
+                    <a:graphicData uri="http://schemas.openxmlformats.org/drawingml/2006/picture">
+                      <pic:pic xmlns:pic="http://schemas.openxmlformats.org/drawingml/2006/picture">
+                        <pic:nvPicPr>
+                          <pic:cNvPr id="0" name="Picture 2" descr="C:\Users\Mike\Documents\Etude\S6\MrRojo\mini-projet\web-design-2026\docs\captures\02-article-page.png"/>
+                          <pic:cNvPicPr>
+                            <a:picLocks noChangeAspect="1" noChangeArrowheads="1"/>
+                          </pic:cNvPicPr>
+                        </pic:nvPicPr>
+                        <pic:blipFill>
+                          <a:blip r:embed="rId8">
+                            <a:extLst>
+                              <a:ext uri="{28A0092B-C50C-407E-A947-70E740481C1C}">
+                                <a14:useLocalDpi xmlns:a14="http://schemas.microsoft.com/office/drawing/2010/main" val="0"/>
+                              </a:ext>
+                            </a:extLst>
+                          </a:blip>
+                          <a:srcRect/>
+                          <a:stretch>
+                            <a:fillRect/>
+                          </a:stretch>
+                        </pic:blipFill>
+                        <pic:spPr bwMode="auto">
+                          <a:xfrm>
+                            <a:off x="0" y="0"/>
+                            <a:ext cx="8713311" cy="4643698"/>
+                          </a:xfrm>
+                          <a:prstGeom prst="rect">
+                            <a:avLst/>
+                          </a:prstGeom>
+                          <a:noFill/>
+                          <a:ln>
+                            <a:noFill/>
+                          </a:ln>
+                        </pic:spPr>
+                      </pic:pic>
+                    </a:graphicData>
+                  </a:graphic>
+                </wp:inline>
+              </w:drawing>
+            </w:r>
+          </w:p>
+        </w:tc>
+      </w:tr>
+    </w:tbl>
+    <w:p>
+      <w:pPr>
+        <w:spacing w:before="120" w:after="120"/>
+      </w:pPr>
     </w:p>
     <w:tbl>
       <w:tblPr>
@@ -6257,15 +4111,9 @@
         <w:tblLook w:val="0000" w:firstRow="0" w:lastRow="0" w:firstColumn="0" w:lastColumn="0" w:noHBand="0" w:noVBand="0"/>
       </w:tblPr>
       <w:tblGrid>
-        <w:gridCol w:w="9026"/>
+        <w:gridCol w:w="9500"/>
       </w:tblGrid>
       <w:tr>
-        <w:tblPrEx>
-          <w:tblCellMar>
-            <w:top w:w="0" w:type="dxa"/>
-            <w:bottom w:w="0" w:type="dxa"/>
-          </w:tblCellMar>
-        </w:tblPrEx>
         <w:tc>
           <w:tcPr>
             <w:tcW w:w="0" w:type="auto"/>
@@ -6293,15 +4141,105 @@
                 <w:iCs/>
                 <w:color w:val="888888"/>
               </w:rPr>
-              <w:t>📷</w:t>
-            </w:r>
+              <w:lastRenderedPageBreak/>
+              <w:t>📷  Inspecteur HTML — balises &lt;</w:t>
+            </w:r>
+            <w:proofErr w:type="spellStart"/>
             <w:r>
               <w:rPr>
                 <w:i/>
                 <w:iCs/>
                 <w:color w:val="888888"/>
               </w:rPr>
-              <w:t xml:space="preserve">  Page d'accueil — liste des derniers articles avec chapeau</w:t>
+              <w:t>title</w:t>
+            </w:r>
+            <w:proofErr w:type="spellEnd"/>
+            <w:r>
+              <w:rPr>
+                <w:i/>
+                <w:iCs/>
+                <w:color w:val="888888"/>
+              </w:rPr>
+              <w:t>&gt;, &lt;</w:t>
+            </w:r>
+            <w:proofErr w:type="spellStart"/>
+            <w:r>
+              <w:rPr>
+                <w:i/>
+                <w:iCs/>
+                <w:color w:val="888888"/>
+              </w:rPr>
+              <w:t>meta</w:t>
+            </w:r>
+            <w:proofErr w:type="spellEnd"/>
+            <w:r>
+              <w:rPr>
+                <w:i/>
+                <w:iCs/>
+                <w:color w:val="888888"/>
+              </w:rPr>
+              <w:t xml:space="preserve"> description&gt;, Open Graph, Schema.org</w:t>
+            </w:r>
+            <w:r>
+              <w:rPr>
+                <w:i/>
+                <w:iCs/>
+                <w:color w:val="888888"/>
+              </w:rPr>
+              <w:br/>
+            </w:r>
+            <w:r>
+              <w:rPr>
+                <w:noProof/>
+              </w:rPr>
+              <w:drawing>
+                <wp:inline distT="0" distB="0" distL="0" distR="0">
+                  <wp:extent cx="7343775" cy="3913813"/>
+                  <wp:effectExtent l="0" t="0" r="0" b="0"/>
+                  <wp:docPr id="4" name="Image 4" descr="C:\Users\Mike\Documents\Etude\S6\MrRojo\mini-projet\web-design-2026\docs\captures\03-article-devtools.png"/>
+                  <wp:cNvGraphicFramePr>
+                    <a:graphicFrameLocks xmlns:a="http://schemas.openxmlformats.org/drawingml/2006/main" noChangeAspect="1"/>
+                  </wp:cNvGraphicFramePr>
+                  <a:graphic xmlns:a="http://schemas.openxmlformats.org/drawingml/2006/main">
+                    <a:graphicData uri="http://schemas.openxmlformats.org/drawingml/2006/picture">
+                      <pic:pic xmlns:pic="http://schemas.openxmlformats.org/drawingml/2006/picture">
+                        <pic:nvPicPr>
+                          <pic:cNvPr id="0" name="Picture 3" descr="C:\Users\Mike\Documents\Etude\S6\MrRojo\mini-projet\web-design-2026\docs\captures\03-article-devtools.png"/>
+                          <pic:cNvPicPr>
+                            <a:picLocks noChangeAspect="1" noChangeArrowheads="1"/>
+                          </pic:cNvPicPr>
+                        </pic:nvPicPr>
+                        <pic:blipFill>
+                          <a:blip r:embed="rId9">
+                            <a:extLst>
+                              <a:ext uri="{28A0092B-C50C-407E-A947-70E740481C1C}">
+                                <a14:useLocalDpi xmlns:a14="http://schemas.microsoft.com/office/drawing/2010/main" val="0"/>
+                              </a:ext>
+                            </a:extLst>
+                          </a:blip>
+                          <a:srcRect/>
+                          <a:stretch>
+                            <a:fillRect/>
+                          </a:stretch>
+                        </pic:blipFill>
+                        <pic:spPr bwMode="auto">
+                          <a:xfrm>
+                            <a:off x="0" y="0"/>
+                            <a:ext cx="7358174" cy="3921487"/>
+                          </a:xfrm>
+                          <a:prstGeom prst="rect">
+                            <a:avLst/>
+                          </a:prstGeom>
+                          <a:noFill/>
+                          <a:ln>
+                            <a:noFill/>
+                          </a:ln>
+                        </pic:spPr>
+                      </pic:pic>
+                    </a:graphicData>
+                  </a:graphic>
+                </wp:inline>
+              </w:drawing>
             </w:r>
           </w:p>
         </w:tc>
@@ -6314,86 +4252,29 @@
     </w:p>
     <w:p>
       <w:pPr>
-        <w:pStyle w:val="Titre2"/>
+        <w:pStyle w:val="Titre1"/>
       </w:pPr>
       <w:r>
-        <w:t>4.3 Capture — Page article</w:t>
+        <w:t>3</w:t>
+      </w:r>
+      <w:r>
+        <w:t>. BackOffice (BO)</w:t>
       </w:r>
     </w:p>
     <w:p>
       <w:pPr>
-        <w:spacing w:before="80" w:after="80"/>
+        <w:spacing w:before="120" w:after="120"/>
       </w:pPr>
-      <w:r>
-        <w:rPr>
-          <w:i/>
-          <w:iCs/>
-        </w:rPr>
-        <w:t xml:space="preserve">Points à vérifier visibles : URL rewriting dans la barre d'adresse, &lt;h1&gt; pour le titre, structure &lt;h2&gt;/&lt;h3&gt;, images avec attribut </w:t>
-      </w:r>
-      <w:proofErr w:type="spellStart"/>
-      <w:r>
-        <w:rPr>
-          <w:i/>
-          <w:iCs/>
-        </w:rPr>
-        <w:t>alt</w:t>
-      </w:r>
-      <w:proofErr w:type="spellEnd"/>
-      <w:r>
-        <w:rPr>
-          <w:i/>
-          <w:iCs/>
-        </w:rPr>
-        <w:t>, balises &lt;</w:t>
-      </w:r>
-      <w:proofErr w:type="spellStart"/>
-      <w:r>
-        <w:rPr>
-          <w:i/>
-          <w:iCs/>
-        </w:rPr>
-        <w:t>title</w:t>
-      </w:r>
-      <w:proofErr w:type="spellEnd"/>
-      <w:r>
-        <w:rPr>
-          <w:i/>
-          <w:iCs/>
-        </w:rPr>
-        <w:t>&gt; et &lt;</w:t>
-      </w:r>
-      <w:proofErr w:type="spellStart"/>
-      <w:r>
-        <w:rPr>
-          <w:i/>
-          <w:iCs/>
-        </w:rPr>
-        <w:t>meta</w:t>
-      </w:r>
-      <w:proofErr w:type="spellEnd"/>
-      <w:r>
-        <w:rPr>
-          <w:i/>
-          <w:iCs/>
-        </w:rPr>
-        <w:t>&gt; dans le &lt;</w:t>
-      </w:r>
-      <w:proofErr w:type="spellStart"/>
-      <w:r>
-        <w:rPr>
-          <w:i/>
-          <w:iCs/>
-        </w:rPr>
-        <w:t>head</w:t>
-      </w:r>
-      <w:proofErr w:type="spellEnd"/>
-      <w:r>
-        <w:rPr>
-          <w:i/>
-          <w:iCs/>
-        </w:rPr>
-        <w:t>&gt;.</w:t>
+    </w:p>
+    <w:p>
+      <w:pPr>
+        <w:pStyle w:val="Titre2"/>
+      </w:pPr>
+      <w:r>
+        <w:t>3</w:t>
+      </w:r>
+      <w:r>
+        <w:t>.1 Accès par défaut</w:t>
       </w:r>
     </w:p>
     <w:tbl>
@@ -6414,15 +4295,788 @@
         <w:tblLook w:val="0000" w:firstRow="0" w:lastRow="0" w:firstColumn="0" w:lastColumn="0" w:noHBand="0" w:noVBand="0"/>
       </w:tblPr>
       <w:tblGrid>
-        <w:gridCol w:w="9026"/>
+        <w:gridCol w:w="2500"/>
+        <w:gridCol w:w="6526"/>
       </w:tblGrid>
       <w:tr>
-        <w:tblPrEx>
-          <w:tblCellMar>
-            <w:top w:w="0" w:type="dxa"/>
-            <w:bottom w:w="0" w:type="dxa"/>
-          </w:tblCellMar>
-        </w:tblPrEx>
+        <w:tc>
+          <w:tcPr>
+            <w:tcW w:w="2500" w:type="dxa"/>
+            <w:tcBorders>
+              <w:top w:val="single" w:sz="1" w:space="0" w:color="CCCCCC"/>
+              <w:left w:val="single" w:sz="1" w:space="0" w:color="CCCCCC"/>
+              <w:bottom w:val="single" w:sz="1" w:space="0" w:color="CCCCCC"/>
+              <w:right w:val="single" w:sz="1" w:space="0" w:color="CCCCCC"/>
+            </w:tcBorders>
+            <w:shd w:val="clear" w:color="auto" w:fill="FFFFFF"/>
+            <w:tcMar>
+              <w:top w:w="80" w:type="dxa"/>
+              <w:left w:w="120" w:type="dxa"/>
+              <w:bottom w:w="80" w:type="dxa"/>
+              <w:right w:w="120" w:type="dxa"/>
+            </w:tcMar>
+          </w:tcPr>
+          <w:p>
+            <w:r>
+              <w:rPr>
+                <w:b/>
+                <w:bCs/>
+                <w:color w:val="000000"/>
+                <w:sz w:val="20"/>
+                <w:szCs w:val="20"/>
+              </w:rPr>
+              <w:t>URL</w:t>
+            </w:r>
+          </w:p>
+        </w:tc>
+        <w:tc>
+          <w:tcPr>
+            <w:tcW w:w="6526" w:type="dxa"/>
+            <w:tcBorders>
+              <w:top w:val="single" w:sz="1" w:space="0" w:color="CCCCCC"/>
+              <w:left w:val="single" w:sz="1" w:space="0" w:color="CCCCCC"/>
+              <w:bottom w:val="single" w:sz="1" w:space="0" w:color="CCCCCC"/>
+              <w:right w:val="single" w:sz="1" w:space="0" w:color="CCCCCC"/>
+            </w:tcBorders>
+            <w:shd w:val="clear" w:color="auto" w:fill="FFFFFF"/>
+            <w:tcMar>
+              <w:top w:w="80" w:type="dxa"/>
+              <w:left w:w="120" w:type="dxa"/>
+              <w:bottom w:w="80" w:type="dxa"/>
+              <w:right w:w="120" w:type="dxa"/>
+            </w:tcMar>
+          </w:tcPr>
+          <w:p>
+            <w:r>
+              <w:rPr>
+                <w:color w:val="000000"/>
+                <w:sz w:val="20"/>
+                <w:szCs w:val="20"/>
+              </w:rPr>
+              <w:t>http://localhost/admin/login/</w:t>
+            </w:r>
+          </w:p>
+        </w:tc>
+      </w:tr>
+      <w:tr>
+        <w:tc>
+          <w:tcPr>
+            <w:tcW w:w="2500" w:type="dxa"/>
+            <w:tcBorders>
+              <w:top w:val="single" w:sz="1" w:space="0" w:color="CCCCCC"/>
+              <w:left w:val="single" w:sz="1" w:space="0" w:color="CCCCCC"/>
+              <w:bottom w:val="single" w:sz="1" w:space="0" w:color="CCCCCC"/>
+              <w:right w:val="single" w:sz="1" w:space="0" w:color="CCCCCC"/>
+            </w:tcBorders>
+            <w:shd w:val="clear" w:color="auto" w:fill="FFFFFF"/>
+            <w:tcMar>
+              <w:top w:w="80" w:type="dxa"/>
+              <w:left w:w="120" w:type="dxa"/>
+              <w:bottom w:w="80" w:type="dxa"/>
+              <w:right w:w="120" w:type="dxa"/>
+            </w:tcMar>
+          </w:tcPr>
+          <w:p>
+            <w:r>
+              <w:rPr>
+                <w:b/>
+                <w:bCs/>
+                <w:color w:val="000000"/>
+                <w:sz w:val="20"/>
+                <w:szCs w:val="20"/>
+              </w:rPr>
+              <w:t>Login</w:t>
+            </w:r>
+          </w:p>
+        </w:tc>
+        <w:tc>
+          <w:tcPr>
+            <w:tcW w:w="6526" w:type="dxa"/>
+            <w:tcBorders>
+              <w:top w:val="single" w:sz="1" w:space="0" w:color="CCCCCC"/>
+              <w:left w:val="single" w:sz="1" w:space="0" w:color="CCCCCC"/>
+              <w:bottom w:val="single" w:sz="1" w:space="0" w:color="CCCCCC"/>
+              <w:right w:val="single" w:sz="1" w:space="0" w:color="CCCCCC"/>
+            </w:tcBorders>
+            <w:shd w:val="clear" w:color="auto" w:fill="FFFFFF"/>
+            <w:tcMar>
+              <w:top w:w="80" w:type="dxa"/>
+              <w:left w:w="120" w:type="dxa"/>
+              <w:bottom w:w="80" w:type="dxa"/>
+              <w:right w:w="120" w:type="dxa"/>
+            </w:tcMar>
+          </w:tcPr>
+          <w:p>
+            <w:r>
+              <w:rPr>
+                <w:color w:val="000000"/>
+                <w:sz w:val="20"/>
+                <w:szCs w:val="20"/>
+              </w:rPr>
+              <w:t>A</w:t>
+            </w:r>
+            <w:r>
+              <w:rPr>
+                <w:color w:val="000000"/>
+                <w:sz w:val="20"/>
+                <w:szCs w:val="20"/>
+              </w:rPr>
+              <w:t>dmin</w:t>
+            </w:r>
+          </w:p>
+        </w:tc>
+      </w:tr>
+      <w:tr>
+        <w:tc>
+          <w:tcPr>
+            <w:tcW w:w="2500" w:type="dxa"/>
+            <w:tcBorders>
+              <w:top w:val="single" w:sz="1" w:space="0" w:color="CCCCCC"/>
+              <w:left w:val="single" w:sz="1" w:space="0" w:color="CCCCCC"/>
+              <w:bottom w:val="single" w:sz="1" w:space="0" w:color="CCCCCC"/>
+              <w:right w:val="single" w:sz="1" w:space="0" w:color="CCCCCC"/>
+            </w:tcBorders>
+            <w:shd w:val="clear" w:color="auto" w:fill="FFFFFF"/>
+            <w:tcMar>
+              <w:top w:w="80" w:type="dxa"/>
+              <w:left w:w="120" w:type="dxa"/>
+              <w:bottom w:w="80" w:type="dxa"/>
+              <w:right w:w="120" w:type="dxa"/>
+            </w:tcMar>
+          </w:tcPr>
+          <w:p>
+            <w:r>
+              <w:rPr>
+                <w:b/>
+                <w:bCs/>
+                <w:color w:val="000000"/>
+                <w:sz w:val="20"/>
+                <w:szCs w:val="20"/>
+              </w:rPr>
+              <w:t>Mot de passe</w:t>
+            </w:r>
+          </w:p>
+        </w:tc>
+        <w:tc>
+          <w:tcPr>
+            <w:tcW w:w="6526" w:type="dxa"/>
+            <w:tcBorders>
+              <w:top w:val="single" w:sz="1" w:space="0" w:color="CCCCCC"/>
+              <w:left w:val="single" w:sz="1" w:space="0" w:color="CCCCCC"/>
+              <w:bottom w:val="single" w:sz="1" w:space="0" w:color="CCCCCC"/>
+              <w:right w:val="single" w:sz="1" w:space="0" w:color="CCCCCC"/>
+            </w:tcBorders>
+            <w:shd w:val="clear" w:color="auto" w:fill="FFFFFF"/>
+            <w:tcMar>
+              <w:top w:w="80" w:type="dxa"/>
+              <w:left w:w="120" w:type="dxa"/>
+              <w:bottom w:w="80" w:type="dxa"/>
+              <w:right w:w="120" w:type="dxa"/>
+            </w:tcMar>
+          </w:tcPr>
+          <w:p>
+            <w:r>
+              <w:rPr>
+                <w:color w:val="000000"/>
+                <w:sz w:val="20"/>
+                <w:szCs w:val="20"/>
+              </w:rPr>
+              <w:t>admin123</w:t>
+            </w:r>
+          </w:p>
+        </w:tc>
+      </w:tr>
+    </w:tbl>
+    <w:p>
+      <w:pPr>
+        <w:spacing w:before="120" w:after="120"/>
+      </w:pPr>
+    </w:p>
+    <w:p>
+      <w:pPr>
+        <w:pStyle w:val="Titre2"/>
+      </w:pPr>
+      <w:r>
+        <w:t>3</w:t>
+      </w:r>
+      <w:r>
+        <w:t>.2 Fonctionnalités</w:t>
+      </w:r>
+    </w:p>
+    <w:tbl>
+      <w:tblPr>
+        <w:tblW w:w="9026" w:type="dxa"/>
+        <w:tblBorders>
+          <w:top w:val="single" w:sz="4" w:space="0" w:color="auto"/>
+          <w:left w:val="single" w:sz="4" w:space="0" w:color="auto"/>
+          <w:bottom w:val="single" w:sz="4" w:space="0" w:color="auto"/>
+          <w:right w:val="single" w:sz="4" w:space="0" w:color="auto"/>
+          <w:insideH w:val="single" w:sz="4" w:space="0" w:color="auto"/>
+          <w:insideV w:val="single" w:sz="4" w:space="0" w:color="auto"/>
+        </w:tblBorders>
+        <w:tblCellMar>
+          <w:left w:w="10" w:type="dxa"/>
+          <w:right w:w="10" w:type="dxa"/>
+        </w:tblCellMar>
+        <w:tblLook w:val="0000" w:firstRow="0" w:lastRow="0" w:firstColumn="0" w:lastColumn="0" w:noHBand="0" w:noVBand="0"/>
+      </w:tblPr>
+      <w:tblGrid>
+        <w:gridCol w:w="3000"/>
+        <w:gridCol w:w="6026"/>
+      </w:tblGrid>
+      <w:tr>
+        <w:tc>
+          <w:tcPr>
+            <w:tcW w:w="3000" w:type="dxa"/>
+            <w:tcBorders>
+              <w:top w:val="single" w:sz="1" w:space="0" w:color="2C5F8A"/>
+              <w:left w:val="single" w:sz="1" w:space="0" w:color="2C5F8A"/>
+              <w:bottom w:val="single" w:sz="1" w:space="0" w:color="2C5F8A"/>
+              <w:right w:val="single" w:sz="1" w:space="0" w:color="2C5F8A"/>
+            </w:tcBorders>
+            <w:shd w:val="clear" w:color="auto" w:fill="2C5F8A"/>
+            <w:tcMar>
+              <w:top w:w="80" w:type="dxa"/>
+              <w:left w:w="120" w:type="dxa"/>
+              <w:bottom w:w="80" w:type="dxa"/>
+              <w:right w:w="120" w:type="dxa"/>
+            </w:tcMar>
+          </w:tcPr>
+          <w:p>
+            <w:r>
+              <w:rPr>
+                <w:b/>
+                <w:bCs/>
+                <w:color w:val="FFFFFF"/>
+                <w:sz w:val="20"/>
+                <w:szCs w:val="20"/>
+              </w:rPr>
+              <w:t>Page BO</w:t>
+            </w:r>
+          </w:p>
+        </w:tc>
+        <w:tc>
+          <w:tcPr>
+            <w:tcW w:w="6026" w:type="dxa"/>
+            <w:tcBorders>
+              <w:top w:val="single" w:sz="1" w:space="0" w:color="2C5F8A"/>
+              <w:left w:val="single" w:sz="1" w:space="0" w:color="2C5F8A"/>
+              <w:bottom w:val="single" w:sz="1" w:space="0" w:color="2C5F8A"/>
+              <w:right w:val="single" w:sz="1" w:space="0" w:color="2C5F8A"/>
+            </w:tcBorders>
+            <w:shd w:val="clear" w:color="auto" w:fill="2C5F8A"/>
+            <w:tcMar>
+              <w:top w:w="80" w:type="dxa"/>
+              <w:left w:w="120" w:type="dxa"/>
+              <w:bottom w:w="80" w:type="dxa"/>
+              <w:right w:w="120" w:type="dxa"/>
+            </w:tcMar>
+          </w:tcPr>
+          <w:p>
+            <w:r>
+              <w:rPr>
+                <w:b/>
+                <w:bCs/>
+                <w:color w:val="FFFFFF"/>
+                <w:sz w:val="20"/>
+                <w:szCs w:val="20"/>
+              </w:rPr>
+              <w:t>Description</w:t>
+            </w:r>
+          </w:p>
+        </w:tc>
+      </w:tr>
+      <w:tr>
+        <w:tc>
+          <w:tcPr>
+            <w:tcW w:w="3000" w:type="dxa"/>
+            <w:tcBorders>
+              <w:top w:val="single" w:sz="1" w:space="0" w:color="CCCCCC"/>
+              <w:left w:val="single" w:sz="1" w:space="0" w:color="CCCCCC"/>
+              <w:bottom w:val="single" w:sz="1" w:space="0" w:color="CCCCCC"/>
+              <w:right w:val="single" w:sz="1" w:space="0" w:color="CCCCCC"/>
+            </w:tcBorders>
+            <w:shd w:val="clear" w:color="auto" w:fill="FFFFFF"/>
+            <w:tcMar>
+              <w:top w:w="80" w:type="dxa"/>
+              <w:left w:w="120" w:type="dxa"/>
+              <w:bottom w:w="80" w:type="dxa"/>
+              <w:right w:w="120" w:type="dxa"/>
+            </w:tcMar>
+          </w:tcPr>
+          <w:p>
+            <w:r>
+              <w:rPr>
+                <w:color w:val="000000"/>
+                <w:sz w:val="20"/>
+                <w:szCs w:val="20"/>
+              </w:rPr>
+              <w:t>/admin/login/</w:t>
+            </w:r>
+          </w:p>
+        </w:tc>
+        <w:tc>
+          <w:tcPr>
+            <w:tcW w:w="6026" w:type="dxa"/>
+            <w:tcBorders>
+              <w:top w:val="single" w:sz="1" w:space="0" w:color="CCCCCC"/>
+              <w:left w:val="single" w:sz="1" w:space="0" w:color="CCCCCC"/>
+              <w:bottom w:val="single" w:sz="1" w:space="0" w:color="CCCCCC"/>
+              <w:right w:val="single" w:sz="1" w:space="0" w:color="CCCCCC"/>
+            </w:tcBorders>
+            <w:shd w:val="clear" w:color="auto" w:fill="FFFFFF"/>
+            <w:tcMar>
+              <w:top w:w="80" w:type="dxa"/>
+              <w:left w:w="120" w:type="dxa"/>
+              <w:bottom w:w="80" w:type="dxa"/>
+              <w:right w:w="120" w:type="dxa"/>
+            </w:tcMar>
+          </w:tcPr>
+          <w:p>
+            <w:r>
+              <w:rPr>
+                <w:color w:val="000000"/>
+                <w:sz w:val="20"/>
+                <w:szCs w:val="20"/>
+              </w:rPr>
+              <w:t>Formulaire d'authentification</w:t>
+            </w:r>
+          </w:p>
+        </w:tc>
+      </w:tr>
+      <w:tr>
+        <w:tc>
+          <w:tcPr>
+            <w:tcW w:w="3000" w:type="dxa"/>
+            <w:tcBorders>
+              <w:top w:val="single" w:sz="1" w:space="0" w:color="CCCCCC"/>
+              <w:left w:val="single" w:sz="1" w:space="0" w:color="CCCCCC"/>
+              <w:bottom w:val="single" w:sz="1" w:space="0" w:color="CCCCCC"/>
+              <w:right w:val="single" w:sz="1" w:space="0" w:color="CCCCCC"/>
+            </w:tcBorders>
+            <w:shd w:val="clear" w:color="auto" w:fill="FFFFFF"/>
+            <w:tcMar>
+              <w:top w:w="80" w:type="dxa"/>
+              <w:left w:w="120" w:type="dxa"/>
+              <w:bottom w:w="80" w:type="dxa"/>
+              <w:right w:w="120" w:type="dxa"/>
+            </w:tcMar>
+          </w:tcPr>
+          <w:p>
+            <w:r>
+              <w:rPr>
+                <w:color w:val="000000"/>
+                <w:sz w:val="20"/>
+                <w:szCs w:val="20"/>
+              </w:rPr>
+              <w:t>/admin/articles/</w:t>
+            </w:r>
+          </w:p>
+        </w:tc>
+        <w:tc>
+          <w:tcPr>
+            <w:tcW w:w="6026" w:type="dxa"/>
+            <w:tcBorders>
+              <w:top w:val="single" w:sz="1" w:space="0" w:color="CCCCCC"/>
+              <w:left w:val="single" w:sz="1" w:space="0" w:color="CCCCCC"/>
+              <w:bottom w:val="single" w:sz="1" w:space="0" w:color="CCCCCC"/>
+              <w:right w:val="single" w:sz="1" w:space="0" w:color="CCCCCC"/>
+            </w:tcBorders>
+            <w:shd w:val="clear" w:color="auto" w:fill="FFFFFF"/>
+            <w:tcMar>
+              <w:top w:w="80" w:type="dxa"/>
+              <w:left w:w="120" w:type="dxa"/>
+              <w:bottom w:w="80" w:type="dxa"/>
+              <w:right w:w="120" w:type="dxa"/>
+            </w:tcMar>
+          </w:tcPr>
+          <w:p>
+            <w:r>
+              <w:rPr>
+                <w:color w:val="000000"/>
+                <w:sz w:val="20"/>
+                <w:szCs w:val="20"/>
+              </w:rPr>
+              <w:t>Liste des articles (titre, slug, statut, date)</w:t>
+            </w:r>
+          </w:p>
+        </w:tc>
+      </w:tr>
+      <w:tr>
+        <w:tc>
+          <w:tcPr>
+            <w:tcW w:w="3000" w:type="dxa"/>
+            <w:tcBorders>
+              <w:top w:val="single" w:sz="1" w:space="0" w:color="CCCCCC"/>
+              <w:left w:val="single" w:sz="1" w:space="0" w:color="CCCCCC"/>
+              <w:bottom w:val="single" w:sz="1" w:space="0" w:color="CCCCCC"/>
+              <w:right w:val="single" w:sz="1" w:space="0" w:color="CCCCCC"/>
+            </w:tcBorders>
+            <w:shd w:val="clear" w:color="auto" w:fill="FFFFFF"/>
+            <w:tcMar>
+              <w:top w:w="80" w:type="dxa"/>
+              <w:left w:w="120" w:type="dxa"/>
+              <w:bottom w:w="80" w:type="dxa"/>
+              <w:right w:w="120" w:type="dxa"/>
+            </w:tcMar>
+          </w:tcPr>
+          <w:p>
+            <w:r>
+              <w:rPr>
+                <w:color w:val="000000"/>
+                <w:sz w:val="20"/>
+                <w:szCs w:val="20"/>
+              </w:rPr>
+              <w:t>/admin/articles/new</w:t>
+            </w:r>
+          </w:p>
+        </w:tc>
+        <w:tc>
+          <w:tcPr>
+            <w:tcW w:w="6026" w:type="dxa"/>
+            <w:tcBorders>
+              <w:top w:val="single" w:sz="1" w:space="0" w:color="CCCCCC"/>
+              <w:left w:val="single" w:sz="1" w:space="0" w:color="CCCCCC"/>
+              <w:bottom w:val="single" w:sz="1" w:space="0" w:color="CCCCCC"/>
+              <w:right w:val="single" w:sz="1" w:space="0" w:color="CCCCCC"/>
+            </w:tcBorders>
+            <w:shd w:val="clear" w:color="auto" w:fill="FFFFFF"/>
+            <w:tcMar>
+              <w:top w:w="80" w:type="dxa"/>
+              <w:left w:w="120" w:type="dxa"/>
+              <w:bottom w:w="80" w:type="dxa"/>
+              <w:right w:w="120" w:type="dxa"/>
+            </w:tcMar>
+          </w:tcPr>
+          <w:p>
+            <w:r>
+              <w:rPr>
+                <w:color w:val="000000"/>
+                <w:sz w:val="20"/>
+                <w:szCs w:val="20"/>
+              </w:rPr>
+              <w:t>Créer un nouvel article</w:t>
+            </w:r>
+          </w:p>
+        </w:tc>
+      </w:tr>
+      <w:tr>
+        <w:tc>
+          <w:tcPr>
+            <w:tcW w:w="3000" w:type="dxa"/>
+            <w:tcBorders>
+              <w:top w:val="single" w:sz="1" w:space="0" w:color="CCCCCC"/>
+              <w:left w:val="single" w:sz="1" w:space="0" w:color="CCCCCC"/>
+              <w:bottom w:val="single" w:sz="1" w:space="0" w:color="CCCCCC"/>
+              <w:right w:val="single" w:sz="1" w:space="0" w:color="CCCCCC"/>
+            </w:tcBorders>
+            <w:shd w:val="clear" w:color="auto" w:fill="FFFFFF"/>
+            <w:tcMar>
+              <w:top w:w="80" w:type="dxa"/>
+              <w:left w:w="120" w:type="dxa"/>
+              <w:bottom w:w="80" w:type="dxa"/>
+              <w:right w:w="120" w:type="dxa"/>
+            </w:tcMar>
+          </w:tcPr>
+          <w:p>
+            <w:r>
+              <w:rPr>
+                <w:color w:val="000000"/>
+                <w:sz w:val="20"/>
+                <w:szCs w:val="20"/>
+              </w:rPr>
+              <w:t>/admin/articles/</w:t>
+            </w:r>
+            <w:proofErr w:type="spellStart"/>
+            <w:r>
+              <w:rPr>
+                <w:color w:val="000000"/>
+                <w:sz w:val="20"/>
+                <w:szCs w:val="20"/>
+              </w:rPr>
+              <w:t>edit</w:t>
+            </w:r>
+            <w:proofErr w:type="spellEnd"/>
+            <w:proofErr w:type="gramStart"/>
+            <w:r>
+              <w:rPr>
+                <w:color w:val="000000"/>
+                <w:sz w:val="20"/>
+                <w:szCs w:val="20"/>
+              </w:rPr>
+              <w:t>/{</w:t>
+            </w:r>
+            <w:proofErr w:type="gramEnd"/>
+            <w:r>
+              <w:rPr>
+                <w:color w:val="000000"/>
+                <w:sz w:val="20"/>
+                <w:szCs w:val="20"/>
+              </w:rPr>
+              <w:t>id}</w:t>
+            </w:r>
+          </w:p>
+        </w:tc>
+        <w:tc>
+          <w:tcPr>
+            <w:tcW w:w="6026" w:type="dxa"/>
+            <w:tcBorders>
+              <w:top w:val="single" w:sz="1" w:space="0" w:color="CCCCCC"/>
+              <w:left w:val="single" w:sz="1" w:space="0" w:color="CCCCCC"/>
+              <w:bottom w:val="single" w:sz="1" w:space="0" w:color="CCCCCC"/>
+              <w:right w:val="single" w:sz="1" w:space="0" w:color="CCCCCC"/>
+            </w:tcBorders>
+            <w:shd w:val="clear" w:color="auto" w:fill="FFFFFF"/>
+            <w:tcMar>
+              <w:top w:w="80" w:type="dxa"/>
+              <w:left w:w="120" w:type="dxa"/>
+              <w:bottom w:w="80" w:type="dxa"/>
+              <w:right w:w="120" w:type="dxa"/>
+            </w:tcMar>
+          </w:tcPr>
+          <w:p>
+            <w:r>
+              <w:rPr>
+                <w:color w:val="000000"/>
+                <w:sz w:val="20"/>
+                <w:szCs w:val="20"/>
+              </w:rPr>
+              <w:t>Modifier un article existant</w:t>
+            </w:r>
+          </w:p>
+        </w:tc>
+      </w:tr>
+      <w:tr>
+        <w:tc>
+          <w:tcPr>
+            <w:tcW w:w="3000" w:type="dxa"/>
+            <w:tcBorders>
+              <w:top w:val="single" w:sz="1" w:space="0" w:color="CCCCCC"/>
+              <w:left w:val="single" w:sz="1" w:space="0" w:color="CCCCCC"/>
+              <w:bottom w:val="single" w:sz="1" w:space="0" w:color="CCCCCC"/>
+              <w:right w:val="single" w:sz="1" w:space="0" w:color="CCCCCC"/>
+            </w:tcBorders>
+            <w:shd w:val="clear" w:color="auto" w:fill="FFFFFF"/>
+            <w:tcMar>
+              <w:top w:w="80" w:type="dxa"/>
+              <w:left w:w="120" w:type="dxa"/>
+              <w:bottom w:w="80" w:type="dxa"/>
+              <w:right w:w="120" w:type="dxa"/>
+            </w:tcMar>
+          </w:tcPr>
+          <w:p>
+            <w:r>
+              <w:rPr>
+                <w:color w:val="000000"/>
+                <w:sz w:val="20"/>
+                <w:szCs w:val="20"/>
+              </w:rPr>
+              <w:t>/admin/</w:t>
+            </w:r>
+            <w:proofErr w:type="spellStart"/>
+            <w:r>
+              <w:rPr>
+                <w:color w:val="000000"/>
+                <w:sz w:val="20"/>
+                <w:szCs w:val="20"/>
+              </w:rPr>
+              <w:t>categories</w:t>
+            </w:r>
+            <w:proofErr w:type="spellEnd"/>
+            <w:r>
+              <w:rPr>
+                <w:color w:val="000000"/>
+                <w:sz w:val="20"/>
+                <w:szCs w:val="20"/>
+              </w:rPr>
+              <w:t>/</w:t>
+            </w:r>
+          </w:p>
+        </w:tc>
+        <w:tc>
+          <w:tcPr>
+            <w:tcW w:w="6026" w:type="dxa"/>
+            <w:tcBorders>
+              <w:top w:val="single" w:sz="1" w:space="0" w:color="CCCCCC"/>
+              <w:left w:val="single" w:sz="1" w:space="0" w:color="CCCCCC"/>
+              <w:bottom w:val="single" w:sz="1" w:space="0" w:color="CCCCCC"/>
+              <w:right w:val="single" w:sz="1" w:space="0" w:color="CCCCCC"/>
+            </w:tcBorders>
+            <w:shd w:val="clear" w:color="auto" w:fill="FFFFFF"/>
+            <w:tcMar>
+              <w:top w:w="80" w:type="dxa"/>
+              <w:left w:w="120" w:type="dxa"/>
+              <w:bottom w:w="80" w:type="dxa"/>
+              <w:right w:w="120" w:type="dxa"/>
+            </w:tcMar>
+          </w:tcPr>
+          <w:p>
+            <w:r>
+              <w:rPr>
+                <w:color w:val="000000"/>
+                <w:sz w:val="20"/>
+                <w:szCs w:val="20"/>
+              </w:rPr>
+              <w:t>Gestion des rubriques</w:t>
+            </w:r>
+          </w:p>
+        </w:tc>
+      </w:tr>
+      <w:tr>
+        <w:tc>
+          <w:tcPr>
+            <w:tcW w:w="3000" w:type="dxa"/>
+            <w:tcBorders>
+              <w:top w:val="single" w:sz="1" w:space="0" w:color="CCCCCC"/>
+              <w:left w:val="single" w:sz="1" w:space="0" w:color="CCCCCC"/>
+              <w:bottom w:val="single" w:sz="1" w:space="0" w:color="CCCCCC"/>
+              <w:right w:val="single" w:sz="1" w:space="0" w:color="CCCCCC"/>
+            </w:tcBorders>
+            <w:shd w:val="clear" w:color="auto" w:fill="FFFFFF"/>
+            <w:tcMar>
+              <w:top w:w="80" w:type="dxa"/>
+              <w:left w:w="120" w:type="dxa"/>
+              <w:bottom w:w="80" w:type="dxa"/>
+              <w:right w:w="120" w:type="dxa"/>
+            </w:tcMar>
+          </w:tcPr>
+          <w:p>
+            <w:r>
+              <w:rPr>
+                <w:color w:val="000000"/>
+                <w:sz w:val="20"/>
+                <w:szCs w:val="20"/>
+              </w:rPr>
+              <w:t>/admin/tags/</w:t>
+            </w:r>
+          </w:p>
+        </w:tc>
+        <w:tc>
+          <w:tcPr>
+            <w:tcW w:w="6026" w:type="dxa"/>
+            <w:tcBorders>
+              <w:top w:val="single" w:sz="1" w:space="0" w:color="CCCCCC"/>
+              <w:left w:val="single" w:sz="1" w:space="0" w:color="CCCCCC"/>
+              <w:bottom w:val="single" w:sz="1" w:space="0" w:color="CCCCCC"/>
+              <w:right w:val="single" w:sz="1" w:space="0" w:color="CCCCCC"/>
+            </w:tcBorders>
+            <w:shd w:val="clear" w:color="auto" w:fill="FFFFFF"/>
+            <w:tcMar>
+              <w:top w:w="80" w:type="dxa"/>
+              <w:left w:w="120" w:type="dxa"/>
+              <w:bottom w:w="80" w:type="dxa"/>
+              <w:right w:w="120" w:type="dxa"/>
+            </w:tcMar>
+          </w:tcPr>
+          <w:p>
+            <w:r>
+              <w:rPr>
+                <w:color w:val="000000"/>
+                <w:sz w:val="20"/>
+                <w:szCs w:val="20"/>
+              </w:rPr>
+              <w:t>Gestion des tags</w:t>
+            </w:r>
+          </w:p>
+        </w:tc>
+      </w:tr>
+      <w:tr>
+        <w:tc>
+          <w:tcPr>
+            <w:tcW w:w="3000" w:type="dxa"/>
+            <w:tcBorders>
+              <w:top w:val="single" w:sz="1" w:space="0" w:color="CCCCCC"/>
+              <w:left w:val="single" w:sz="1" w:space="0" w:color="CCCCCC"/>
+              <w:bottom w:val="single" w:sz="1" w:space="0" w:color="CCCCCC"/>
+              <w:right w:val="single" w:sz="1" w:space="0" w:color="CCCCCC"/>
+            </w:tcBorders>
+            <w:shd w:val="clear" w:color="auto" w:fill="FFFFFF"/>
+            <w:tcMar>
+              <w:top w:w="80" w:type="dxa"/>
+              <w:left w:w="120" w:type="dxa"/>
+              <w:bottom w:w="80" w:type="dxa"/>
+              <w:right w:w="120" w:type="dxa"/>
+            </w:tcMar>
+          </w:tcPr>
+          <w:p>
+            <w:r>
+              <w:rPr>
+                <w:color w:val="000000"/>
+                <w:sz w:val="20"/>
+                <w:szCs w:val="20"/>
+              </w:rPr>
+              <w:lastRenderedPageBreak/>
+              <w:t>/admin/auteurs/</w:t>
+            </w:r>
+          </w:p>
+        </w:tc>
+        <w:tc>
+          <w:tcPr>
+            <w:tcW w:w="6026" w:type="dxa"/>
+            <w:tcBorders>
+              <w:top w:val="single" w:sz="1" w:space="0" w:color="CCCCCC"/>
+              <w:left w:val="single" w:sz="1" w:space="0" w:color="CCCCCC"/>
+              <w:bottom w:val="single" w:sz="1" w:space="0" w:color="CCCCCC"/>
+              <w:right w:val="single" w:sz="1" w:space="0" w:color="CCCCCC"/>
+            </w:tcBorders>
+            <w:shd w:val="clear" w:color="auto" w:fill="FFFFFF"/>
+            <w:tcMar>
+              <w:top w:w="80" w:type="dxa"/>
+              <w:left w:w="120" w:type="dxa"/>
+              <w:bottom w:w="80" w:type="dxa"/>
+              <w:right w:w="120" w:type="dxa"/>
+            </w:tcMar>
+          </w:tcPr>
+          <w:p>
+            <w:r>
+              <w:rPr>
+                <w:color w:val="000000"/>
+                <w:sz w:val="20"/>
+                <w:szCs w:val="20"/>
+              </w:rPr>
+              <w:t>Gestion des auteurs</w:t>
+            </w:r>
+          </w:p>
+        </w:tc>
+      </w:tr>
+    </w:tbl>
+    <w:p>
+      <w:pPr>
+        <w:spacing w:before="120" w:after="120"/>
+      </w:pPr>
+    </w:p>
+    <w:p>
+      <w:pPr>
+        <w:pStyle w:val="Titre2"/>
+      </w:pPr>
+      <w:r>
+        <w:t>3</w:t>
+      </w:r>
+      <w:r>
+        <w:t>.3 Capture — Page de login</w:t>
+      </w:r>
+    </w:p>
+    <w:tbl>
+      <w:tblPr>
+        <w:tblW w:w="9026" w:type="dxa"/>
+        <w:tblBorders>
+          <w:top w:val="single" w:sz="4" w:space="0" w:color="auto"/>
+          <w:left w:val="single" w:sz="4" w:space="0" w:color="auto"/>
+          <w:bottom w:val="single" w:sz="4" w:space="0" w:color="auto"/>
+          <w:right w:val="single" w:sz="4" w:space="0" w:color="auto"/>
+          <w:insideH w:val="single" w:sz="4" w:space="0" w:color="auto"/>
+          <w:insideV w:val="single" w:sz="4" w:space="0" w:color="auto"/>
+        </w:tblBorders>
+        <w:tblCellMar>
+          <w:left w:w="10" w:type="dxa"/>
+          <w:right w:w="10" w:type="dxa"/>
+        </w:tblCellMar>
+        <w:tblLook w:val="0000" w:firstRow="0" w:lastRow="0" w:firstColumn="0" w:lastColumn="0" w:noHBand="0" w:noVBand="0"/>
+      </w:tblPr>
+      <w:tblGrid>
+        <w:gridCol w:w="9500"/>
+      </w:tblGrid>
+      <w:tr>
         <w:tc>
           <w:tcPr>
             <w:tcW w:w="0" w:type="auto"/>
@@ -6450,15 +5104,422 @@
                 <w:iCs/>
                 <w:color w:val="888888"/>
               </w:rPr>
-              <w:t>📷</w:t>
-            </w:r>
+              <w:t>📷  Page login BO — formulaire user/</w:t>
+            </w:r>
+            <w:proofErr w:type="spellStart"/>
             <w:r>
               <w:rPr>
                 <w:i/>
                 <w:iCs/>
                 <w:color w:val="888888"/>
               </w:rPr>
-              <w:t xml:space="preserve">  Page article — contenu, URL propre visible dans la barre d'adresse</w:t>
+              <w:t>password</w:t>
+            </w:r>
+            <w:proofErr w:type="spellEnd"/>
+            <w:r>
+              <w:rPr>
+                <w:i/>
+                <w:iCs/>
+                <w:color w:val="888888"/>
+              </w:rPr>
+              <w:br/>
+            </w:r>
+            <w:r>
+              <w:rPr>
+                <w:noProof/>
+              </w:rPr>
+              <w:drawing>
+                <wp:inline distT="0" distB="0" distL="0" distR="0">
+                  <wp:extent cx="5886450" cy="3137142"/>
+                  <wp:effectExtent l="0" t="0" r="0" b="6350"/>
+                  <wp:docPr id="5" name="Image 5" descr="C:\Users\Mike\Documents\Etude\S6\MrRojo\mini-projet\web-design-2026\docs\captures\04-login.png"/>
+                  <wp:cNvGraphicFramePr>
+                    <a:graphicFrameLocks xmlns:a="http://schemas.openxmlformats.org/drawingml/2006/main" noChangeAspect="1"/>
+                  </wp:cNvGraphicFramePr>
+                  <a:graphic xmlns:a="http://schemas.openxmlformats.org/drawingml/2006/main">
+                    <a:graphicData uri="http://schemas.openxmlformats.org/drawingml/2006/picture">
+                      <pic:pic xmlns:pic="http://schemas.openxmlformats.org/drawingml/2006/picture">
+                        <pic:nvPicPr>
+                          <pic:cNvPr id="0" name="Picture 4" descr="C:\Users\Mike\Documents\Etude\S6\MrRojo\mini-projet\web-design-2026\docs\captures\04-login.png"/>
+                          <pic:cNvPicPr>
+                            <a:picLocks noChangeAspect="1" noChangeArrowheads="1"/>
+                          </pic:cNvPicPr>
+                        </pic:nvPicPr>
+                        <pic:blipFill>
+                          <a:blip r:embed="rId10">
+                            <a:extLst>
+                              <a:ext uri="{28A0092B-C50C-407E-A947-70E740481C1C}">
+                                <a14:useLocalDpi xmlns:a14="http://schemas.microsoft.com/office/drawing/2010/main" val="0"/>
+                              </a:ext>
+                            </a:extLst>
+                          </a:blip>
+                          <a:srcRect/>
+                          <a:stretch>
+                            <a:fillRect/>
+                          </a:stretch>
+                        </pic:blipFill>
+                        <pic:spPr bwMode="auto">
+                          <a:xfrm>
+                            <a:off x="0" y="0"/>
+                            <a:ext cx="5903108" cy="3146020"/>
+                          </a:xfrm>
+                          <a:prstGeom prst="rect">
+                            <a:avLst/>
+                          </a:prstGeom>
+                          <a:noFill/>
+                          <a:ln>
+                            <a:noFill/>
+                          </a:ln>
+                        </pic:spPr>
+                      </pic:pic>
+                    </a:graphicData>
+                  </a:graphic>
+                </wp:inline>
+              </w:drawing>
+            </w:r>
+          </w:p>
+        </w:tc>
+      </w:tr>
+    </w:tbl>
+    <w:p>
+      <w:pPr>
+        <w:spacing w:before="120" w:after="120"/>
+      </w:pPr>
+    </w:p>
+    <w:p>
+      <w:pPr>
+        <w:pStyle w:val="Titre2"/>
+      </w:pPr>
+      <w:r>
+        <w:t>3</w:t>
+      </w:r>
+      <w:r>
+        <w:t>.4 Capture — Liste des articles</w:t>
+      </w:r>
+    </w:p>
+    <w:tbl>
+      <w:tblPr>
+        <w:tblW w:w="9026" w:type="dxa"/>
+        <w:tblBorders>
+          <w:top w:val="single" w:sz="4" w:space="0" w:color="auto"/>
+          <w:left w:val="single" w:sz="4" w:space="0" w:color="auto"/>
+          <w:bottom w:val="single" w:sz="4" w:space="0" w:color="auto"/>
+          <w:right w:val="single" w:sz="4" w:space="0" w:color="auto"/>
+          <w:insideH w:val="single" w:sz="4" w:space="0" w:color="auto"/>
+          <w:insideV w:val="single" w:sz="4" w:space="0" w:color="auto"/>
+        </w:tblBorders>
+        <w:tblCellMar>
+          <w:left w:w="10" w:type="dxa"/>
+          <w:right w:w="10" w:type="dxa"/>
+        </w:tblCellMar>
+        <w:tblLook w:val="0000" w:firstRow="0" w:lastRow="0" w:firstColumn="0" w:lastColumn="0" w:noHBand="0" w:noVBand="0"/>
+      </w:tblPr>
+      <w:tblGrid>
+        <w:gridCol w:w="9500"/>
+      </w:tblGrid>
+      <w:tr>
+        <w:tc>
+          <w:tcPr>
+            <w:tcW w:w="0" w:type="auto"/>
+            <w:tcBorders>
+              <w:top w:val="dashed" w:sz="2" w:space="0" w:color="999999"/>
+              <w:left w:val="dashed" w:sz="2" w:space="0" w:color="999999"/>
+              <w:bottom w:val="dashed" w:sz="2" w:space="0" w:color="999999"/>
+              <w:right w:val="dashed" w:sz="2" w:space="0" w:color="999999"/>
+            </w:tcBorders>
+            <w:shd w:val="clear" w:color="auto" w:fill="F9F9F9"/>
+            <w:tcMar>
+              <w:top w:w="400" w:type="dxa"/>
+              <w:left w:w="200" w:type="dxa"/>
+              <w:bottom w:w="400" w:type="dxa"/>
+              <w:right w:w="200" w:type="dxa"/>
+            </w:tcMar>
+          </w:tcPr>
+          <w:p>
+            <w:pPr>
+              <w:jc w:val="center"/>
+            </w:pPr>
+            <w:r>
+              <w:rPr>
+                <w:i/>
+                <w:iCs/>
+                <w:color w:val="888888"/>
+              </w:rPr>
+              <w:t>📷  Liste articles BO — titre, slug, statut, actions (éditer / supprimer)</w:t>
+            </w:r>
+            <w:r>
+              <w:rPr>
+                <w:i/>
+                <w:iCs/>
+                <w:color w:val="888888"/>
+              </w:rPr>
+              <w:br/>
+            </w:r>
+            <w:r>
+              <w:rPr>
+                <w:noProof/>
+              </w:rPr>
+              <w:drawing>
+                <wp:inline distT="0" distB="0" distL="0" distR="0">
+                  <wp:extent cx="5813078" cy="2838450"/>
+                  <wp:effectExtent l="0" t="0" r="0" b="0"/>
+                  <wp:docPr id="6" name="Image 6" descr="C:\Users\Mike\Documents\Etude\S6\MrRojo\mini-projet\web-design-2026\docs\captures\05-articles-list.png"/>
+                  <wp:cNvGraphicFramePr>
+                    <a:graphicFrameLocks xmlns:a="http://schemas.openxmlformats.org/drawingml/2006/main" noChangeAspect="1"/>
+                  </wp:cNvGraphicFramePr>
+                  <a:graphic xmlns:a="http://schemas.openxmlformats.org/drawingml/2006/main">
+                    <a:graphicData uri="http://schemas.openxmlformats.org/drawingml/2006/picture">
+                      <pic:pic xmlns:pic="http://schemas.openxmlformats.org/drawingml/2006/picture">
+                        <pic:nvPicPr>
+                          <pic:cNvPr id="0" name="Picture 5" descr="C:\Users\Mike\Documents\Etude\S6\MrRojo\mini-projet\web-design-2026\docs\captures\05-articles-list.png"/>
+                          <pic:cNvPicPr>
+                            <a:picLocks noChangeAspect="1" noChangeArrowheads="1"/>
+                          </pic:cNvPicPr>
+                        </pic:nvPicPr>
+                        <pic:blipFill>
+                          <a:blip r:embed="rId11">
+                            <a:extLst>
+                              <a:ext uri="{28A0092B-C50C-407E-A947-70E740481C1C}">
+                                <a14:useLocalDpi xmlns:a14="http://schemas.microsoft.com/office/drawing/2010/main" val="0"/>
+                              </a:ext>
+                            </a:extLst>
+                          </a:blip>
+                          <a:srcRect/>
+                          <a:stretch>
+                            <a:fillRect/>
+                          </a:stretch>
+                        </pic:blipFill>
+                        <pic:spPr bwMode="auto">
+                          <a:xfrm>
+                            <a:off x="0" y="0"/>
+                            <a:ext cx="5836739" cy="2850003"/>
+                          </a:xfrm>
+                          <a:prstGeom prst="rect">
+                            <a:avLst/>
+                          </a:prstGeom>
+                          <a:noFill/>
+                          <a:ln>
+                            <a:noFill/>
+                          </a:ln>
+                        </pic:spPr>
+                      </pic:pic>
+                    </a:graphicData>
+                  </a:graphic>
+                </wp:inline>
+              </w:drawing>
+            </w:r>
+          </w:p>
+        </w:tc>
+      </w:tr>
+    </w:tbl>
+    <w:p>
+      <w:pPr>
+        <w:spacing w:before="120" w:after="120"/>
+      </w:pPr>
+    </w:p>
+    <w:p>
+      <w:pPr>
+        <w:pStyle w:val="Titre2"/>
+      </w:pPr>
+      <w:r>
+        <w:lastRenderedPageBreak/>
+        <w:t>3</w:t>
+      </w:r>
+      <w:r>
+        <w:t>.5 Capture — Formulaire d'édition article</w:t>
+      </w:r>
+    </w:p>
+    <w:p>
+      <w:pPr>
+        <w:spacing w:before="80" w:after="80"/>
+      </w:pPr>
+      <w:r>
+        <w:rPr>
+          <w:i/>
+          <w:iCs/>
+        </w:rPr>
+        <w:t xml:space="preserve">Champs visibles : Titre, Slug, Chapeau, </w:t>
+      </w:r>
+      <w:proofErr w:type="spellStart"/>
+      <w:r>
+        <w:rPr>
+          <w:i/>
+          <w:iCs/>
+        </w:rPr>
+        <w:t>TinyMCE</w:t>
+      </w:r>
+      <w:proofErr w:type="spellEnd"/>
+      <w:r>
+        <w:rPr>
+          <w:i/>
+          <w:iCs/>
+        </w:rPr>
+        <w:t xml:space="preserve"> (contenu), Catégorie, Tags, </w:t>
+      </w:r>
+      <w:proofErr w:type="spellStart"/>
+      <w:r>
+        <w:rPr>
+          <w:i/>
+          <w:iCs/>
+        </w:rPr>
+        <w:t>Upload</w:t>
+      </w:r>
+      <w:proofErr w:type="spellEnd"/>
+      <w:r>
+        <w:rPr>
+          <w:i/>
+          <w:iCs/>
+        </w:rPr>
+        <w:t xml:space="preserve"> images, SEO </w:t>
+      </w:r>
+      <w:proofErr w:type="spellStart"/>
+      <w:r>
+        <w:rPr>
+          <w:i/>
+          <w:iCs/>
+        </w:rPr>
+        <w:t>Title</w:t>
+      </w:r>
+      <w:proofErr w:type="spellEnd"/>
+      <w:r>
+        <w:rPr>
+          <w:i/>
+          <w:iCs/>
+        </w:rPr>
+        <w:t>, Meta Description, Statut.</w:t>
+      </w:r>
+    </w:p>
+    <w:tbl>
+      <w:tblPr>
+        <w:tblW w:w="10578" w:type="dxa"/>
+        <w:tblBorders>
+          <w:top w:val="single" w:sz="4" w:space="0" w:color="auto"/>
+          <w:left w:val="single" w:sz="4" w:space="0" w:color="auto"/>
+          <w:bottom w:val="single" w:sz="4" w:space="0" w:color="auto"/>
+          <w:right w:val="single" w:sz="4" w:space="0" w:color="auto"/>
+          <w:insideH w:val="single" w:sz="4" w:space="0" w:color="auto"/>
+          <w:insideV w:val="single" w:sz="4" w:space="0" w:color="auto"/>
+        </w:tblBorders>
+        <w:tblCellMar>
+          <w:left w:w="10" w:type="dxa"/>
+          <w:right w:w="10" w:type="dxa"/>
+        </w:tblCellMar>
+        <w:tblLook w:val="0000" w:firstRow="0" w:lastRow="0" w:firstColumn="0" w:lastColumn="0" w:noHBand="0" w:noVBand="0"/>
+      </w:tblPr>
+      <w:tblGrid>
+        <w:gridCol w:w="10690"/>
+      </w:tblGrid>
+      <w:tr>
+        <w:trPr>
+          <w:trHeight w:val="9671"/>
+        </w:trPr>
+        <w:tc>
+          <w:tcPr>
+            <w:tcW w:w="0" w:type="auto"/>
+            <w:tcBorders>
+              <w:top w:val="dashed" w:sz="2" w:space="0" w:color="999999"/>
+              <w:left w:val="dashed" w:sz="2" w:space="0" w:color="999999"/>
+              <w:bottom w:val="dashed" w:sz="2" w:space="0" w:color="999999"/>
+              <w:right w:val="dashed" w:sz="2" w:space="0" w:color="999999"/>
+            </w:tcBorders>
+            <w:shd w:val="clear" w:color="auto" w:fill="F9F9F9"/>
+            <w:tcMar>
+              <w:top w:w="400" w:type="dxa"/>
+              <w:left w:w="200" w:type="dxa"/>
+              <w:bottom w:w="400" w:type="dxa"/>
+              <w:right w:w="200" w:type="dxa"/>
+            </w:tcMar>
+          </w:tcPr>
+          <w:p>
+            <w:pPr>
+              <w:jc w:val="center"/>
+            </w:pPr>
+            <w:r>
+              <w:rPr>
+                <w:i/>
+                <w:iCs/>
+                <w:color w:val="888888"/>
+              </w:rPr>
+              <w:t xml:space="preserve">📷  Formulaire édition article — éditeur </w:t>
+            </w:r>
+            <w:proofErr w:type="spellStart"/>
+            <w:r>
+              <w:rPr>
+                <w:i/>
+                <w:iCs/>
+                <w:color w:val="888888"/>
+              </w:rPr>
+              <w:t>TinyMCE</w:t>
+            </w:r>
+            <w:proofErr w:type="spellEnd"/>
+            <w:r>
+              <w:rPr>
+                <w:i/>
+                <w:iCs/>
+                <w:color w:val="888888"/>
+              </w:rPr>
+              <w:t xml:space="preserve"> visible</w:t>
+            </w:r>
+            <w:r>
+              <w:rPr>
+                <w:i/>
+                <w:iCs/>
+                <w:color w:val="888888"/>
+              </w:rPr>
+              <w:br/>
+            </w:r>
+            <w:r>
+              <w:rPr>
+                <w:noProof/>
+              </w:rPr>
+              <w:drawing>
+                <wp:inline distT="0" distB="0" distL="0" distR="0">
+                  <wp:extent cx="6534150" cy="6141948"/>
+                  <wp:effectExtent l="0" t="0" r="0" b="0"/>
+                  <wp:docPr id="7" name="Image 7" descr="C:\Users\Mike\Documents\Etude\S6\MrRojo\mini-projet\web-design-2026\docs\captures\06-article-edit.png"/>
+                  <wp:cNvGraphicFramePr>
+                    <a:graphicFrameLocks xmlns:a="http://schemas.openxmlformats.org/drawingml/2006/main" noChangeAspect="1"/>
+                  </wp:cNvGraphicFramePr>
+                  <a:graphic xmlns:a="http://schemas.openxmlformats.org/drawingml/2006/main">
+                    <a:graphicData uri="http://schemas.openxmlformats.org/drawingml/2006/picture">
+                      <pic:pic xmlns:pic="http://schemas.openxmlformats.org/drawingml/2006/picture">
+                        <pic:nvPicPr>
+                          <pic:cNvPr id="0" name="Picture 6" descr="C:\Users\Mike\Documents\Etude\S6\MrRojo\mini-projet\web-design-2026\docs\captures\06-article-edit.png"/>
+                          <pic:cNvPicPr>
+                            <a:picLocks noChangeAspect="1" noChangeArrowheads="1"/>
+                          </pic:cNvPicPr>
+                        </pic:nvPicPr>
+                        <pic:blipFill>
+                          <a:blip r:embed="rId12">
+                            <a:extLst>
+                              <a:ext uri="{28A0092B-C50C-407E-A947-70E740481C1C}">
+                                <a14:useLocalDpi xmlns:a14="http://schemas.microsoft.com/office/drawing/2010/main" val="0"/>
+                              </a:ext>
+                            </a:extLst>
+                          </a:blip>
+                          <a:srcRect/>
+                          <a:stretch>
+                            <a:fillRect/>
+                          </a:stretch>
+                        </pic:blipFill>
+                        <pic:spPr bwMode="auto">
+                          <a:xfrm>
+                            <a:off x="0" y="0"/>
+                            <a:ext cx="6613194" cy="6216248"/>
+                          </a:xfrm>
+                          <a:prstGeom prst="rect">
+                            <a:avLst/>
+                          </a:prstGeom>
+                          <a:noFill/>
+                          <a:ln>
+                            <a:noFill/>
+                          </a:ln>
+                        </pic:spPr>
+                      </pic:pic>
+                    </a:graphicData>
+                  </a:graphic>
+                </wp:inline>
+              </w:drawing>
             </w:r>
           </w:p>
         </w:tc>
@@ -6490,12 +5551,6 @@
         <w:gridCol w:w="9026"/>
       </w:tblGrid>
       <w:tr>
-        <w:tblPrEx>
-          <w:tblCellMar>
-            <w:top w:w="0" w:type="dxa"/>
-            <w:bottom w:w="0" w:type="dxa"/>
-          </w:tblCellMar>
-        </w:tblPrEx>
         <w:tc>
           <w:tcPr>
             <w:tcW w:w="0" w:type="auto"/>
@@ -6523,23 +5578,25 @@
                 <w:iCs/>
                 <w:color w:val="888888"/>
               </w:rPr>
-              <w:t>📷</w:t>
-            </w:r>
+              <w:t>📷  Formulaire édition article — champs SEO (</w:t>
+            </w:r>
+            <w:proofErr w:type="spellStart"/>
             <w:r>
               <w:rPr>
                 <w:i/>
                 <w:iCs/>
                 <w:color w:val="888888"/>
               </w:rPr>
-              <w:t xml:space="preserve">  In</w:t>
-            </w:r>
+              <w:t>title</w:t>
+            </w:r>
+            <w:proofErr w:type="spellEnd"/>
             <w:r>
               <w:rPr>
                 <w:i/>
                 <w:iCs/>
                 <w:color w:val="888888"/>
               </w:rPr>
-              <w:t>specteur HTML — balises &lt;</w:t>
+              <w:t xml:space="preserve">, </w:t>
             </w:r>
             <w:proofErr w:type="spellStart"/>
             <w:r>
@@ -6548,7 +5605,7 @@
                 <w:iCs/>
                 <w:color w:val="888888"/>
               </w:rPr>
-              <w:t>title</w:t>
+              <w:t>meta</w:t>
             </w:r>
             <w:proofErr w:type="spellEnd"/>
             <w:r>
@@ -6557,7 +5614,7 @@
                 <w:iCs/>
                 <w:color w:val="888888"/>
               </w:rPr>
-              <w:t>&gt;, &lt;</w:t>
+              <w:t xml:space="preserve">, </w:t>
             </w:r>
             <w:proofErr w:type="spellStart"/>
             <w:r>
@@ -6566,7 +5623,7 @@
                 <w:iCs/>
                 <w:color w:val="888888"/>
               </w:rPr>
-              <w:t>meta</w:t>
+              <w:t>alt</w:t>
             </w:r>
             <w:proofErr w:type="spellEnd"/>
             <w:r>
@@ -6575,7 +5632,7 @@
                 <w:iCs/>
                 <w:color w:val="888888"/>
               </w:rPr>
-              <w:t xml:space="preserve"> description&gt;, Open Graph, Schema.org</w:t>
+              <w:t xml:space="preserve"> images)</w:t>
             </w:r>
           </w:p>
         </w:tc>
@@ -6591,1317 +5648,12 @@
         <w:pStyle w:val="Titre1"/>
       </w:pPr>
       <w:r>
-        <w:t>5. BackOffice (BO)</w:t>
-      </w:r>
-    </w:p>
-    <w:p>
-      <w:pPr>
-        <w:spacing w:before="120" w:after="120"/>
-      </w:pPr>
-    </w:p>
-    <w:p>
-      <w:pPr>
-        <w:pStyle w:val="Titre2"/>
-      </w:pPr>
-      <w:r>
-        <w:t>5.1 Accès par défaut</w:t>
-      </w:r>
-    </w:p>
-    <w:tbl>
-      <w:tblPr>
-        <w:tblW w:w="9026" w:type="dxa"/>
-        <w:tblBorders>
-          <w:top w:val="single" w:sz="4" w:space="0" w:color="auto"/>
-          <w:left w:val="single" w:sz="4" w:space="0" w:color="auto"/>
-          <w:bottom w:val="single" w:sz="4" w:space="0" w:color="auto"/>
-          <w:right w:val="single" w:sz="4" w:space="0" w:color="auto"/>
-          <w:insideH w:val="single" w:sz="4" w:space="0" w:color="auto"/>
-          <w:insideV w:val="single" w:sz="4" w:space="0" w:color="auto"/>
-        </w:tblBorders>
-        <w:tblCellMar>
-          <w:left w:w="10" w:type="dxa"/>
-          <w:right w:w="10" w:type="dxa"/>
-        </w:tblCellMar>
-        <w:tblLook w:val="0000" w:firstRow="0" w:lastRow="0" w:firstColumn="0" w:lastColumn="0" w:noHBand="0" w:noVBand="0"/>
-      </w:tblPr>
-      <w:tblGrid>
-        <w:gridCol w:w="2500"/>
-        <w:gridCol w:w="6526"/>
-      </w:tblGrid>
-      <w:tr>
-        <w:tblPrEx>
-          <w:tblCellMar>
-            <w:top w:w="0" w:type="dxa"/>
-            <w:bottom w:w="0" w:type="dxa"/>
-          </w:tblCellMar>
-        </w:tblPrEx>
-        <w:tc>
-          <w:tcPr>
-            <w:tcW w:w="2500" w:type="dxa"/>
-            <w:tcBorders>
-              <w:top w:val="single" w:sz="1" w:space="0" w:color="CCCCCC"/>
-              <w:left w:val="single" w:sz="1" w:space="0" w:color="CCCCCC"/>
-              <w:bottom w:val="single" w:sz="1" w:space="0" w:color="CCCCCC"/>
-              <w:right w:val="single" w:sz="1" w:space="0" w:color="CCCCCC"/>
-            </w:tcBorders>
-            <w:shd w:val="clear" w:color="auto" w:fill="FFFFFF"/>
-            <w:tcMar>
-              <w:top w:w="80" w:type="dxa"/>
-              <w:left w:w="120" w:type="dxa"/>
-              <w:bottom w:w="80" w:type="dxa"/>
-              <w:right w:w="120" w:type="dxa"/>
-            </w:tcMar>
-          </w:tcPr>
-          <w:p>
-            <w:r>
-              <w:rPr>
-                <w:b/>
-                <w:bCs/>
-                <w:color w:val="000000"/>
-                <w:sz w:val="20"/>
-                <w:szCs w:val="20"/>
-              </w:rPr>
-              <w:t>URL</w:t>
-            </w:r>
-          </w:p>
-        </w:tc>
-        <w:tc>
-          <w:tcPr>
-            <w:tcW w:w="6526" w:type="dxa"/>
-            <w:tcBorders>
-              <w:top w:val="single" w:sz="1" w:space="0" w:color="CCCCCC"/>
-              <w:left w:val="single" w:sz="1" w:space="0" w:color="CCCCCC"/>
-              <w:bottom w:val="single" w:sz="1" w:space="0" w:color="CCCCCC"/>
-              <w:right w:val="single" w:sz="1" w:space="0" w:color="CCCCCC"/>
-            </w:tcBorders>
-            <w:shd w:val="clear" w:color="auto" w:fill="FFFFFF"/>
-            <w:tcMar>
-              <w:top w:w="80" w:type="dxa"/>
-              <w:left w:w="120" w:type="dxa"/>
-              <w:bottom w:w="80" w:type="dxa"/>
-              <w:right w:w="120" w:type="dxa"/>
-            </w:tcMar>
-          </w:tcPr>
-          <w:p>
-            <w:r>
-              <w:rPr>
-                <w:color w:val="000000"/>
-                <w:sz w:val="20"/>
-                <w:szCs w:val="20"/>
-              </w:rPr>
-              <w:t>http://localhost/admin/login/</w:t>
-            </w:r>
-          </w:p>
-        </w:tc>
-      </w:tr>
-      <w:tr>
-        <w:tblPrEx>
-          <w:tblCellMar>
-            <w:top w:w="0" w:type="dxa"/>
-            <w:bottom w:w="0" w:type="dxa"/>
-          </w:tblCellMar>
-        </w:tblPrEx>
-        <w:tc>
-          <w:tcPr>
-            <w:tcW w:w="2500" w:type="dxa"/>
-            <w:tcBorders>
-              <w:top w:val="single" w:sz="1" w:space="0" w:color="CCCCCC"/>
-              <w:left w:val="single" w:sz="1" w:space="0" w:color="CCCCCC"/>
-              <w:bottom w:val="single" w:sz="1" w:space="0" w:color="CCCCCC"/>
-              <w:right w:val="single" w:sz="1" w:space="0" w:color="CCCCCC"/>
-            </w:tcBorders>
-            <w:shd w:val="clear" w:color="auto" w:fill="FFFFFF"/>
-            <w:tcMar>
-              <w:top w:w="80" w:type="dxa"/>
-              <w:left w:w="120" w:type="dxa"/>
-              <w:bottom w:w="80" w:type="dxa"/>
-              <w:right w:w="120" w:type="dxa"/>
-            </w:tcMar>
-          </w:tcPr>
-          <w:p>
-            <w:r>
-              <w:rPr>
-                <w:b/>
-                <w:bCs/>
-                <w:color w:val="000000"/>
-                <w:sz w:val="20"/>
-                <w:szCs w:val="20"/>
-              </w:rPr>
-              <w:t>Login</w:t>
-            </w:r>
-          </w:p>
-        </w:tc>
-        <w:tc>
-          <w:tcPr>
-            <w:tcW w:w="6526" w:type="dxa"/>
-            <w:tcBorders>
-              <w:top w:val="single" w:sz="1" w:space="0" w:color="CCCCCC"/>
-              <w:left w:val="single" w:sz="1" w:space="0" w:color="CCCCCC"/>
-              <w:bottom w:val="single" w:sz="1" w:space="0" w:color="CCCCCC"/>
-              <w:right w:val="single" w:sz="1" w:space="0" w:color="CCCCCC"/>
-            </w:tcBorders>
-            <w:shd w:val="clear" w:color="auto" w:fill="FFFFFF"/>
-            <w:tcMar>
-              <w:top w:w="80" w:type="dxa"/>
-              <w:left w:w="120" w:type="dxa"/>
-              <w:bottom w:w="80" w:type="dxa"/>
-              <w:right w:w="120" w:type="dxa"/>
-            </w:tcMar>
-          </w:tcPr>
-          <w:p>
-            <w:r>
-              <w:rPr>
-                <w:color w:val="000000"/>
-                <w:sz w:val="20"/>
-                <w:szCs w:val="20"/>
-              </w:rPr>
-              <w:t>admin</w:t>
-            </w:r>
-          </w:p>
-        </w:tc>
-      </w:tr>
-      <w:tr>
-        <w:tblPrEx>
-          <w:tblCellMar>
-            <w:top w:w="0" w:type="dxa"/>
-            <w:bottom w:w="0" w:type="dxa"/>
-          </w:tblCellMar>
-        </w:tblPrEx>
-        <w:tc>
-          <w:tcPr>
-            <w:tcW w:w="2500" w:type="dxa"/>
-            <w:tcBorders>
-              <w:top w:val="single" w:sz="1" w:space="0" w:color="CCCCCC"/>
-              <w:left w:val="single" w:sz="1" w:space="0" w:color="CCCCCC"/>
-              <w:bottom w:val="single" w:sz="1" w:space="0" w:color="CCCCCC"/>
-              <w:right w:val="single" w:sz="1" w:space="0" w:color="CCCCCC"/>
-            </w:tcBorders>
-            <w:shd w:val="clear" w:color="auto" w:fill="FFFFFF"/>
-            <w:tcMar>
-              <w:top w:w="80" w:type="dxa"/>
-              <w:left w:w="120" w:type="dxa"/>
-              <w:bottom w:w="80" w:type="dxa"/>
-              <w:right w:w="120" w:type="dxa"/>
-            </w:tcMar>
-          </w:tcPr>
-          <w:p>
-            <w:r>
-              <w:rPr>
-                <w:b/>
-                <w:bCs/>
-                <w:color w:val="000000"/>
-                <w:sz w:val="20"/>
-                <w:szCs w:val="20"/>
-              </w:rPr>
-              <w:t>Mot de passe</w:t>
-            </w:r>
-          </w:p>
-        </w:tc>
-        <w:tc>
-          <w:tcPr>
-            <w:tcW w:w="6526" w:type="dxa"/>
-            <w:tcBorders>
-              <w:top w:val="single" w:sz="1" w:space="0" w:color="CCCCCC"/>
-              <w:left w:val="single" w:sz="1" w:space="0" w:color="CCCCCC"/>
-              <w:bottom w:val="single" w:sz="1" w:space="0" w:color="CCCCCC"/>
-              <w:right w:val="single" w:sz="1" w:space="0" w:color="CCCCCC"/>
-            </w:tcBorders>
-            <w:shd w:val="clear" w:color="auto" w:fill="FFFFFF"/>
-            <w:tcMar>
-              <w:top w:w="80" w:type="dxa"/>
-              <w:left w:w="120" w:type="dxa"/>
-              <w:bottom w:w="80" w:type="dxa"/>
-              <w:right w:w="120" w:type="dxa"/>
-            </w:tcMar>
-          </w:tcPr>
-          <w:p>
-            <w:r>
-              <w:rPr>
-                <w:color w:val="000000"/>
-                <w:sz w:val="20"/>
-                <w:szCs w:val="20"/>
-              </w:rPr>
-              <w:t>admin123</w:t>
-            </w:r>
-          </w:p>
-        </w:tc>
-      </w:tr>
-    </w:tbl>
-    <w:p>
-      <w:pPr>
-        <w:spacing w:before="120" w:after="120"/>
-      </w:pPr>
-    </w:p>
-    <w:p>
-      <w:pPr>
-        <w:pStyle w:val="Titre2"/>
-      </w:pPr>
-      <w:r>
-        <w:t>5.2 Fonctionnalités</w:t>
-      </w:r>
-    </w:p>
-    <w:tbl>
-      <w:tblPr>
-        <w:tblW w:w="9026" w:type="dxa"/>
-        <w:tblBorders>
-          <w:top w:val="single" w:sz="4" w:space="0" w:color="auto"/>
-          <w:left w:val="single" w:sz="4" w:space="0" w:color="auto"/>
-          <w:bottom w:val="single" w:sz="4" w:space="0" w:color="auto"/>
-          <w:right w:val="single" w:sz="4" w:space="0" w:color="auto"/>
-          <w:insideH w:val="single" w:sz="4" w:space="0" w:color="auto"/>
-          <w:insideV w:val="single" w:sz="4" w:space="0" w:color="auto"/>
-        </w:tblBorders>
-        <w:tblCellMar>
-          <w:left w:w="10" w:type="dxa"/>
-          <w:right w:w="10" w:type="dxa"/>
-        </w:tblCellMar>
-        <w:tblLook w:val="0000" w:firstRow="0" w:lastRow="0" w:firstColumn="0" w:lastColumn="0" w:noHBand="0" w:noVBand="0"/>
-      </w:tblPr>
-      <w:tblGrid>
-        <w:gridCol w:w="3000"/>
-        <w:gridCol w:w="6026"/>
-      </w:tblGrid>
-      <w:tr>
-        <w:tblPrEx>
-          <w:tblCellMar>
-            <w:top w:w="0" w:type="dxa"/>
-            <w:bottom w:w="0" w:type="dxa"/>
-          </w:tblCellMar>
-        </w:tblPrEx>
-        <w:tc>
-          <w:tcPr>
-            <w:tcW w:w="3000" w:type="dxa"/>
-            <w:tcBorders>
-              <w:top w:val="single" w:sz="1" w:space="0" w:color="2C5F8A"/>
-              <w:left w:val="single" w:sz="1" w:space="0" w:color="2C5F8A"/>
-              <w:bottom w:val="single" w:sz="1" w:space="0" w:color="2C5F8A"/>
-              <w:right w:val="single" w:sz="1" w:space="0" w:color="2C5F8A"/>
-            </w:tcBorders>
-            <w:shd w:val="clear" w:color="auto" w:fill="2C5F8A"/>
-            <w:tcMar>
-              <w:top w:w="80" w:type="dxa"/>
-              <w:left w:w="120" w:type="dxa"/>
-              <w:bottom w:w="80" w:type="dxa"/>
-              <w:right w:w="120" w:type="dxa"/>
-            </w:tcMar>
-          </w:tcPr>
-          <w:p>
-            <w:r>
-              <w:rPr>
-                <w:b/>
-                <w:bCs/>
-                <w:color w:val="FFFFFF"/>
-                <w:sz w:val="20"/>
-                <w:szCs w:val="20"/>
-              </w:rPr>
-              <w:t>Page BO</w:t>
-            </w:r>
-          </w:p>
-        </w:tc>
-        <w:tc>
-          <w:tcPr>
-            <w:tcW w:w="6026" w:type="dxa"/>
-            <w:tcBorders>
-              <w:top w:val="single" w:sz="1" w:space="0" w:color="2C5F8A"/>
-              <w:left w:val="single" w:sz="1" w:space="0" w:color="2C5F8A"/>
-              <w:bottom w:val="single" w:sz="1" w:space="0" w:color="2C5F8A"/>
-              <w:right w:val="single" w:sz="1" w:space="0" w:color="2C5F8A"/>
-            </w:tcBorders>
-            <w:shd w:val="clear" w:color="auto" w:fill="2C5F8A"/>
-            <w:tcMar>
-              <w:top w:w="80" w:type="dxa"/>
-              <w:left w:w="120" w:type="dxa"/>
-              <w:bottom w:w="80" w:type="dxa"/>
-              <w:right w:w="120" w:type="dxa"/>
-            </w:tcMar>
-          </w:tcPr>
-          <w:p>
-            <w:r>
-              <w:rPr>
-                <w:b/>
-                <w:bCs/>
-                <w:color w:val="FFFFFF"/>
-                <w:sz w:val="20"/>
-                <w:szCs w:val="20"/>
-              </w:rPr>
-              <w:t>Description</w:t>
-            </w:r>
-          </w:p>
-        </w:tc>
-      </w:tr>
-      <w:tr>
-        <w:tblPrEx>
-          <w:tblCellMar>
-            <w:top w:w="0" w:type="dxa"/>
-            <w:bottom w:w="0" w:type="dxa"/>
-          </w:tblCellMar>
-        </w:tblPrEx>
-        <w:tc>
-          <w:tcPr>
-            <w:tcW w:w="3000" w:type="dxa"/>
-            <w:tcBorders>
-              <w:top w:val="single" w:sz="1" w:space="0" w:color="CCCCCC"/>
-              <w:left w:val="single" w:sz="1" w:space="0" w:color="CCCCCC"/>
-              <w:bottom w:val="single" w:sz="1" w:space="0" w:color="CCCCCC"/>
-              <w:right w:val="single" w:sz="1" w:space="0" w:color="CCCCCC"/>
-            </w:tcBorders>
-            <w:shd w:val="clear" w:color="auto" w:fill="FFFFFF"/>
-            <w:tcMar>
-              <w:top w:w="80" w:type="dxa"/>
-              <w:left w:w="120" w:type="dxa"/>
-              <w:bottom w:w="80" w:type="dxa"/>
-              <w:right w:w="120" w:type="dxa"/>
-            </w:tcMar>
-          </w:tcPr>
-          <w:p>
-            <w:r>
-              <w:rPr>
-                <w:color w:val="000000"/>
-                <w:sz w:val="20"/>
-                <w:szCs w:val="20"/>
-              </w:rPr>
-              <w:t>/admin/login/</w:t>
-            </w:r>
-          </w:p>
-        </w:tc>
-        <w:tc>
-          <w:tcPr>
-            <w:tcW w:w="6026" w:type="dxa"/>
-            <w:tcBorders>
-              <w:top w:val="single" w:sz="1" w:space="0" w:color="CCCCCC"/>
-              <w:left w:val="single" w:sz="1" w:space="0" w:color="CCCCCC"/>
-              <w:bottom w:val="single" w:sz="1" w:space="0" w:color="CCCCCC"/>
-              <w:right w:val="single" w:sz="1" w:space="0" w:color="CCCCCC"/>
-            </w:tcBorders>
-            <w:shd w:val="clear" w:color="auto" w:fill="FFFFFF"/>
-            <w:tcMar>
-              <w:top w:w="80" w:type="dxa"/>
-              <w:left w:w="120" w:type="dxa"/>
-              <w:bottom w:w="80" w:type="dxa"/>
-              <w:right w:w="120" w:type="dxa"/>
-            </w:tcMar>
-          </w:tcPr>
-          <w:p>
-            <w:r>
-              <w:rPr>
-                <w:color w:val="000000"/>
-                <w:sz w:val="20"/>
-                <w:szCs w:val="20"/>
-              </w:rPr>
-              <w:t>Formulaire d'authentification</w:t>
-            </w:r>
-          </w:p>
-        </w:tc>
-      </w:tr>
-      <w:tr>
-        <w:tblPrEx>
-          <w:tblCellMar>
-            <w:top w:w="0" w:type="dxa"/>
-            <w:bottom w:w="0" w:type="dxa"/>
-          </w:tblCellMar>
-        </w:tblPrEx>
-        <w:tc>
-          <w:tcPr>
-            <w:tcW w:w="3000" w:type="dxa"/>
-            <w:tcBorders>
-              <w:top w:val="single" w:sz="1" w:space="0" w:color="CCCCCC"/>
-              <w:left w:val="single" w:sz="1" w:space="0" w:color="CCCCCC"/>
-              <w:bottom w:val="single" w:sz="1" w:space="0" w:color="CCCCCC"/>
-              <w:right w:val="single" w:sz="1" w:space="0" w:color="CCCCCC"/>
-            </w:tcBorders>
-            <w:shd w:val="clear" w:color="auto" w:fill="FFFFFF"/>
-            <w:tcMar>
-              <w:top w:w="80" w:type="dxa"/>
-              <w:left w:w="120" w:type="dxa"/>
-              <w:bottom w:w="80" w:type="dxa"/>
-              <w:right w:w="120" w:type="dxa"/>
-            </w:tcMar>
-          </w:tcPr>
-          <w:p>
-            <w:r>
-              <w:rPr>
-                <w:color w:val="000000"/>
-                <w:sz w:val="20"/>
-                <w:szCs w:val="20"/>
-              </w:rPr>
-              <w:t>/admin/articles/</w:t>
-            </w:r>
-          </w:p>
-        </w:tc>
-        <w:tc>
-          <w:tcPr>
-            <w:tcW w:w="6026" w:type="dxa"/>
-            <w:tcBorders>
-              <w:top w:val="single" w:sz="1" w:space="0" w:color="CCCCCC"/>
-              <w:left w:val="single" w:sz="1" w:space="0" w:color="CCCCCC"/>
-              <w:bottom w:val="single" w:sz="1" w:space="0" w:color="CCCCCC"/>
-              <w:right w:val="single" w:sz="1" w:space="0" w:color="CCCCCC"/>
-            </w:tcBorders>
-            <w:shd w:val="clear" w:color="auto" w:fill="FFFFFF"/>
-            <w:tcMar>
-              <w:top w:w="80" w:type="dxa"/>
-              <w:left w:w="120" w:type="dxa"/>
-              <w:bottom w:w="80" w:type="dxa"/>
-              <w:right w:w="120" w:type="dxa"/>
-            </w:tcMar>
-          </w:tcPr>
-          <w:p>
-            <w:r>
-              <w:rPr>
-                <w:color w:val="000000"/>
-                <w:sz w:val="20"/>
-                <w:szCs w:val="20"/>
-              </w:rPr>
-              <w:t>Liste des articles (titre, slug, statut, date)</w:t>
-            </w:r>
-          </w:p>
-        </w:tc>
-      </w:tr>
-      <w:tr>
-        <w:tblPrEx>
-          <w:tblCellMar>
-            <w:top w:w="0" w:type="dxa"/>
-            <w:bottom w:w="0" w:type="dxa"/>
-          </w:tblCellMar>
-        </w:tblPrEx>
-        <w:tc>
-          <w:tcPr>
-            <w:tcW w:w="3000" w:type="dxa"/>
-            <w:tcBorders>
-              <w:top w:val="single" w:sz="1" w:space="0" w:color="CCCCCC"/>
-              <w:left w:val="single" w:sz="1" w:space="0" w:color="CCCCCC"/>
-              <w:bottom w:val="single" w:sz="1" w:space="0" w:color="CCCCCC"/>
-              <w:right w:val="single" w:sz="1" w:space="0" w:color="CCCCCC"/>
-            </w:tcBorders>
-            <w:shd w:val="clear" w:color="auto" w:fill="FFFFFF"/>
-            <w:tcMar>
-              <w:top w:w="80" w:type="dxa"/>
-              <w:left w:w="120" w:type="dxa"/>
-              <w:bottom w:w="80" w:type="dxa"/>
-              <w:right w:w="120" w:type="dxa"/>
-            </w:tcMar>
-          </w:tcPr>
-          <w:p>
-            <w:r>
-              <w:rPr>
-                <w:color w:val="000000"/>
-                <w:sz w:val="20"/>
-                <w:szCs w:val="20"/>
-              </w:rPr>
-              <w:t>/admin/articles/new</w:t>
-            </w:r>
-          </w:p>
-        </w:tc>
-        <w:tc>
-          <w:tcPr>
-            <w:tcW w:w="6026" w:type="dxa"/>
-            <w:tcBorders>
-              <w:top w:val="single" w:sz="1" w:space="0" w:color="CCCCCC"/>
-              <w:left w:val="single" w:sz="1" w:space="0" w:color="CCCCCC"/>
-              <w:bottom w:val="single" w:sz="1" w:space="0" w:color="CCCCCC"/>
-              <w:right w:val="single" w:sz="1" w:space="0" w:color="CCCCCC"/>
-            </w:tcBorders>
-            <w:shd w:val="clear" w:color="auto" w:fill="FFFFFF"/>
-            <w:tcMar>
-              <w:top w:w="80" w:type="dxa"/>
-              <w:left w:w="120" w:type="dxa"/>
-              <w:bottom w:w="80" w:type="dxa"/>
-              <w:right w:w="120" w:type="dxa"/>
-            </w:tcMar>
-          </w:tcPr>
-          <w:p>
-            <w:r>
-              <w:rPr>
-                <w:color w:val="000000"/>
-                <w:sz w:val="20"/>
-                <w:szCs w:val="20"/>
-              </w:rPr>
-              <w:t>Créer un nouvel article</w:t>
-            </w:r>
-          </w:p>
-        </w:tc>
-      </w:tr>
-      <w:tr>
-        <w:tblPrEx>
-          <w:tblCellMar>
-            <w:top w:w="0" w:type="dxa"/>
-            <w:bottom w:w="0" w:type="dxa"/>
-          </w:tblCellMar>
-        </w:tblPrEx>
-        <w:tc>
-          <w:tcPr>
-            <w:tcW w:w="3000" w:type="dxa"/>
-            <w:tcBorders>
-              <w:top w:val="single" w:sz="1" w:space="0" w:color="CCCCCC"/>
-              <w:left w:val="single" w:sz="1" w:space="0" w:color="CCCCCC"/>
-              <w:bottom w:val="single" w:sz="1" w:space="0" w:color="CCCCCC"/>
-              <w:right w:val="single" w:sz="1" w:space="0" w:color="CCCCCC"/>
-            </w:tcBorders>
-            <w:shd w:val="clear" w:color="auto" w:fill="FFFFFF"/>
-            <w:tcMar>
-              <w:top w:w="80" w:type="dxa"/>
-              <w:left w:w="120" w:type="dxa"/>
-              <w:bottom w:w="80" w:type="dxa"/>
-              <w:right w:w="120" w:type="dxa"/>
-            </w:tcMar>
-          </w:tcPr>
-          <w:p>
-            <w:r>
-              <w:rPr>
-                <w:color w:val="000000"/>
-                <w:sz w:val="20"/>
-                <w:szCs w:val="20"/>
-              </w:rPr>
-              <w:t>/admin/articles/</w:t>
-            </w:r>
-            <w:proofErr w:type="spellStart"/>
-            <w:r>
-              <w:rPr>
-                <w:color w:val="000000"/>
-                <w:sz w:val="20"/>
-                <w:szCs w:val="20"/>
-              </w:rPr>
-              <w:t>edit</w:t>
-            </w:r>
-            <w:proofErr w:type="spellEnd"/>
-            <w:proofErr w:type="gramStart"/>
-            <w:r>
-              <w:rPr>
-                <w:color w:val="000000"/>
-                <w:sz w:val="20"/>
-                <w:szCs w:val="20"/>
-              </w:rPr>
-              <w:t>/{</w:t>
-            </w:r>
-            <w:proofErr w:type="gramEnd"/>
-            <w:r>
-              <w:rPr>
-                <w:color w:val="000000"/>
-                <w:sz w:val="20"/>
-                <w:szCs w:val="20"/>
-              </w:rPr>
-              <w:t>id}</w:t>
-            </w:r>
-          </w:p>
-        </w:tc>
-        <w:tc>
-          <w:tcPr>
-            <w:tcW w:w="6026" w:type="dxa"/>
-            <w:tcBorders>
-              <w:top w:val="single" w:sz="1" w:space="0" w:color="CCCCCC"/>
-              <w:left w:val="single" w:sz="1" w:space="0" w:color="CCCCCC"/>
-              <w:bottom w:val="single" w:sz="1" w:space="0" w:color="CCCCCC"/>
-              <w:right w:val="single" w:sz="1" w:space="0" w:color="CCCCCC"/>
-            </w:tcBorders>
-            <w:shd w:val="clear" w:color="auto" w:fill="FFFFFF"/>
-            <w:tcMar>
-              <w:top w:w="80" w:type="dxa"/>
-              <w:left w:w="120" w:type="dxa"/>
-              <w:bottom w:w="80" w:type="dxa"/>
-              <w:right w:w="120" w:type="dxa"/>
-            </w:tcMar>
-          </w:tcPr>
-          <w:p>
-            <w:r>
-              <w:rPr>
-                <w:color w:val="000000"/>
-                <w:sz w:val="20"/>
-                <w:szCs w:val="20"/>
-              </w:rPr>
-              <w:t>Modifier un article existant</w:t>
-            </w:r>
-          </w:p>
-        </w:tc>
-      </w:tr>
-      <w:tr>
-        <w:tblPrEx>
-          <w:tblCellMar>
-            <w:top w:w="0" w:type="dxa"/>
-            <w:bottom w:w="0" w:type="dxa"/>
-          </w:tblCellMar>
-        </w:tblPrEx>
-        <w:tc>
-          <w:tcPr>
-            <w:tcW w:w="3000" w:type="dxa"/>
-            <w:tcBorders>
-              <w:top w:val="single" w:sz="1" w:space="0" w:color="CCCCCC"/>
-              <w:left w:val="single" w:sz="1" w:space="0" w:color="CCCCCC"/>
-              <w:bottom w:val="single" w:sz="1" w:space="0" w:color="CCCCCC"/>
-              <w:right w:val="single" w:sz="1" w:space="0" w:color="CCCCCC"/>
-            </w:tcBorders>
-            <w:shd w:val="clear" w:color="auto" w:fill="FFFFFF"/>
-            <w:tcMar>
-              <w:top w:w="80" w:type="dxa"/>
-              <w:left w:w="120" w:type="dxa"/>
-              <w:bottom w:w="80" w:type="dxa"/>
-              <w:right w:w="120" w:type="dxa"/>
-            </w:tcMar>
-          </w:tcPr>
-          <w:p>
-            <w:r>
-              <w:rPr>
-                <w:color w:val="000000"/>
-                <w:sz w:val="20"/>
-                <w:szCs w:val="20"/>
-              </w:rPr>
-              <w:t>/admin/</w:t>
-            </w:r>
-            <w:proofErr w:type="spellStart"/>
-            <w:r>
-              <w:rPr>
-                <w:color w:val="000000"/>
-                <w:sz w:val="20"/>
-                <w:szCs w:val="20"/>
-              </w:rPr>
-              <w:t>categories</w:t>
-            </w:r>
-            <w:proofErr w:type="spellEnd"/>
-            <w:r>
-              <w:rPr>
-                <w:color w:val="000000"/>
-                <w:sz w:val="20"/>
-                <w:szCs w:val="20"/>
-              </w:rPr>
-              <w:t>/</w:t>
-            </w:r>
-          </w:p>
-        </w:tc>
-        <w:tc>
-          <w:tcPr>
-            <w:tcW w:w="6026" w:type="dxa"/>
-            <w:tcBorders>
-              <w:top w:val="single" w:sz="1" w:space="0" w:color="CCCCCC"/>
-              <w:left w:val="single" w:sz="1" w:space="0" w:color="CCCCCC"/>
-              <w:bottom w:val="single" w:sz="1" w:space="0" w:color="CCCCCC"/>
-              <w:right w:val="single" w:sz="1" w:space="0" w:color="CCCCCC"/>
-            </w:tcBorders>
-            <w:shd w:val="clear" w:color="auto" w:fill="FFFFFF"/>
-            <w:tcMar>
-              <w:top w:w="80" w:type="dxa"/>
-              <w:left w:w="120" w:type="dxa"/>
-              <w:bottom w:w="80" w:type="dxa"/>
-              <w:right w:w="120" w:type="dxa"/>
-            </w:tcMar>
-          </w:tcPr>
-          <w:p>
-            <w:r>
-              <w:rPr>
-                <w:color w:val="000000"/>
-                <w:sz w:val="20"/>
-                <w:szCs w:val="20"/>
-              </w:rPr>
-              <w:t>Gestion des rubriques</w:t>
-            </w:r>
-          </w:p>
-        </w:tc>
-      </w:tr>
-      <w:tr>
-        <w:tblPrEx>
-          <w:tblCellMar>
-            <w:top w:w="0" w:type="dxa"/>
-            <w:bottom w:w="0" w:type="dxa"/>
-          </w:tblCellMar>
-        </w:tblPrEx>
-        <w:tc>
-          <w:tcPr>
-            <w:tcW w:w="3000" w:type="dxa"/>
-            <w:tcBorders>
-              <w:top w:val="single" w:sz="1" w:space="0" w:color="CCCCCC"/>
-              <w:left w:val="single" w:sz="1" w:space="0" w:color="CCCCCC"/>
-              <w:bottom w:val="single" w:sz="1" w:space="0" w:color="CCCCCC"/>
-              <w:right w:val="single" w:sz="1" w:space="0" w:color="CCCCCC"/>
-            </w:tcBorders>
-            <w:shd w:val="clear" w:color="auto" w:fill="FFFFFF"/>
-            <w:tcMar>
-              <w:top w:w="80" w:type="dxa"/>
-              <w:left w:w="120" w:type="dxa"/>
-              <w:bottom w:w="80" w:type="dxa"/>
-              <w:right w:w="120" w:type="dxa"/>
-            </w:tcMar>
-          </w:tcPr>
-          <w:p>
-            <w:r>
-              <w:rPr>
-                <w:color w:val="000000"/>
-                <w:sz w:val="20"/>
-                <w:szCs w:val="20"/>
-              </w:rPr>
-              <w:t>/admin/tags/</w:t>
-            </w:r>
-          </w:p>
-        </w:tc>
-        <w:tc>
-          <w:tcPr>
-            <w:tcW w:w="6026" w:type="dxa"/>
-            <w:tcBorders>
-              <w:top w:val="single" w:sz="1" w:space="0" w:color="CCCCCC"/>
-              <w:left w:val="single" w:sz="1" w:space="0" w:color="CCCCCC"/>
-              <w:bottom w:val="single" w:sz="1" w:space="0" w:color="CCCCCC"/>
-              <w:right w:val="single" w:sz="1" w:space="0" w:color="CCCCCC"/>
-            </w:tcBorders>
-            <w:shd w:val="clear" w:color="auto" w:fill="FFFFFF"/>
-            <w:tcMar>
-              <w:top w:w="80" w:type="dxa"/>
-              <w:left w:w="120" w:type="dxa"/>
-              <w:bottom w:w="80" w:type="dxa"/>
-              <w:right w:w="120" w:type="dxa"/>
-            </w:tcMar>
-          </w:tcPr>
-          <w:p>
-            <w:r>
-              <w:rPr>
-                <w:color w:val="000000"/>
-                <w:sz w:val="20"/>
-                <w:szCs w:val="20"/>
-              </w:rPr>
-              <w:t>Gestion des tags</w:t>
-            </w:r>
-          </w:p>
-        </w:tc>
-      </w:tr>
-      <w:tr>
-        <w:tblPrEx>
-          <w:tblCellMar>
-            <w:top w:w="0" w:type="dxa"/>
-            <w:bottom w:w="0" w:type="dxa"/>
-          </w:tblCellMar>
-        </w:tblPrEx>
-        <w:tc>
-          <w:tcPr>
-            <w:tcW w:w="3000" w:type="dxa"/>
-            <w:tcBorders>
-              <w:top w:val="single" w:sz="1" w:space="0" w:color="CCCCCC"/>
-              <w:left w:val="single" w:sz="1" w:space="0" w:color="CCCCCC"/>
-              <w:bottom w:val="single" w:sz="1" w:space="0" w:color="CCCCCC"/>
-              <w:right w:val="single" w:sz="1" w:space="0" w:color="CCCCCC"/>
-            </w:tcBorders>
-            <w:shd w:val="clear" w:color="auto" w:fill="FFFFFF"/>
-            <w:tcMar>
-              <w:top w:w="80" w:type="dxa"/>
-              <w:left w:w="120" w:type="dxa"/>
-              <w:bottom w:w="80" w:type="dxa"/>
-              <w:right w:w="120" w:type="dxa"/>
-            </w:tcMar>
-          </w:tcPr>
-          <w:p>
-            <w:r>
-              <w:rPr>
-                <w:color w:val="000000"/>
-                <w:sz w:val="20"/>
-                <w:szCs w:val="20"/>
-              </w:rPr>
-              <w:t>/admin/auteurs/</w:t>
-            </w:r>
-          </w:p>
-        </w:tc>
-        <w:tc>
-          <w:tcPr>
-            <w:tcW w:w="6026" w:type="dxa"/>
-            <w:tcBorders>
-              <w:top w:val="single" w:sz="1" w:space="0" w:color="CCCCCC"/>
-              <w:left w:val="single" w:sz="1" w:space="0" w:color="CCCCCC"/>
-              <w:bottom w:val="single" w:sz="1" w:space="0" w:color="CCCCCC"/>
-              <w:right w:val="single" w:sz="1" w:space="0" w:color="CCCCCC"/>
-            </w:tcBorders>
-            <w:shd w:val="clear" w:color="auto" w:fill="FFFFFF"/>
-            <w:tcMar>
-              <w:top w:w="80" w:type="dxa"/>
-              <w:left w:w="120" w:type="dxa"/>
-              <w:bottom w:w="80" w:type="dxa"/>
-              <w:right w:w="120" w:type="dxa"/>
-            </w:tcMar>
-          </w:tcPr>
-          <w:p>
-            <w:r>
-              <w:rPr>
-                <w:color w:val="000000"/>
-                <w:sz w:val="20"/>
-                <w:szCs w:val="20"/>
-              </w:rPr>
-              <w:t>Gestion des auteurs</w:t>
-            </w:r>
-          </w:p>
-        </w:tc>
-      </w:tr>
-    </w:tbl>
-    <w:p>
-      <w:pPr>
-        <w:spacing w:before="120" w:after="120"/>
-      </w:pPr>
-    </w:p>
-    <w:p>
-      <w:pPr>
-        <w:pStyle w:val="Titre2"/>
-      </w:pPr>
-      <w:r>
-        <w:lastRenderedPageBreak/>
-        <w:t>5.3 Capture — Page de login</w:t>
-      </w:r>
-    </w:p>
-    <w:tbl>
-      <w:tblPr>
-        <w:tblW w:w="9026" w:type="dxa"/>
-        <w:tblBorders>
-          <w:top w:val="single" w:sz="4" w:space="0" w:color="auto"/>
-          <w:left w:val="single" w:sz="4" w:space="0" w:color="auto"/>
-          <w:bottom w:val="single" w:sz="4" w:space="0" w:color="auto"/>
-          <w:right w:val="single" w:sz="4" w:space="0" w:color="auto"/>
-          <w:insideH w:val="single" w:sz="4" w:space="0" w:color="auto"/>
-          <w:insideV w:val="single" w:sz="4" w:space="0" w:color="auto"/>
-        </w:tblBorders>
-        <w:tblCellMar>
-          <w:left w:w="10" w:type="dxa"/>
-          <w:right w:w="10" w:type="dxa"/>
-        </w:tblCellMar>
-        <w:tblLook w:val="0000" w:firstRow="0" w:lastRow="0" w:firstColumn="0" w:lastColumn="0" w:noHBand="0" w:noVBand="0"/>
-      </w:tblPr>
-      <w:tblGrid>
-        <w:gridCol w:w="9026"/>
-      </w:tblGrid>
-      <w:tr>
-        <w:tblPrEx>
-          <w:tblCellMar>
-            <w:top w:w="0" w:type="dxa"/>
-            <w:bottom w:w="0" w:type="dxa"/>
-          </w:tblCellMar>
-        </w:tblPrEx>
-        <w:tc>
-          <w:tcPr>
-            <w:tcW w:w="0" w:type="auto"/>
-            <w:tcBorders>
-              <w:top w:val="dashed" w:sz="2" w:space="0" w:color="999999"/>
-              <w:left w:val="dashed" w:sz="2" w:space="0" w:color="999999"/>
-              <w:bottom w:val="dashed" w:sz="2" w:space="0" w:color="999999"/>
-              <w:right w:val="dashed" w:sz="2" w:space="0" w:color="999999"/>
-            </w:tcBorders>
-            <w:shd w:val="clear" w:color="auto" w:fill="F9F9F9"/>
-            <w:tcMar>
-              <w:top w:w="400" w:type="dxa"/>
-              <w:left w:w="200" w:type="dxa"/>
-              <w:bottom w:w="400" w:type="dxa"/>
-              <w:right w:w="200" w:type="dxa"/>
-            </w:tcMar>
-          </w:tcPr>
-          <w:p>
-            <w:pPr>
-              <w:jc w:val="center"/>
-            </w:pPr>
-            <w:r>
-              <w:rPr>
-                <w:i/>
-                <w:iCs/>
-                <w:color w:val="888888"/>
-              </w:rPr>
-              <w:t>📷</w:t>
-            </w:r>
-            <w:r>
-              <w:rPr>
-                <w:i/>
-                <w:iCs/>
-                <w:color w:val="888888"/>
-              </w:rPr>
-              <w:t xml:space="preserve">  Page login BO — formulaire user/</w:t>
-            </w:r>
-            <w:proofErr w:type="spellStart"/>
-            <w:r>
-              <w:rPr>
-                <w:i/>
-                <w:iCs/>
-                <w:color w:val="888888"/>
-              </w:rPr>
-              <w:t>password</w:t>
-            </w:r>
-            <w:proofErr w:type="spellEnd"/>
-          </w:p>
-        </w:tc>
-      </w:tr>
-    </w:tbl>
-    <w:p>
-      <w:pPr>
-        <w:spacing w:before="120" w:after="120"/>
-      </w:pPr>
-    </w:p>
-    <w:p>
-      <w:pPr>
-        <w:pStyle w:val="Titre2"/>
-      </w:pPr>
-      <w:r>
-        <w:t>5.4 Capture — Liste des articles</w:t>
-      </w:r>
-    </w:p>
-    <w:tbl>
-      <w:tblPr>
-        <w:tblW w:w="9026" w:type="dxa"/>
-        <w:tblBorders>
-          <w:top w:val="single" w:sz="4" w:space="0" w:color="auto"/>
-          <w:left w:val="single" w:sz="4" w:space="0" w:color="auto"/>
-          <w:bottom w:val="single" w:sz="4" w:space="0" w:color="auto"/>
-          <w:right w:val="single" w:sz="4" w:space="0" w:color="auto"/>
-          <w:insideH w:val="single" w:sz="4" w:space="0" w:color="auto"/>
-          <w:insideV w:val="single" w:sz="4" w:space="0" w:color="auto"/>
-        </w:tblBorders>
-        <w:tblCellMar>
-          <w:left w:w="10" w:type="dxa"/>
-          <w:right w:w="10" w:type="dxa"/>
-        </w:tblCellMar>
-        <w:tblLook w:val="0000" w:firstRow="0" w:lastRow="0" w:firstColumn="0" w:lastColumn="0" w:noHBand="0" w:noVBand="0"/>
-      </w:tblPr>
-      <w:tblGrid>
-        <w:gridCol w:w="9026"/>
-      </w:tblGrid>
-      <w:tr>
-        <w:tblPrEx>
-          <w:tblCellMar>
-            <w:top w:w="0" w:type="dxa"/>
-            <w:bottom w:w="0" w:type="dxa"/>
-          </w:tblCellMar>
-        </w:tblPrEx>
-        <w:tc>
-          <w:tcPr>
-            <w:tcW w:w="0" w:type="auto"/>
-            <w:tcBorders>
-              <w:top w:val="dashed" w:sz="2" w:space="0" w:color="999999"/>
-              <w:left w:val="dashed" w:sz="2" w:space="0" w:color="999999"/>
-              <w:bottom w:val="dashed" w:sz="2" w:space="0" w:color="999999"/>
-              <w:right w:val="dashed" w:sz="2" w:space="0" w:color="999999"/>
-            </w:tcBorders>
-            <w:shd w:val="clear" w:color="auto" w:fill="F9F9F9"/>
-            <w:tcMar>
-              <w:top w:w="400" w:type="dxa"/>
-              <w:left w:w="200" w:type="dxa"/>
-              <w:bottom w:w="400" w:type="dxa"/>
-              <w:right w:w="200" w:type="dxa"/>
-            </w:tcMar>
-          </w:tcPr>
-          <w:p>
-            <w:pPr>
-              <w:jc w:val="center"/>
-            </w:pPr>
-            <w:r>
-              <w:rPr>
-                <w:i/>
-                <w:iCs/>
-                <w:color w:val="888888"/>
-              </w:rPr>
-              <w:t>📷</w:t>
-            </w:r>
-            <w:r>
-              <w:rPr>
-                <w:i/>
-                <w:iCs/>
-                <w:color w:val="888888"/>
-              </w:rPr>
-              <w:t xml:space="preserve">  Liste articles BO — titre, slug, statut, actions (éditer / supprimer)</w:t>
-            </w:r>
-          </w:p>
-        </w:tc>
-      </w:tr>
-    </w:tbl>
-    <w:p>
-      <w:pPr>
-        <w:spacing w:before="120" w:after="120"/>
-      </w:pPr>
-    </w:p>
-    <w:p>
-      <w:pPr>
-        <w:pStyle w:val="Titre2"/>
-      </w:pPr>
-      <w:r>
-        <w:t>5.5 Capture — Formulaire d'édition article</w:t>
-      </w:r>
-    </w:p>
-    <w:p>
-      <w:pPr>
-        <w:spacing w:before="80" w:after="80"/>
-      </w:pPr>
-      <w:r>
-        <w:rPr>
-          <w:i/>
-          <w:iCs/>
-        </w:rPr>
-        <w:t xml:space="preserve">Champs visibles : Titre, Slug, Chapeau, </w:t>
-      </w:r>
-      <w:proofErr w:type="spellStart"/>
-      <w:r>
-        <w:rPr>
-          <w:i/>
-          <w:iCs/>
-        </w:rPr>
-        <w:t>TinyMCE</w:t>
-      </w:r>
-      <w:proofErr w:type="spellEnd"/>
-      <w:r>
-        <w:rPr>
-          <w:i/>
-          <w:iCs/>
-        </w:rPr>
-        <w:t xml:space="preserve"> (contenu), Catégorie, Tags, </w:t>
-      </w:r>
-      <w:proofErr w:type="spellStart"/>
-      <w:r>
-        <w:rPr>
-          <w:i/>
-          <w:iCs/>
-        </w:rPr>
-        <w:t>Upload</w:t>
-      </w:r>
-      <w:proofErr w:type="spellEnd"/>
-      <w:r>
-        <w:rPr>
-          <w:i/>
-          <w:iCs/>
-        </w:rPr>
-        <w:t xml:space="preserve"> images, SEO </w:t>
-      </w:r>
-      <w:proofErr w:type="spellStart"/>
-      <w:r>
-        <w:rPr>
-          <w:i/>
-          <w:iCs/>
-        </w:rPr>
-        <w:t>Title</w:t>
-      </w:r>
-      <w:proofErr w:type="spellEnd"/>
-      <w:r>
-        <w:rPr>
-          <w:i/>
-          <w:iCs/>
-        </w:rPr>
-        <w:t>, Meta Description, Statut.</w:t>
-      </w:r>
-    </w:p>
-    <w:tbl>
-      <w:tblPr>
-        <w:tblW w:w="9026" w:type="dxa"/>
-        <w:tblBorders>
-          <w:top w:val="single" w:sz="4" w:space="0" w:color="auto"/>
-          <w:left w:val="single" w:sz="4" w:space="0" w:color="auto"/>
-          <w:bottom w:val="single" w:sz="4" w:space="0" w:color="auto"/>
-          <w:right w:val="single" w:sz="4" w:space="0" w:color="auto"/>
-          <w:insideH w:val="single" w:sz="4" w:space="0" w:color="auto"/>
-          <w:insideV w:val="single" w:sz="4" w:space="0" w:color="auto"/>
-        </w:tblBorders>
-        <w:tblCellMar>
-          <w:left w:w="10" w:type="dxa"/>
-          <w:right w:w="10" w:type="dxa"/>
-        </w:tblCellMar>
-        <w:tblLook w:val="0000" w:firstRow="0" w:lastRow="0" w:firstColumn="0" w:lastColumn="0" w:noHBand="0" w:noVBand="0"/>
-      </w:tblPr>
-      <w:tblGrid>
-        <w:gridCol w:w="9026"/>
-      </w:tblGrid>
-      <w:tr>
-        <w:tblPrEx>
-          <w:tblCellMar>
-            <w:top w:w="0" w:type="dxa"/>
-            <w:bottom w:w="0" w:type="dxa"/>
-          </w:tblCellMar>
-        </w:tblPrEx>
-        <w:tc>
-          <w:tcPr>
-            <w:tcW w:w="0" w:type="auto"/>
-            <w:tcBorders>
-              <w:top w:val="dashed" w:sz="2" w:space="0" w:color="999999"/>
-              <w:left w:val="dashed" w:sz="2" w:space="0" w:color="999999"/>
-              <w:bottom w:val="dashed" w:sz="2" w:space="0" w:color="999999"/>
-              <w:right w:val="dashed" w:sz="2" w:space="0" w:color="999999"/>
-            </w:tcBorders>
-            <w:shd w:val="clear" w:color="auto" w:fill="F9F9F9"/>
-            <w:tcMar>
-              <w:top w:w="400" w:type="dxa"/>
-              <w:left w:w="200" w:type="dxa"/>
-              <w:bottom w:w="400" w:type="dxa"/>
-              <w:right w:w="200" w:type="dxa"/>
-            </w:tcMar>
-          </w:tcPr>
-          <w:p>
-            <w:pPr>
-              <w:jc w:val="center"/>
-            </w:pPr>
-            <w:r>
-              <w:rPr>
-                <w:i/>
-                <w:iCs/>
-                <w:color w:val="888888"/>
-              </w:rPr>
-              <w:t>📷</w:t>
-            </w:r>
-            <w:r>
-              <w:rPr>
-                <w:i/>
-                <w:iCs/>
-                <w:color w:val="888888"/>
-              </w:rPr>
-              <w:t xml:space="preserve">  Formulaire édition article — éditeur </w:t>
-            </w:r>
-            <w:proofErr w:type="spellStart"/>
-            <w:r>
-              <w:rPr>
-                <w:i/>
-                <w:iCs/>
-                <w:color w:val="888888"/>
-              </w:rPr>
-              <w:t>TinyMCE</w:t>
-            </w:r>
-            <w:proofErr w:type="spellEnd"/>
-            <w:r>
-              <w:rPr>
-                <w:i/>
-                <w:iCs/>
-                <w:color w:val="888888"/>
-              </w:rPr>
-              <w:t xml:space="preserve"> visible</w:t>
-            </w:r>
-          </w:p>
-        </w:tc>
-      </w:tr>
-    </w:tbl>
-    <w:p>
-      <w:pPr>
-        <w:spacing w:before="120" w:after="120"/>
-      </w:pPr>
-    </w:p>
-    <w:tbl>
-      <w:tblPr>
-        <w:tblW w:w="9026" w:type="dxa"/>
-        <w:tblBorders>
-          <w:top w:val="single" w:sz="4" w:space="0" w:color="auto"/>
-          <w:left w:val="single" w:sz="4" w:space="0" w:color="auto"/>
-          <w:bottom w:val="single" w:sz="4" w:space="0" w:color="auto"/>
-          <w:right w:val="single" w:sz="4" w:space="0" w:color="auto"/>
-          <w:insideH w:val="single" w:sz="4" w:space="0" w:color="auto"/>
-          <w:insideV w:val="single" w:sz="4" w:space="0" w:color="auto"/>
-        </w:tblBorders>
-        <w:tblCellMar>
-          <w:left w:w="10" w:type="dxa"/>
-          <w:right w:w="10" w:type="dxa"/>
-        </w:tblCellMar>
-        <w:tblLook w:val="0000" w:firstRow="0" w:lastRow="0" w:firstColumn="0" w:lastColumn="0" w:noHBand="0" w:noVBand="0"/>
-      </w:tblPr>
-      <w:tblGrid>
-        <w:gridCol w:w="9026"/>
-      </w:tblGrid>
-      <w:tr>
-        <w:tblPrEx>
-          <w:tblCellMar>
-            <w:top w:w="0" w:type="dxa"/>
-            <w:bottom w:w="0" w:type="dxa"/>
-          </w:tblCellMar>
-        </w:tblPrEx>
-        <w:tc>
-          <w:tcPr>
-            <w:tcW w:w="0" w:type="auto"/>
-            <w:tcBorders>
-              <w:top w:val="dashed" w:sz="2" w:space="0" w:color="999999"/>
-              <w:left w:val="dashed" w:sz="2" w:space="0" w:color="999999"/>
-              <w:bottom w:val="dashed" w:sz="2" w:space="0" w:color="999999"/>
-              <w:right w:val="dashed" w:sz="2" w:space="0" w:color="999999"/>
-            </w:tcBorders>
-            <w:shd w:val="clear" w:color="auto" w:fill="F9F9F9"/>
-            <w:tcMar>
-              <w:top w:w="400" w:type="dxa"/>
-              <w:left w:w="200" w:type="dxa"/>
-              <w:bottom w:w="400" w:type="dxa"/>
-              <w:right w:w="200" w:type="dxa"/>
-            </w:tcMar>
-          </w:tcPr>
-          <w:p>
-            <w:pPr>
-              <w:jc w:val="center"/>
-            </w:pPr>
-            <w:r>
-              <w:rPr>
-                <w:i/>
-                <w:iCs/>
-                <w:color w:val="888888"/>
-              </w:rPr>
-              <w:t>📷</w:t>
-            </w:r>
-            <w:r>
-              <w:rPr>
-                <w:i/>
-                <w:iCs/>
-                <w:color w:val="888888"/>
-              </w:rPr>
-              <w:t xml:space="preserve">  Formulaire édition art</w:t>
-            </w:r>
-            <w:r>
-              <w:rPr>
-                <w:i/>
-                <w:iCs/>
-                <w:color w:val="888888"/>
-              </w:rPr>
-              <w:t>icle — champs SEO (</w:t>
-            </w:r>
-            <w:proofErr w:type="spellStart"/>
-            <w:r>
-              <w:rPr>
-                <w:i/>
-                <w:iCs/>
-                <w:color w:val="888888"/>
-              </w:rPr>
-              <w:t>title</w:t>
-            </w:r>
-            <w:proofErr w:type="spellEnd"/>
-            <w:r>
-              <w:rPr>
-                <w:i/>
-                <w:iCs/>
-                <w:color w:val="888888"/>
-              </w:rPr>
-              <w:t xml:space="preserve">, </w:t>
-            </w:r>
-            <w:proofErr w:type="spellStart"/>
-            <w:r>
-              <w:rPr>
-                <w:i/>
-                <w:iCs/>
-                <w:color w:val="888888"/>
-              </w:rPr>
-              <w:t>meta</w:t>
-            </w:r>
-            <w:proofErr w:type="spellEnd"/>
-            <w:r>
-              <w:rPr>
-                <w:i/>
-                <w:iCs/>
-                <w:color w:val="888888"/>
-              </w:rPr>
-              <w:t xml:space="preserve">, </w:t>
-            </w:r>
-            <w:proofErr w:type="spellStart"/>
-            <w:r>
-              <w:rPr>
-                <w:i/>
-                <w:iCs/>
-                <w:color w:val="888888"/>
-              </w:rPr>
-              <w:t>alt</w:t>
-            </w:r>
-            <w:proofErr w:type="spellEnd"/>
-            <w:r>
-              <w:rPr>
-                <w:i/>
-                <w:iCs/>
-                <w:color w:val="888888"/>
-              </w:rPr>
-              <w:t xml:space="preserve"> images)</w:t>
-            </w:r>
-          </w:p>
-        </w:tc>
-      </w:tr>
-    </w:tbl>
-    <w:p>
-      <w:pPr>
-        <w:spacing w:before="120" w:after="120"/>
-      </w:pPr>
-    </w:p>
-    <w:p>
-      <w:pPr>
-        <w:pStyle w:val="Titre1"/>
-      </w:pPr>
-      <w:r>
-        <w:t>6. Architecture Docker</w:t>
+        <w:t>4</w:t>
+      </w:r>
+      <w:bookmarkStart w:id="0" w:name="_GoBack"/>
+      <w:bookmarkEnd w:id="0"/>
+      <w:r>
+        <w:t>. Architecture Docker</w:t>
       </w:r>
     </w:p>
     <w:p>
@@ -8430,8 +6182,6 @@
         </w:rPr>
         <w:t>:</w:t>
       </w:r>
-      <w:bookmarkStart w:id="0" w:name="_GoBack"/>
-      <w:bookmarkEnd w:id="0"/>
     </w:p>
     <w:p>
       <w:pPr>
@@ -8445,7 +6195,6 @@
           <w:sz w:val="18"/>
           <w:szCs w:val="18"/>
         </w:rPr>
-        <w:lastRenderedPageBreak/>
         <w:t xml:space="preserve">      - ./</w:t>
       </w:r>
       <w:proofErr w:type="spellStart"/>
